--- a/downloads/student/bridge-week-04.docx
+++ b/downloads/student/bridge-week-04.docx
@@ -1143,6 +1143,16 @@
     <w:p>
       <w:r>
         <w:t>This condition checks a declared numeric interval, not identity or authorisation; unexpected input types need separate handling.</w:t>
+      </w:r>
+    </w:p>
+    <w:p>
+      <w:r>
+        <w:t>Read the labelled picture: Give both comparison results for ages 11, 15 and 16. Which comparison rejects each outside value, and why does and matter?</w:t>
+      </w:r>
+    </w:p>
+    <w:p>
+      <w:r>
+        <w:t>Change one thing: Change age to 16. Predict the result before checking the explanation. What remains the same?</w:t>
       </w:r>
     </w:p>
     <w:p>
@@ -2347,6 +2357,187 @@
         <w:t>Attempt the independent case before hints. Record whether you worked alone, used a hint or followed a model. After feedback, fix the first unsupported step and explain why it changed. A later check uses a changed case, not a copied answer.</w:t>
       </w:r>
     </w:p>
+    <w:p>
+      <w:pPr>
+        <w:pStyle w:val="Heading1"/>
+      </w:pPr>
+      <w:r>
+        <w:t>15. Your lesson route</w:t>
+      </w:r>
+    </w:p>
+    <w:p>
+      <w:r>
+        <w:t>Start with this question: Two conditions for entry. A toy club accepts integer ages from 12 through 15 inclusive.</w:t>
+      </w:r>
+    </w:p>
+    <w:tbl>
+      <w:tblPr>
+        <w:tblStyle w:val="LightShading-Accent1"/>
+        <w:tblW w:type="auto" w:w="0"/>
+        <w:tblLook w:firstColumn="1" w:firstRow="1" w:lastColumn="0" w:lastRow="0" w:noHBand="0" w:noVBand="1" w:val="04A0"/>
+      </w:tblPr>
+      <w:tblGrid>
+        <w:gridCol w:w="5112"/>
+        <w:gridCol w:w="5112"/>
+      </w:tblGrid>
+      <w:tr>
+        <w:trPr>
+          <w:tblHeader/>
+        </w:trPr>
+        <w:tc>
+          <w:tcPr>
+            <w:tcW w:type="dxa" w:w="5112"/>
+          </w:tcPr>
+          <w:p>
+            <w:r>
+              <w:t>By the end, I can</w:t>
+            </w:r>
+          </w:p>
+        </w:tc>
+        <w:tc>
+          <w:tcPr>
+            <w:tcW w:type="dxa" w:w="5112"/>
+          </w:tcPr>
+          <w:p>
+            <w:r>
+              <w:t>How I will show it</w:t>
+            </w:r>
+          </w:p>
+        </w:tc>
+      </w:tr>
+      <w:tr>
+        <w:tc>
+          <w:tcPr>
+            <w:tcW w:type="dxa" w:w="5112"/>
+          </w:tcPr>
+          <w:p>
+            <w:r>
+              <w:t>Translate stated requirements into comparisons</w:t>
+            </w:r>
+          </w:p>
+        </w:tc>
+        <w:tc>
+          <w:tcPr>
+            <w:tcW w:type="dxa" w:w="5112"/>
+          </w:tcPr>
+          <w:p>
+            <w:r>
+              <w:t>Explain the deciding step, show a trace or test, and state one limit.</w:t>
+            </w:r>
+          </w:p>
+        </w:tc>
+      </w:tr>
+      <w:tr>
+        <w:tc>
+          <w:tcPr>
+            <w:tcW w:type="dxa" w:w="5112"/>
+          </w:tcPr>
+          <w:p>
+            <w:r>
+              <w:t>Combine Boolean values with and or and not</w:t>
+            </w:r>
+          </w:p>
+        </w:tc>
+        <w:tc>
+          <w:tcPr>
+            <w:tcW w:type="dxa" w:w="5112"/>
+          </w:tcPr>
+          <w:p>
+            <w:r>
+              <w:t>Explain the deciding step, show a trace or test, and state one limit.</w:t>
+            </w:r>
+          </w:p>
+        </w:tc>
+      </w:tr>
+      <w:tr>
+        <w:tc>
+          <w:tcPr>
+            <w:tcW w:type="dxa" w:w="5112"/>
+          </w:tcPr>
+          <w:p>
+            <w:r>
+              <w:t>Choose a case that distinguishes two conditions</w:t>
+            </w:r>
+          </w:p>
+        </w:tc>
+        <w:tc>
+          <w:tcPr>
+            <w:tcW w:type="dxa" w:w="5112"/>
+          </w:tcPr>
+          <w:p>
+            <w:r>
+              <w:t>Explain the deciding step, show a trace or test, and state one limit.</w:t>
+            </w:r>
+          </w:p>
+        </w:tc>
+      </w:tr>
+    </w:tbl>
+    <w:p>
+      <w:r>
+        <w:t>Remember → watch and explain → try with help → investigate → try independently → keep project evidence. Your teacher may spread this lesson across several classes.</w:t>
+      </w:r>
+    </w:p>
+    <w:p>
+      <w:r>
+        <w:t>Keep your first prediction. Compare it with what the evidence shows and explain any change.</w:t>
+      </w:r>
+    </w:p>
+    <w:p>
+      <w:pPr>
+        <w:pStyle w:val="Heading1"/>
+      </w:pPr>
+      <w:r>
+        <w:t>16. Finish and return</w:t>
+      </w:r>
+    </w:p>
+    <w:p>
+      <w:r>
+        <w:t>Close your notes. Explain this goal in your own words: Translate stated requirements into comparisons</w:t>
+      </w:r>
+    </w:p>
+    <w:p>
+      <w:pPr>
+        <w:pStyle w:val="Heading3"/>
+      </w:pPr>
+      <w:r>
+        <w:t>My deciding step, evidence and one remaining question</w:t>
+      </w:r>
+    </w:p>
+    <w:p>
+      <w:r>
+        <w:t>________________________________________________________________</w:t>
+      </w:r>
+    </w:p>
+    <w:p>
+      <w:r>
+        <w:t>________________________________________________________________</w:t>
+      </w:r>
+    </w:p>
+    <w:p>
+      <w:r>
+        <w:t>________________________________________________________________</w:t>
+      </w:r>
+    </w:p>
+    <w:p>
+      <w:r>
+        <w:t>________________________________________________________________</w:t>
+      </w:r>
+    </w:p>
+    <w:p>
+      <w:r>
+        <w:t>________________________________________________________________</w:t>
+      </w:r>
+    </w:p>
+    <w:p>
+      <w:r>
+        <w:t>If you are unsure, return to the worked picture and explain one arrow. If you are ready, change an input or assumption and justify your prediction.</w:t>
+      </w:r>
+    </w:p>
+    <w:p>
+      <w:r>
+        <w:t>Save your workbook evidence. At the next review, try a different case before opening your old answer.</w:t>
+      </w:r>
+    </w:p>
     <w:sectPr>
       <w:pgSz w:w="12240" w:h="15840"/>
       <w:pgMar w:top="936" w:right="1008" w:bottom="936" w:left="1008" w:header="720" w:footer="720" w:gutter="0"/>

--- a/downloads/student/bridge-week-04.docx
+++ b/downloads/student/bridge-week-04.docx
@@ -2538,6 +2538,210 @@
         <w:t>Save your workbook evidence. At the next review, try a different case before opening your old answer.</w:t>
       </w:r>
     </w:p>
+    <w:p>
+      <w:pPr>
+        <w:pStyle w:val="Heading1"/>
+      </w:pPr>
+      <w:r>
+        <w:t>17. Supported practice, repair and portfolio</w:t>
+      </w:r>
+    </w:p>
+    <w:p>
+      <w:r>
+        <w:t>Use this supported practice once, in the browser or on paper. Keep the reserved independent assessment for a separate first attempt before teacher feedback.</w:t>
+      </w:r>
+    </w:p>
+    <w:p>
+      <w:r>
+        <w:t>Two conditions for entry. A toy club accepts integer ages from 12 through 15 inclusive.</w:t>
+      </w:r>
+    </w:p>
+    <w:p>
+      <w:pPr>
+        <w:pStyle w:val="Heading3"/>
+      </w:pPr>
+      <w:r>
+        <w:t>Practice 1: explain the deciding evidence</w:t>
+      </w:r>
+    </w:p>
+    <w:p>
+      <w:r>
+        <w:t>Which labelled step matches this detail? Both comparisons are True, so allowed is True.</w:t>
+      </w:r>
+    </w:p>
+    <w:p>
+      <w:r>
+        <w:t>1. Check lower boundary</w:t>
+      </w:r>
+    </w:p>
+    <w:p>
+      <w:r>
+        <w:t>2. Check upper boundary</w:t>
+      </w:r>
+    </w:p>
+    <w:p>
+      <w:r>
+        <w:t>3. Combine with and</w:t>
+      </w:r>
+    </w:p>
+    <w:p>
+      <w:pPr>
+        <w:pStyle w:val="Heading3"/>
+      </w:pPr>
+      <w:r>
+        <w:t>My selected conclusion, deciding fact and explanation</w:t>
+      </w:r>
+    </w:p>
+    <w:p>
+      <w:r>
+        <w:t>________________________________________________________________</w:t>
+      </w:r>
+    </w:p>
+    <w:p>
+      <w:r>
+        <w:t>________________________________________________________________</w:t>
+      </w:r>
+    </w:p>
+    <w:p>
+      <w:r>
+        <w:t>________________________________________________________________</w:t>
+      </w:r>
+    </w:p>
+    <w:p>
+      <w:r>
+        <w:t>________________________________________________________________</w:t>
+      </w:r>
+    </w:p>
+    <w:p>
+      <w:r>
+        <w:t>________________________________________________________________</w:t>
+      </w:r>
+    </w:p>
+    <w:p>
+      <w:r>
+        <w:t>Hint if needed: Read the steps in the pictorial case. Match the supplied detail to the stage that performs or records it.</w:t>
+      </w:r>
+    </w:p>
+    <w:p>
+      <w:r>
+        <w:t>After your attempt, compare with the supported explanation: Combine with and Both comparisons are True, so allowed is True. A Boolean condition represents a yes-or-no result. And requires both conditions; checking only one boundary would accept values outside the intended interval.</w:t>
+      </w:r>
+    </w:p>
+    <w:p>
+      <w:pPr>
+        <w:pStyle w:val="Heading3"/>
+      </w:pPr>
+      <w:r>
+        <w:t>Practice 2: explain the deciding evidence</w:t>
+      </w:r>
+    </w:p>
+    <w:p>
+      <w:r>
+        <w:t>Changed-case practice: Change age to 16. Which conclusion is supported by the supplied facts?</w:t>
+      </w:r>
+    </w:p>
+    <w:p>
+      <w:r>
+        <w:t>1. This one example guarantees correct results for every future input.</w:t>
+      </w:r>
+    </w:p>
+    <w:p>
+      <w:r>
+        <w:t>2. We can decide the result without examining the changed input or the procedure.</w:t>
+      </w:r>
+    </w:p>
+    <w:p>
+      <w:r>
+        <w:t>3. The result becomes False.</w:t>
+      </w:r>
+    </w:p>
+    <w:p>
+      <w:pPr>
+        <w:pStyle w:val="Heading3"/>
+      </w:pPr>
+      <w:r>
+        <w:t>My selected conclusion, deciding fact and explanation</w:t>
+      </w:r>
+    </w:p>
+    <w:p>
+      <w:r>
+        <w:t>________________________________________________________________</w:t>
+      </w:r>
+    </w:p>
+    <w:p>
+      <w:r>
+        <w:t>________________________________________________________________</w:t>
+      </w:r>
+    </w:p>
+    <w:p>
+      <w:r>
+        <w:t>________________________________________________________________</w:t>
+      </w:r>
+    </w:p>
+    <w:p>
+      <w:r>
+        <w:t>________________________________________________________________</w:t>
+      </w:r>
+    </w:p>
+    <w:p>
+      <w:r>
+        <w:t>________________________________________________________________</w:t>
+      </w:r>
+    </w:p>
+    <w:p>
+      <w:r>
+        <w:t>Hint if needed: Use the changed condition and the deciding step in the pictorial trace. The answer must say what follows from those facts.</w:t>
+      </w:r>
+    </w:p>
+    <w:p>
+      <w:r>
+        <w:t>After your attempt, compare with the supported explanation: The result becomes False. The lower condition remains True, but the upper condition fails.</w:t>
+      </w:r>
+    </w:p>
+    <w:p>
+      <w:pPr>
+        <w:pStyle w:val="Heading3"/>
+      </w:pPr>
+      <w:r>
+        <w:t>Repair a missing building block</w:t>
+      </w:r>
+    </w:p>
+    <w:p>
+      <w:r>
+        <w:t>Review Expressions and operator order (python-bridge/3). Goal: Evaluate numeric expressions using Python’s grouping rules. Short practice: Trace the operation order in both expressions. Identify which picture step changes with parentheses and predict both results when the multiplier becomes four.. Return to this week and explain what you changed.</w:t>
+      </w:r>
+    </w:p>
+    <w:p>
+      <w:r>
+        <w:t>Review From a paper algorithm to Python (python-bridge/1). Goal: Translate a short paper calculation into a Python script. Short practice: Match each paper quantity to its Python name. Why does the spare count get added once, and what prints when spare is five?. Return to this week and explain what you changed.</w:t>
+      </w:r>
+    </w:p>
+    <w:p>
+      <w:pPr>
+        <w:pStyle w:val="Heading3"/>
+      </w:pPr>
+      <w:r>
+        <w:t>Predict, run and debug</w:t>
+      </w:r>
+    </w:p>
+    <w:p>
+      <w:r>
+        <w:t>The browser lab lets you edit the supported Python examples already included in this lesson. Predict first, run, inspect the actual output or error, change one input, then run again. Keep code, predictions, actual results and a reasoned revision together. On paper, label your result as a trace rather than an execution.</w:t>
+      </w:r>
+    </w:p>
+    <w:p>
+      <w:pPr>
+        <w:pStyle w:val="Heading3"/>
+      </w:pPr>
+      <w:r>
+        <w:t>Keep your completed work</w:t>
+      </w:r>
+    </w:p>
+    <w:p>
+      <w:r>
+        <w:t>Use Download completed work in the hosted lesson to export your answers, reflections, practice feedback and code-run evidence. Open the HTML copy to read or print it. Drafts stay in this browser when storage is available; clear drafts on a shared device.</w:t>
+      </w:r>
+    </w:p>
     <w:sectPr>
       <w:pgSz w:w="12240" w:h="15840"/>
       <w:pgMar w:top="936" w:right="1008" w:bottom="936" w:left="1008" w:header="720" w:footer="720" w:gutter="0"/>

--- a/downloads/student/bridge-week-04.docx
+++ b/downloads/student/bridge-week-04.docx
@@ -42,6 +42,11 @@
       </w:r>
     </w:p>
     <w:p>
+      <w:r>
+        <w:t>Start with the target: Translate stated requirements into comparisons. Try the recall before opening notes.</w:t>
+      </w:r>
+    </w:p>
+    <w:p>
       <w:pPr>
         <w:pStyle w:val="Heading3"/>
       </w:pPr>
@@ -50,17 +55,59 @@
       </w:r>
     </w:p>
     <w:p>
-      <w:r>
-        <w:t>I can translate stated requirements into comparisons.</w:t>
-      </w:r>
-    </w:p>
-    <w:p>
-      <w:r>
-        <w:t>I can combine Boolean values with and or and not.</w:t>
-      </w:r>
-    </w:p>
-    <w:p>
-      <w:r>
+      <w:pPr>
+        <w:spacing w:line="336" w:lineRule="auto" w:after="180"/>
+      </w:pPr>
+      <w:r>
+        <w:rPr>
+          <w:b w:val="0"/>
+        </w:rPr>
+        <w:t xml:space="preserve">I can translate stated requirements into </w:t>
+      </w:r>
+      <w:r>
+        <w:rPr>
+          <w:b/>
+        </w:rPr>
+        <w:t>comparison</w:t>
+      </w:r>
+      <w:r>
+        <w:rPr>
+          <w:b w:val="0"/>
+        </w:rPr>
+        <w:t>s.</w:t>
+      </w:r>
+    </w:p>
+    <w:p>
+      <w:pPr>
+        <w:spacing w:line="336" w:lineRule="auto" w:after="180"/>
+      </w:pPr>
+      <w:r>
+        <w:rPr>
+          <w:b w:val="0"/>
+        </w:rPr>
+        <w:t xml:space="preserve">I can combine </w:t>
+      </w:r>
+      <w:r>
+        <w:rPr>
+          <w:b/>
+        </w:rPr>
+        <w:t>Boolean</w:t>
+      </w:r>
+      <w:r>
+        <w:rPr>
+          <w:b w:val="0"/>
+        </w:rPr>
+        <w:t xml:space="preserve"> values with and or and not.</w:t>
+      </w:r>
+    </w:p>
+    <w:p>
+      <w:pPr>
+        <w:spacing w:line="336" w:lineRule="auto" w:after="180"/>
+      </w:pPr>
+      <w:r>
+        <w:rPr>
+          <w:b w:val="0"/>
+        </w:rPr>
         <w:t>I can choose a case that distinguishes two conditions.</w:t>
       </w:r>
     </w:p>
@@ -73,42 +120,126 @@
       </w:r>
     </w:p>
     <w:p>
-      <w:r>
+      <w:pPr>
+        <w:spacing w:line="336" w:lineRule="auto" w:after="180"/>
+      </w:pPr>
+      <w:r>
+        <w:rPr>
+          <w:b w:val="0"/>
+        </w:rPr>
         <w:t>Close your notes first. A rough first answer helps us choose the right starting point; it is not a score for your ability.</w:t>
       </w:r>
     </w:p>
     <w:p>
-      <w:r>
+      <w:pPr>
+        <w:spacing w:line="336" w:lineRule="auto" w:after="180"/>
+      </w:pPr>
+      <w:r>
+        <w:rPr>
+          <w:b w:val="0"/>
+        </w:rPr>
         <w:t>Without opening the old lesson, explain one key idea from Expressions and operator order. Give an example and a mistake that the idea helps you avoid.</w:t>
       </w:r>
     </w:p>
     <w:p>
-      <w:r>
+      <w:pPr>
+        <w:spacing w:line="336" w:lineRule="auto" w:after="180"/>
+      </w:pPr>
+      <w:r>
+        <w:rPr>
+          <w:b w:val="0"/>
+        </w:rPr>
         <w:t>Without opening the old lesson, explain one key idea from From a paper algorithm to Python. Give an example and a mistake that the idea helps you avoid.</w:t>
       </w:r>
     </w:p>
     <w:p>
-      <w:r>
-        <w:t>After trying, check the relevant lesson or ask your teacher. Change the part of your explanation that the evidence shows was wrong.</w:t>
-      </w:r>
-    </w:p>
-    <w:p>
-      <w:r>
+      <w:pPr>
+        <w:spacing w:line="336" w:lineRule="auto" w:after="180"/>
+      </w:pPr>
+      <w:r>
+        <w:rPr>
+          <w:b w:val="0"/>
+        </w:rPr>
+        <w:t xml:space="preserve">After trying, check the relevant lesson or ask your teacher. Change the part of your explanation that the </w:t>
+      </w:r>
+      <w:r>
+        <w:rPr>
+          <w:b/>
+        </w:rPr>
+        <w:t>evidence</w:t>
+      </w:r>
+      <w:r>
+        <w:rPr>
+          <w:b w:val="0"/>
+        </w:rPr>
+        <w:t xml:space="preserve"> shows was wrong.</w:t>
+      </w:r>
+    </w:p>
+    <w:p>
+      <w:pPr>
+        <w:spacing w:line="336" w:lineRule="auto" w:after="180"/>
+      </w:pPr>
+      <w:r>
+        <w:rPr>
+          <w:b w:val="0"/>
+        </w:rPr>
         <w:t>This week you will practise:</w:t>
       </w:r>
     </w:p>
     <w:p>
-      <w:r>
-        <w:t>Translate stated requirements into comparisons</w:t>
-      </w:r>
-    </w:p>
-    <w:p>
-      <w:r>
-        <w:t>Combine Boolean values with and or and not</w:t>
-      </w:r>
-    </w:p>
-    <w:p>
-      <w:r>
+      <w:pPr>
+        <w:spacing w:line="336" w:lineRule="auto" w:after="180"/>
+      </w:pPr>
+      <w:r>
+        <w:rPr>
+          <w:b w:val="0"/>
+        </w:rPr>
+        <w:t xml:space="preserve">Translate stated requirements into </w:t>
+      </w:r>
+      <w:r>
+        <w:rPr>
+          <w:b/>
+        </w:rPr>
+        <w:t>comparison</w:t>
+      </w:r>
+      <w:r>
+        <w:rPr>
+          <w:b w:val="0"/>
+        </w:rPr>
+        <w:t>s</w:t>
+      </w:r>
+    </w:p>
+    <w:p>
+      <w:pPr>
+        <w:spacing w:line="336" w:lineRule="auto" w:after="180"/>
+      </w:pPr>
+      <w:r>
+        <w:rPr>
+          <w:b w:val="0"/>
+        </w:rPr>
+        <w:t xml:space="preserve">Combine </w:t>
+      </w:r>
+      <w:r>
+        <w:rPr>
+          <w:b/>
+        </w:rPr>
+        <w:t>Boolean</w:t>
+      </w:r>
+      <w:r>
+        <w:rPr>
+          <w:b w:val="0"/>
+        </w:rPr>
+        <w:t xml:space="preserve"> values with and or and not</w:t>
+      </w:r>
+    </w:p>
+    <w:p>
+      <w:pPr>
+        <w:spacing w:line="336" w:lineRule="auto" w:after="180"/>
+      </w:pPr>
+      <w:r>
+        <w:rPr>
+          <w:b w:val="0"/>
+        </w:rPr>
         <w:t>Choose a case that distinguishes two conditions</w:t>
       </w:r>
     </w:p>
@@ -121,7 +252,14 @@
       </w:r>
     </w:p>
     <w:p>
-      <w:r>
+      <w:pPr>
+        <w:spacing w:line="336" w:lineRule="auto" w:after="180"/>
+        <w:shd w:fill="F5F1FB"/>
+      </w:pPr>
+      <w:r>
+        <w:rPr>
+          <w:b w:val="0"/>
+        </w:rPr>
         <w:t>What type is False and how does it differ from "False"?</w:t>
       </w:r>
     </w:p>
@@ -157,8 +295,26 @@
       </w:r>
     </w:p>
     <w:p>
-      <w:r>
-        <w:t>Trace boolean conditions and explain the changed program before running it.</w:t>
+      <w:pPr>
+        <w:spacing w:line="336" w:lineRule="auto" w:after="180"/>
+      </w:pPr>
+      <w:r>
+        <w:rPr>
+          <w:b w:val="0"/>
+        </w:rPr>
+        <w:t xml:space="preserve">Trace </w:t>
+      </w:r>
+      <w:r>
+        <w:rPr>
+          <w:b/>
+        </w:rPr>
+        <w:t>boolean</w:t>
+      </w:r>
+      <w:r>
+        <w:rPr>
+          <w:b w:val="0"/>
+        </w:rPr>
+        <w:t xml:space="preserve"> conditions and explain the changed program before running it.</w:t>
       </w:r>
     </w:p>
     <w:p>
@@ -171,12 +327,99 @@
     </w:p>
     <w:p>
       <w:r>
-        <w:t>A fictional activity must take at most 12 minutes and be quiet. An activity taking exactly 12 minutes meets the time requirement. A quiet 15-minute activity does not. Before writing code, underline each requirement and decide whether all requirements must hold or whether alternatives are allowed.</w:t>
-      </w:r>
-    </w:p>
-    <w:p>
-      <w:r>
-        <w:t>Use a fresh conditions.py file with nonnegative integer minutes and an actual Boolean quiet flag. A comparison produces True or False for these values. The expression minutes &lt;= 12 includes 12; minutes &lt; 12 excludes it. Use == for equality and != for inequality. A single = assigns a value to a name; it does not ask whether two values are equal.</w:t>
+        <w:t>Investigate the supplied Boolean conditions case. Separate observations, given facts and assumptions before choosing an explanation.</w:t>
+      </w:r>
+    </w:p>
+    <w:p>
+      <w:pPr>
+        <w:spacing w:line="336" w:lineRule="auto" w:after="180"/>
+      </w:pPr>
+      <w:r>
+        <w:rPr>
+          <w:b w:val="0"/>
+        </w:rPr>
+        <w:t xml:space="preserve">A fictional activity must take at most </w:t>
+      </w:r>
+      <w:r>
+        <w:rPr>
+          <w:b/>
+        </w:rPr>
+        <w:t>12 minutes</w:t>
+      </w:r>
+      <w:r>
+        <w:rPr>
+          <w:b w:val="0"/>
+        </w:rPr>
+        <w:t xml:space="preserve"> and be quiet. An activity taking exactly </w:t>
+      </w:r>
+      <w:r>
+        <w:rPr>
+          <w:b/>
+        </w:rPr>
+        <w:t>12 minutes</w:t>
+      </w:r>
+      <w:r>
+        <w:rPr>
+          <w:b w:val="0"/>
+        </w:rPr>
+        <w:t xml:space="preserve"> meets the time requirement. A quiet 15-minute activity does not.</w:t>
+      </w:r>
+    </w:p>
+    <w:p>
+      <w:pPr>
+        <w:spacing w:line="336" w:lineRule="auto" w:after="180"/>
+      </w:pPr>
+      <w:r>
+        <w:rPr>
+          <w:b w:val="0"/>
+        </w:rPr>
+        <w:t>Before writing code, underline each requirement and decide whether all requirements must hold or whether alternatives are allowed.</w:t>
+      </w:r>
+    </w:p>
+    <w:p>
+      <w:pPr>
+        <w:spacing w:line="336" w:lineRule="auto" w:after="180"/>
+      </w:pPr>
+      <w:r>
+        <w:rPr>
+          <w:b w:val="0"/>
+        </w:rPr>
+        <w:t xml:space="preserve">Use a fresh conditions.py file with nonnegative integer minutes and an actual </w:t>
+      </w:r>
+      <w:r>
+        <w:rPr>
+          <w:b/>
+        </w:rPr>
+        <w:t>Boolean</w:t>
+      </w:r>
+      <w:r>
+        <w:rPr>
+          <w:b w:val="0"/>
+        </w:rPr>
+        <w:t xml:space="preserve"> quiet flag. A </w:t>
+      </w:r>
+      <w:r>
+        <w:rPr>
+          <w:b/>
+        </w:rPr>
+        <w:t>comparison</w:t>
+      </w:r>
+      <w:r>
+        <w:rPr>
+          <w:b w:val="0"/>
+        </w:rPr>
+        <w:t xml:space="preserve"> produces True or False for these values. The expression minutes &lt;= 12 includes 12; minutes &lt; 12 excludes it.</w:t>
+      </w:r>
+    </w:p>
+    <w:p>
+      <w:pPr>
+        <w:spacing w:line="336" w:lineRule="auto" w:after="180"/>
+      </w:pPr>
+      <w:r>
+        <w:rPr>
+          <w:b w:val="0"/>
+        </w:rPr>
+        <w:t>Use == for equality and != for inequality. A single = assigns a value to a name; it does not ask whether two values are equal.</w:t>
       </w:r>
     </w:p>
     <w:p>
@@ -208,6 +451,11 @@
       </w:pPr>
       <w:r>
         <w:t>03. See how it works</w:t>
+      </w:r>
+    </w:p>
+    <w:p>
+      <w:r>
+        <w:t>Follow the mechanism for Boolean conditions. Connect each labelled input, deciding step and result.</w:t>
       </w:r>
     </w:p>
     <w:p>
@@ -386,8 +634,37 @@
       </w:r>
     </w:p>
     <w:p>
-      <w:r>
-        <w:t>The script prints True then False. The first result concerns time only. The second requires time_ok and quiet. These are separate claims. Trace each input before explaining the combined result; a result without its conditions can be misleading.</w:t>
+      <w:pPr>
+        <w:spacing w:line="336" w:lineRule="auto" w:after="180"/>
+      </w:pPr>
+      <w:r>
+        <w:rPr>
+          <w:b w:val="0"/>
+        </w:rPr>
+        <w:t>The script prints True then False. The first result concerns time only. The second requires time_ok and quiet. These are separate claims.</w:t>
+      </w:r>
+    </w:p>
+    <w:p>
+      <w:pPr>
+        <w:spacing w:line="336" w:lineRule="auto" w:after="180"/>
+      </w:pPr>
+      <w:r>
+        <w:rPr>
+          <w:b w:val="0"/>
+        </w:rPr>
+        <w:t xml:space="preserve">Trace each </w:t>
+      </w:r>
+      <w:r>
+        <w:rPr>
+          <w:b/>
+        </w:rPr>
+        <w:t>input</w:t>
+      </w:r>
+      <w:r>
+        <w:rPr>
+          <w:b w:val="0"/>
+        </w:rPr>
+        <w:t xml:space="preserve"> before explaining the combined result; a result without its conditions can be misleading.</w:t>
       </w:r>
     </w:p>
     <w:p>
@@ -399,8 +676,26 @@
       </w:r>
     </w:p>
     <w:p>
-      <w:r>
-        <w:t>Point to the input, the deciding step and the result in this week’s visual. Explain the same step in ordinary words. A picture helps when you can say what each part represents.</w:t>
+      <w:pPr>
+        <w:spacing w:line="336" w:lineRule="auto" w:after="180"/>
+      </w:pPr>
+      <w:r>
+        <w:rPr>
+          <w:b w:val="0"/>
+        </w:rPr>
+        <w:t xml:space="preserve">Point to the </w:t>
+      </w:r>
+      <w:r>
+        <w:rPr>
+          <w:b/>
+        </w:rPr>
+        <w:t>input</w:t>
+      </w:r>
+      <w:r>
+        <w:rPr>
+          <w:b w:val="0"/>
+        </w:rPr>
+        <w:t>, the deciding step and the result in this week’s visual. Explain the same step in ordinary words. A picture helps when you can say what each part represents.</w:t>
       </w:r>
     </w:p>
     <w:p>
@@ -412,6 +707,11 @@
       </w:r>
     </w:p>
     <w:p>
+      <w:r>
+        <w:t>Compare the supplied cases for Boolean conditions. Identify the detail that changes the conclusion.</w:t>
+      </w:r>
+    </w:p>
+    <w:p>
       <w:pPr>
         <w:pStyle w:val="Heading3"/>
       </w:pPr>
@@ -420,8 +720,26 @@
       </w:r>
     </w:p>
     <w:p>
-      <w:r>
-        <w:t>For (minutes, quiet) cases (11, True), (12, False), and (13, True), write the time comparison and final suitability values before running the program.</w:t>
+      <w:pPr>
+        <w:spacing w:line="336" w:lineRule="auto" w:after="180"/>
+      </w:pPr>
+      <w:r>
+        <w:rPr>
+          <w:b w:val="0"/>
+        </w:rPr>
+        <w:t xml:space="preserve">For (minutes, quiet) cases (11, True), (12, False), and (13, True), write the time </w:t>
+      </w:r>
+      <w:r>
+        <w:rPr>
+          <w:b/>
+        </w:rPr>
+        <w:t>comparison</w:t>
+      </w:r>
+      <w:r>
+        <w:rPr>
+          <w:b w:val="0"/>
+        </w:rPr>
+        <w:t xml:space="preserve"> and final suitability values before running the program.</w:t>
       </w:r>
     </w:p>
     <w:p>
@@ -466,17 +784,68 @@
       </w:r>
     </w:p>
     <w:p>
-      <w:r>
+      <w:pPr>
+        <w:pStyle w:val="Heading3"/>
+      </w:pPr>
+      <w:r>
+        <w:t>Change one thing</w:t>
+      </w:r>
+    </w:p>
+    <w:p>
+      <w:pPr>
+        <w:spacing w:line="336" w:lineRule="auto" w:after="180"/>
+        <w:shd w:fill="F5F1FB"/>
+      </w:pPr>
+      <w:r>
+        <w:rPr>
+          <w:b w:val="0"/>
+        </w:rPr>
         <w:t>Change: Change age to 16.</w:t>
       </w:r>
     </w:p>
     <w:p>
-      <w:r>
-        <w:t>Prediction: The result becomes False.</w:t>
-      </w:r>
-    </w:p>
-    <w:p>
-      <w:r>
+      <w:pPr>
+        <w:pStyle w:val="Heading3"/>
+      </w:pPr>
+      <w:r>
+        <w:t>Predicted result</w:t>
+      </w:r>
+    </w:p>
+    <w:p>
+      <w:pPr>
+        <w:spacing w:line="336" w:lineRule="auto" w:after="180"/>
+        <w:shd w:fill="F1F6FC"/>
+      </w:pPr>
+      <w:r>
+        <w:rPr>
+          <w:b/>
+        </w:rPr>
+        <w:t>Prediction</w:t>
+      </w:r>
+      <w:r>
+        <w:rPr>
+          <w:b w:val="0"/>
+        </w:rPr>
+        <w:t>: The result becomes False.</w:t>
+      </w:r>
+    </w:p>
+    <w:p>
+      <w:pPr>
+        <w:pStyle w:val="Heading3"/>
+      </w:pPr>
+      <w:r>
+        <w:t>Why the result follows</w:t>
+      </w:r>
+    </w:p>
+    <w:p>
+      <w:pPr>
+        <w:spacing w:line="336" w:lineRule="auto" w:after="180"/>
+        <w:shd w:fill="F1F6FC"/>
+      </w:pPr>
+      <w:r>
+        <w:rPr>
+          <w:b w:val="0"/>
+        </w:rPr>
         <w:t>Reason: The lower condition remains True, but the upper condition fails.</w:t>
       </w:r>
     </w:p>
@@ -486,6 +855,11 @@
       </w:pPr>
       <w:r>
         <w:t>05. Words that unlock the idea</w:t>
+      </w:r>
+    </w:p>
+    <w:p>
+      <w:r>
+        <w:t>Use the vocabulary of Boolean conditions to explain a concrete decision, rather than only memorising definitions.</w:t>
       </w:r>
     </w:p>
     <w:tbl>
@@ -663,6 +1037,11 @@
       </w:pPr>
       <w:r>
         <w:t>06. Follow a worked example</w:t>
+      </w:r>
+    </w:p>
+    <w:p>
+      <w:r>
+        <w:t>Follow the worked trace for Boolean conditions, predict a step, then compare with its explanation.</w:t>
       </w:r>
     </w:p>
     <w:tbl>
@@ -892,15 +1271,90 @@
       </w:tr>
     </w:tbl>
     <w:p>
-      <w:r>
-        <w:t>With Boolean operands, and needs both parts True. Inclusive or needs at least one True, so both True is allowed. not reverses a Boolean: not True is False and not False is True. Python can also apply and and or to other types; keep operands Boolean here so this table directly describes the result.</w:t>
-      </w:r>
-    </w:p>
-    <w:p>
       <w:pPr>
         <w:pStyle w:val="Heading3"/>
       </w:pPr>
       <w:r>
+        <w:t>Worked explanation · Boolean conditions</w:t>
+      </w:r>
+    </w:p>
+    <w:p>
+      <w:pPr>
+        <w:spacing w:line="336" w:lineRule="auto" w:after="180"/>
+        <w:shd w:fill="F1F6FC"/>
+      </w:pPr>
+      <w:r>
+        <w:rPr>
+          <w:b w:val="0"/>
+        </w:rPr>
+        <w:t xml:space="preserve">With </w:t>
+      </w:r>
+      <w:r>
+        <w:rPr>
+          <w:b/>
+        </w:rPr>
+        <w:t>Boolean</w:t>
+      </w:r>
+      <w:r>
+        <w:rPr>
+          <w:b w:val="0"/>
+        </w:rPr>
+        <w:t xml:space="preserve"> operands, and needs both parts True. </w:t>
+      </w:r>
+      <w:r>
+        <w:rPr>
+          <w:b/>
+        </w:rPr>
+        <w:t>Inclusive or</w:t>
+      </w:r>
+      <w:r>
+        <w:rPr>
+          <w:b w:val="0"/>
+        </w:rPr>
+        <w:t xml:space="preserve"> needs at least one True, so both True is allowed. not reverses a </w:t>
+      </w:r>
+      <w:r>
+        <w:rPr>
+          <w:b/>
+        </w:rPr>
+        <w:t>Boolean</w:t>
+      </w:r>
+      <w:r>
+        <w:rPr>
+          <w:b w:val="0"/>
+        </w:rPr>
+        <w:t>: not True is False and not False is True.</w:t>
+      </w:r>
+    </w:p>
+    <w:p>
+      <w:pPr>
+        <w:spacing w:line="336" w:lineRule="auto" w:after="180"/>
+        <w:shd w:fill="F1F6FC"/>
+      </w:pPr>
+      <w:r>
+        <w:rPr>
+          <w:b w:val="0"/>
+        </w:rPr>
+        <w:t xml:space="preserve">Python can also apply and and or to other types; keep operands </w:t>
+      </w:r>
+      <w:r>
+        <w:rPr>
+          <w:b/>
+        </w:rPr>
+        <w:t>Boolean</w:t>
+      </w:r>
+      <w:r>
+        <w:rPr>
+          <w:b w:val="0"/>
+        </w:rPr>
+        <w:t xml:space="preserve"> here so this table directly describes the result.</w:t>
+      </w:r>
+    </w:p>
+    <w:p>
+      <w:pPr>
+        <w:pStyle w:val="Heading3"/>
+      </w:pPr>
+      <w:r>
         <w:t>A game requires a pencil or a crayon. If both are available, does inclusive or accept the case? Explain how this differs from requiring exactly one.</w:t>
       </w:r>
     </w:p>
@@ -938,7 +1392,13 @@
       </w:r>
     </w:p>
     <w:p>
-      <w:r>
+      <w:pPr>
+        <w:spacing w:line="336" w:lineRule="auto" w:after="180"/>
+      </w:pPr>
+      <w:r>
+        <w:rPr>
+          <w:b w:val="0"/>
+        </w:rPr>
         <w:t>Cover the result before checking it. Say what is given, choose the procedure, and follow one step at a time. Then uncover the result and explain your first mismatch. Ask why a step is allowed, not only what number it produces.</w:t>
       </w:r>
     </w:p>
@@ -951,7 +1411,13 @@
       </w:r>
     </w:p>
     <w:p>
-      <w:r>
+      <w:pPr>
+        <w:spacing w:line="336" w:lineRule="auto" w:after="180"/>
+      </w:pPr>
+      <w:r>
+        <w:rPr>
+          <w:b w:val="0"/>
+        </w:rPr>
         <w:t>Two conditions for entry. A toy club accepts integer ages from 12 through 15 inclusive.</w:t>
       </w:r>
     </w:p>
@@ -964,7 +1430,22 @@
       </w:r>
     </w:p>
     <w:p>
-      <w:r>
+      <w:pPr>
+        <w:pStyle w:val="Heading3"/>
+      </w:pPr>
+      <w:r>
+        <w:t>Supplied facts</w:t>
+      </w:r>
+    </w:p>
+    <w:p>
+      <w:pPr>
+        <w:spacing w:line="336" w:lineRule="auto" w:after="180"/>
+        <w:shd w:fill="F1F6FC"/>
+      </w:pPr>
+      <w:r>
+        <w:rPr>
+          <w:b w:val="0"/>
+        </w:rPr>
         <w:t>Python 3: age=15; allowed=(age&gt;=12) and (age&lt;=15); print(allowed). No type validation is implemented here.</w:t>
       </w:r>
     </w:p>
@@ -1128,30 +1609,138 @@
       </w:r>
     </w:p>
     <w:p>
-      <w:r>
-        <w:t>A Boolean condition represents a yes-or-no result. And requires both conditions; checking only one boundary would accept values outside the intended interval.</w:t>
-      </w:r>
-    </w:p>
-    <w:p>
       <w:pPr>
         <w:pStyle w:val="Heading3"/>
       </w:pPr>
       <w:r>
+        <w:t>Why the result follows</w:t>
+      </w:r>
+    </w:p>
+    <w:p>
+      <w:pPr>
+        <w:spacing w:line="336" w:lineRule="auto" w:after="180"/>
+        <w:shd w:fill="F1F6FC"/>
+      </w:pPr>
+      <w:r>
+        <w:rPr>
+          <w:b w:val="0"/>
+        </w:rPr>
+        <w:t xml:space="preserve">A </w:t>
+      </w:r>
+      <w:r>
+        <w:rPr>
+          <w:b/>
+        </w:rPr>
+        <w:t>Boolean</w:t>
+      </w:r>
+      <w:r>
+        <w:rPr>
+          <w:b w:val="0"/>
+        </w:rPr>
+        <w:t xml:space="preserve"> condition represents a yes-or-no result. And requires both conditions; checking only one boundary would accept values outside the intended interval.</w:t>
+      </w:r>
+    </w:p>
+    <w:p>
+      <w:pPr>
+        <w:pStyle w:val="Heading3"/>
+      </w:pPr>
+      <w:r>
         <w:t>What this example does not establish</w:t>
       </w:r>
     </w:p>
     <w:p>
-      <w:r>
-        <w:t>This condition checks a declared numeric interval, not identity or authorisation; unexpected input types need separate handling.</w:t>
-      </w:r>
-    </w:p>
-    <w:p>
-      <w:r>
-        <w:t>Read the labelled picture: Give both comparison results for ages 11, 15 and 16. Which comparison rejects each outside value, and why does and matter?</w:t>
-      </w:r>
-    </w:p>
-    <w:p>
-      <w:r>
+      <w:pPr>
+        <w:pStyle w:val="Heading3"/>
+      </w:pPr>
+      <w:r>
+        <w:t>Keep the stated limit</w:t>
+      </w:r>
+    </w:p>
+    <w:p>
+      <w:pPr>
+        <w:spacing w:line="336" w:lineRule="auto" w:after="180"/>
+        <w:shd w:fill="FFF5E6"/>
+      </w:pPr>
+      <w:r>
+        <w:rPr>
+          <w:b w:val="0"/>
+        </w:rPr>
+        <w:t xml:space="preserve">This condition checks a declared numeric interval, not identity or authorisation; unexpected </w:t>
+      </w:r>
+      <w:r>
+        <w:rPr>
+          <w:b/>
+        </w:rPr>
+        <w:t>input</w:t>
+      </w:r>
+      <w:r>
+        <w:rPr>
+          <w:b w:val="0"/>
+        </w:rPr>
+        <w:t xml:space="preserve"> types need separate handling.</w:t>
+      </w:r>
+    </w:p>
+    <w:p>
+      <w:pPr>
+        <w:pStyle w:val="Heading3"/>
+      </w:pPr>
+      <w:r>
+        <w:t>Keep the stated limit</w:t>
+      </w:r>
+    </w:p>
+    <w:p>
+      <w:pPr>
+        <w:spacing w:line="336" w:lineRule="auto" w:after="180"/>
+        <w:shd w:fill="FFF5E6"/>
+      </w:pPr>
+      <w:r>
+        <w:rPr>
+          <w:b w:val="0"/>
+        </w:rPr>
+        <w:t xml:space="preserve">Read the labelled picture: Give both </w:t>
+      </w:r>
+      <w:r>
+        <w:rPr>
+          <w:b/>
+        </w:rPr>
+        <w:t>comparison</w:t>
+      </w:r>
+      <w:r>
+        <w:rPr>
+          <w:b w:val="0"/>
+        </w:rPr>
+        <w:t xml:space="preserve"> results for ages 11, 15 and 16. Which </w:t>
+      </w:r>
+      <w:r>
+        <w:rPr>
+          <w:b/>
+        </w:rPr>
+        <w:t>comparison</w:t>
+      </w:r>
+      <w:r>
+        <w:rPr>
+          <w:b w:val="0"/>
+        </w:rPr>
+        <w:t xml:space="preserve"> rejects each outside value, and why does and matter?</w:t>
+      </w:r>
+    </w:p>
+    <w:p>
+      <w:pPr>
+        <w:pStyle w:val="Heading3"/>
+      </w:pPr>
+      <w:r>
+        <w:t>Keep the stated limit</w:t>
+      </w:r>
+    </w:p>
+    <w:p>
+      <w:pPr>
+        <w:spacing w:line="336" w:lineRule="auto" w:after="180"/>
+        <w:shd w:fill="FFF5E6"/>
+      </w:pPr>
+      <w:r>
+        <w:rPr>
+          <w:b w:val="0"/>
+        </w:rPr>
         <w:t>Change one thing: Change age to 16. Predict the result before checking the explanation. What remains the same?</w:t>
       </w:r>
     </w:p>
@@ -1161,6 +1750,11 @@
       </w:pPr>
       <w:r>
         <w:t>07. Find and repair a mistake</w:t>
+      </w:r>
+    </w:p>
+    <w:p>
+      <w:r>
+        <w:t>Find the unsupported step in the Boolean conditions claim and explain a repair using the supplied evidence.</w:t>
       </w:r>
     </w:p>
     <w:p>
@@ -1181,26 +1775,124 @@
       </w:r>
     </w:p>
     <w:p>
-      <w:r>
-        <w:t>This prints True, False and True. Parentheses make the two range checks clear. To express minutes equal to 8 or 12, write (minutes == 8) or (minutes == 12). Do not write minutes == 8 or 12: the number 12 is not a second equality comparison. Later lessons examine truth testing of other types.</w:t>
-      </w:r>
-    </w:p>
-    <w:p>
-      <w:r>
-        <w:t>The rule uses values supplied by a person. It does not verify that the activity is really quiet, and a True result grants no permission to act. Our input contract already assumes a valid integer and Boolean; handling wrong types is a separate task.</w:t>
-      </w:r>
-    </w:p>
-    <w:p>
       <w:pPr>
         <w:pStyle w:val="Heading3"/>
       </w:pPr>
       <w:r>
+        <w:t>Check the claim against the facts</w:t>
+      </w:r>
+    </w:p>
+    <w:p>
+      <w:pPr>
+        <w:spacing w:line="336" w:lineRule="auto" w:after="180"/>
+        <w:shd w:fill="FFF5E6"/>
+      </w:pPr>
+      <w:r>
+        <w:rPr>
+          <w:b w:val="0"/>
+        </w:rPr>
+        <w:t>This prints True, False and True. Parentheses make the two range checks clear. To express minutes equal to 8 or 12, write (minutes == 8) or (minutes == 12).</w:t>
+      </w:r>
+    </w:p>
+    <w:p>
+      <w:pPr>
+        <w:spacing w:line="336" w:lineRule="auto" w:after="180"/>
+        <w:shd w:fill="FFF5E6"/>
+      </w:pPr>
+      <w:r>
+        <w:rPr>
+          <w:b w:val="0"/>
+        </w:rPr>
+        <w:t xml:space="preserve">Do not write minutes == 8 or 12: the number 12 is not a second equality </w:t>
+      </w:r>
+      <w:r>
+        <w:rPr>
+          <w:b/>
+        </w:rPr>
+        <w:t>comparison</w:t>
+      </w:r>
+      <w:r>
+        <w:rPr>
+          <w:b w:val="0"/>
+        </w:rPr>
+        <w:t>. Later lessons examine truth testing of other types.</w:t>
+      </w:r>
+    </w:p>
+    <w:p>
+      <w:pPr>
+        <w:spacing w:line="336" w:lineRule="auto" w:after="180"/>
+      </w:pPr>
+      <w:r>
+        <w:rPr>
+          <w:b w:val="0"/>
+        </w:rPr>
+        <w:t>The rule uses values supplied by a person. It does not verify that the activity is really quiet, and a True result grants no permission to act.</w:t>
+      </w:r>
+    </w:p>
+    <w:p>
+      <w:pPr>
+        <w:spacing w:line="336" w:lineRule="auto" w:after="180"/>
+      </w:pPr>
+      <w:r>
+        <w:rPr>
+          <w:b w:val="0"/>
+        </w:rPr>
+        <w:t xml:space="preserve">Our </w:t>
+      </w:r>
+      <w:r>
+        <w:rPr>
+          <w:b/>
+        </w:rPr>
+        <w:t>input</w:t>
+      </w:r>
+      <w:r>
+        <w:rPr>
+          <w:b w:val="0"/>
+        </w:rPr>
+        <w:t xml:space="preserve"> contract already assumes a valid integer and </w:t>
+      </w:r>
+      <w:r>
+        <w:rPr>
+          <w:b/>
+        </w:rPr>
+        <w:t>Boolean</w:t>
+      </w:r>
+      <w:r>
+        <w:rPr>
+          <w:b w:val="0"/>
+        </w:rPr>
+        <w:t>; handling wrong types is a separate task.</w:t>
+      </w:r>
+    </w:p>
+    <w:p>
+      <w:pPr>
+        <w:pStyle w:val="Heading3"/>
+      </w:pPr>
+      <w:r>
         <w:t>Locate the earliest unsupported step</w:t>
       </w:r>
     </w:p>
     <w:p>
-      <w:r>
-        <w:t>Complete all four Boolean combinations for pencil or crayon. Explain the both-available case and the effect of not pencil.</w:t>
+      <w:pPr>
+        <w:spacing w:line="336" w:lineRule="auto" w:after="180"/>
+      </w:pPr>
+      <w:r>
+        <w:rPr>
+          <w:b w:val="0"/>
+        </w:rPr>
+        <w:t xml:space="preserve">Complete all four </w:t>
+      </w:r>
+      <w:r>
+        <w:rPr>
+          <w:b/>
+        </w:rPr>
+        <w:t>Boolean</w:t>
+      </w:r>
+      <w:r>
+        <w:rPr>
+          <w:b w:val="0"/>
+        </w:rPr>
+        <w:t xml:space="preserve"> combinations for pencil or crayon. Explain the both-available case and the effect of not pencil.</w:t>
       </w:r>
     </w:p>
     <w:p>
@@ -1251,7 +1943,42 @@
     </w:p>
     <w:p>
       <w:r>
-        <w:t>Write a condition for an activity taking at most 12 minutes and being quiet. Explain why exactly 12 minutes is included.</w:t>
+        <w:t>Practise Boolean conditions with support, then explain the deciding step in your own words.</w:t>
+      </w:r>
+    </w:p>
+    <w:p>
+      <w:pPr>
+        <w:spacing w:line="336" w:lineRule="auto" w:after="180"/>
+      </w:pPr>
+      <w:r>
+        <w:rPr>
+          <w:b w:val="0"/>
+        </w:rPr>
+        <w:t xml:space="preserve">Write a condition for an activity taking at most </w:t>
+      </w:r>
+      <w:r>
+        <w:rPr>
+          <w:b/>
+        </w:rPr>
+        <w:t>12 minutes</w:t>
+      </w:r>
+      <w:r>
+        <w:rPr>
+          <w:b w:val="0"/>
+        </w:rPr>
+        <w:t xml:space="preserve"> and being quiet. Explain why exactly </w:t>
+      </w:r>
+      <w:r>
+        <w:rPr>
+          <w:b/>
+        </w:rPr>
+        <w:t>12 minutes</w:t>
+      </w:r>
+      <w:r>
+        <w:rPr>
+          <w:b w:val="0"/>
+        </w:rPr>
+        <w:t xml:space="preserve"> is included.</w:t>
       </w:r>
     </w:p>
     <w:p>
@@ -1324,8 +2051,38 @@
       </w:r>
     </w:p>
     <w:p>
-      <w:r>
-        <w:t>Use workbook W2 for the connected example “Boolean conditions”. First fill the input and rule boxes. Try the middle steps before asking for a hint. After a hint, try the next step yourself.</w:t>
+      <w:pPr>
+        <w:spacing w:line="336" w:lineRule="auto" w:after="180"/>
+      </w:pPr>
+      <w:r>
+        <w:rPr>
+          <w:b w:val="0"/>
+        </w:rPr>
+        <w:t>Use workbook W2 for the connected example “</w:t>
+      </w:r>
+      <w:r>
+        <w:rPr>
+          <w:b/>
+        </w:rPr>
+        <w:t>Boolean</w:t>
+      </w:r>
+      <w:r>
+        <w:rPr>
+          <w:b w:val="0"/>
+        </w:rPr>
+        <w:t xml:space="preserve"> conditions”. First fill the </w:t>
+      </w:r>
+      <w:r>
+        <w:rPr>
+          <w:b/>
+        </w:rPr>
+        <w:t>input</w:t>
+      </w:r>
+      <w:r>
+        <w:rPr>
+          <w:b w:val="0"/>
+        </w:rPr>
+        <w:t xml:space="preserve"> and rule boxes. Try the middle steps before asking for a hint. After a hint, try the next step yourself.</w:t>
       </w:r>
     </w:p>
     <w:tbl>
@@ -1408,7 +2165,13 @@
       </w:tr>
     </w:tbl>
     <w:p>
-      <w:r>
+      <w:pPr>
+        <w:spacing w:line="336" w:lineRule="auto" w:after="180"/>
+      </w:pPr>
+      <w:r>
+        <w:rPr>
+          <w:b w:val="0"/>
+        </w:rPr>
         <w:t>Explain your trace to a partner. Your partner points to one step to check. Swap roles on the next case. Each person writes their own explanation.</w:t>
       </w:r>
     </w:p>
@@ -1421,12 +2184,36 @@
       </w:r>
     </w:p>
     <w:p>
-      <w:r>
-        <w:t>Use the worked case for Boolean conditions. Proposed explanation: “At most excludes the boundary”. Decide whether this explanation is supported. Point to the step or supplied fact that decides; explain your repair if needed.</w:t>
-      </w:r>
-    </w:p>
-    <w:p>
-      <w:r>
+      <w:pPr>
+        <w:spacing w:line="336" w:lineRule="auto" w:after="180"/>
+      </w:pPr>
+      <w:r>
+        <w:rPr>
+          <w:b w:val="0"/>
+        </w:rPr>
+        <w:t xml:space="preserve">Use the worked case for </w:t>
+      </w:r>
+      <w:r>
+        <w:rPr>
+          <w:b/>
+        </w:rPr>
+        <w:t>Boolean</w:t>
+      </w:r>
+      <w:r>
+        <w:rPr>
+          <w:b w:val="0"/>
+        </w:rPr>
+        <w:t xml:space="preserve"> conditions. Proposed explanation: “At most excludes the boundary”. Decide whether this explanation is supported. Point to the step or supplied fact that decides; explain your repair if needed.</w:t>
+      </w:r>
+    </w:p>
+    <w:p>
+      <w:pPr>
+        <w:spacing w:line="336" w:lineRule="auto" w:after="180"/>
+      </w:pPr>
+      <w:r>
+        <w:rPr>
+          <w:b w:val="0"/>
+        </w:rPr>
         <w:t>Answer on your own before discussion. If you are unsure, say which step you need help with.</w:t>
       </w:r>
     </w:p>
@@ -1439,8 +2226,39 @@
       </w:r>
     </w:p>
     <w:p>
-      <w:r>
-        <w:t>Give both comparison results for ages 11, 15 and 16. Which comparison rejects each outside value, and why does and matter?</w:t>
+      <w:pPr>
+        <w:spacing w:line="336" w:lineRule="auto" w:after="180"/>
+        <w:shd w:fill="F5F1FB"/>
+      </w:pPr>
+      <w:r>
+        <w:rPr>
+          <w:b w:val="0"/>
+        </w:rPr>
+        <w:t xml:space="preserve">Give both </w:t>
+      </w:r>
+      <w:r>
+        <w:rPr>
+          <w:b/>
+        </w:rPr>
+        <w:t>comparison</w:t>
+      </w:r>
+      <w:r>
+        <w:rPr>
+          <w:b w:val="0"/>
+        </w:rPr>
+        <w:t xml:space="preserve"> results for ages 11, 15 and 16. Which </w:t>
+      </w:r>
+      <w:r>
+        <w:rPr>
+          <w:b/>
+        </w:rPr>
+        <w:t>comparison</w:t>
+      </w:r>
+      <w:r>
+        <w:rPr>
+          <w:b w:val="0"/>
+        </w:rPr>
+        <w:t xml:space="preserve"> rejects each outside value, and why does and matter?</w:t>
       </w:r>
     </w:p>
     <w:p>
@@ -1472,7 +2290,13 @@
       </w:r>
     </w:p>
     <w:p>
-      <w:r>
+      <w:pPr>
+        <w:spacing w:line="336" w:lineRule="auto" w:after="180"/>
+      </w:pPr>
+      <w:r>
+        <w:rPr>
+          <w:b w:val="0"/>
+        </w:rPr>
         <w:t>This is supported practice. Keep the separately named independent case for an attempt before feedback.</w:t>
       </w:r>
     </w:p>
@@ -1485,6 +2309,11 @@
       </w:r>
     </w:p>
     <w:p>
+      <w:r>
+        <w:t>Investigate Boolean conditions. Record the prediction, actual observation or labelled paper trace, explanation and next test separately.</w:t>
+      </w:r>
+    </w:p>
+    <w:p>
       <w:pPr>
         <w:pStyle w:val="Heading3"/>
       </w:pPr>
@@ -1493,8 +2322,26 @@
       </w:r>
     </w:p>
     <w:p>
-      <w:r>
-        <w:t>For (minutes, quiet) cases (11, True), (12, False), and (13, True), write the time comparison and final suitability values before running the program.</w:t>
+      <w:pPr>
+        <w:spacing w:line="336" w:lineRule="auto" w:after="180"/>
+      </w:pPr>
+      <w:r>
+        <w:rPr>
+          <w:b w:val="0"/>
+        </w:rPr>
+        <w:t xml:space="preserve">For (minutes, quiet) cases (11, True), (12, False), and (13, True), write the time </w:t>
+      </w:r>
+      <w:r>
+        <w:rPr>
+          <w:b/>
+        </w:rPr>
+        <w:t>comparison</w:t>
+      </w:r>
+      <w:r>
+        <w:rPr>
+          <w:b w:val="0"/>
+        </w:rPr>
+        <w:t xml:space="preserve"> and final suitability values before running the program.</w:t>
       </w:r>
     </w:p>
     <w:p>
@@ -1670,7 +2517,13 @@
       </w:tr>
     </w:tbl>
     <w:p>
-      <w:r>
+      <w:pPr>
+        <w:spacing w:line="336" w:lineRule="auto" w:after="180"/>
+      </w:pPr>
+      <w:r>
+        <w:rPr>
+          <w:b w:val="0"/>
+        </w:rPr>
         <w:t>On paper, trace the supplied procedure. If code is provided, predict before running it in a local practice file. Never write an expected answer as though it were an observed run.</w:t>
       </w:r>
     </w:p>
@@ -1683,7 +2536,13 @@
       </w:r>
     </w:p>
     <w:p>
-      <w:r>
+      <w:pPr>
+        <w:spacing w:line="336" w:lineRule="auto" w:after="180"/>
+      </w:pPr>
+      <w:r>
+        <w:rPr>
+          <w:b w:val="0"/>
+        </w:rPr>
         <w:t>Before trying: what do I expect, and why? While trying: which step could first go wrong? Afterwards: what did I actually observe, and what should change? Keep “not run” if you only traced the procedure.</w:t>
       </w:r>
     </w:p>
@@ -1696,6 +2555,11 @@
       </w:r>
     </w:p>
     <w:p>
+      <w:r>
+        <w:t>Move from recall to tracing, diagnosis and transfer in Boolean conditions. Explain why each step is justified.</w:t>
+      </w:r>
+    </w:p>
+    <w:p>
       <w:pPr>
         <w:pStyle w:val="Heading3"/>
       </w:pPr>
@@ -1704,17 +2568,71 @@
       </w:r>
     </w:p>
     <w:p>
-      <w:r>
-        <w:t>Write a condition for an activity taking at most 12 minutes and being quiet. Explain why exactly 12 minutes is included.</w:t>
-      </w:r>
-    </w:p>
-    <w:p>
-      <w:r>
-        <w:t>Complete all four Boolean combinations for pencil or crayon. Explain the both-available case and the effect of not pencil.</w:t>
-      </w:r>
-    </w:p>
-    <w:p>
-      <w:r>
+      <w:pPr>
+        <w:spacing w:line="336" w:lineRule="auto" w:after="180"/>
+      </w:pPr>
+      <w:r>
+        <w:rPr>
+          <w:b w:val="0"/>
+        </w:rPr>
+        <w:t xml:space="preserve">Write a condition for an activity taking at most </w:t>
+      </w:r>
+      <w:r>
+        <w:rPr>
+          <w:b/>
+        </w:rPr>
+        <w:t>12 minutes</w:t>
+      </w:r>
+      <w:r>
+        <w:rPr>
+          <w:b w:val="0"/>
+        </w:rPr>
+        <w:t xml:space="preserve"> and being quiet. Explain why exactly </w:t>
+      </w:r>
+      <w:r>
+        <w:rPr>
+          <w:b/>
+        </w:rPr>
+        <w:t>12 minutes</w:t>
+      </w:r>
+      <w:r>
+        <w:rPr>
+          <w:b w:val="0"/>
+        </w:rPr>
+        <w:t xml:space="preserve"> is included.</w:t>
+      </w:r>
+    </w:p>
+    <w:p>
+      <w:pPr>
+        <w:spacing w:line="336" w:lineRule="auto" w:after="180"/>
+      </w:pPr>
+      <w:r>
+        <w:rPr>
+          <w:b w:val="0"/>
+        </w:rPr>
+        <w:t xml:space="preserve">Complete all four </w:t>
+      </w:r>
+      <w:r>
+        <w:rPr>
+          <w:b/>
+        </w:rPr>
+        <w:t>Boolean</w:t>
+      </w:r>
+      <w:r>
+        <w:rPr>
+          <w:b w:val="0"/>
+        </w:rPr>
+        <w:t xml:space="preserve"> combinations for pencil or crayon. Explain the both-available case and the effect of not pencil.</w:t>
+      </w:r>
+    </w:p>
+    <w:p>
+      <w:pPr>
+        <w:spacing w:line="336" w:lineRule="auto" w:after="180"/>
+      </w:pPr>
+      <w:r>
+        <w:rPr>
+          <w:b w:val="0"/>
+        </w:rPr>
         <w:t>Explain why a True suitability result does not prove that the supplied duration is accurate or that a child has permission to start the activity.</w:t>
       </w:r>
     </w:p>
@@ -1761,7 +2679,89 @@
     </w:p>
     <w:p>
       <w:r>
-        <w:t>Add a labelled boolean conditions evidence sheet to Python readiness portfolio. Show how you can translate stated requirements into comparisons. Use the supplied fictional case and keep its inputs, intermediate steps, calculation or prediction, and limitation. Connect this record to last week’s record; a matching answer without a trace is insufficient.</w:t>
+        <w:t>Apply this week’s idea to Python readiness portfolio. Keep an annotated decision and the evidence supporting it.</w:t>
+      </w:r>
+    </w:p>
+    <w:p>
+      <w:pPr>
+        <w:spacing w:line="336" w:lineRule="auto" w:after="180"/>
+      </w:pPr>
+      <w:r>
+        <w:rPr>
+          <w:b w:val="0"/>
+        </w:rPr>
+        <w:t xml:space="preserve">Add a labelled </w:t>
+      </w:r>
+      <w:r>
+        <w:rPr>
+          <w:b/>
+        </w:rPr>
+        <w:t>boolean</w:t>
+      </w:r>
+      <w:r>
+        <w:rPr>
+          <w:b w:val="0"/>
+        </w:rPr>
+        <w:t xml:space="preserve"> conditions </w:t>
+      </w:r>
+      <w:r>
+        <w:rPr>
+          <w:b/>
+        </w:rPr>
+        <w:t>evidence</w:t>
+      </w:r>
+      <w:r>
+        <w:rPr>
+          <w:b w:val="0"/>
+        </w:rPr>
+        <w:t xml:space="preserve"> sheet to Python readiness portfolio. Show how you can translate stated requirements into </w:t>
+      </w:r>
+      <w:r>
+        <w:rPr>
+          <w:b/>
+        </w:rPr>
+        <w:t>comparison</w:t>
+      </w:r>
+      <w:r>
+        <w:rPr>
+          <w:b w:val="0"/>
+        </w:rPr>
+        <w:t>s.</w:t>
+      </w:r>
+    </w:p>
+    <w:p>
+      <w:pPr>
+        <w:spacing w:line="336" w:lineRule="auto" w:after="180"/>
+      </w:pPr>
+      <w:r>
+        <w:rPr>
+          <w:b w:val="0"/>
+        </w:rPr>
+        <w:t xml:space="preserve">Use the supplied fictional case and keep its </w:t>
+      </w:r>
+      <w:r>
+        <w:rPr>
+          <w:b/>
+        </w:rPr>
+        <w:t>input</w:t>
+      </w:r>
+      <w:r>
+        <w:rPr>
+          <w:b w:val="0"/>
+        </w:rPr>
+        <w:t xml:space="preserve">s, intermediate steps, calculation or </w:t>
+      </w:r>
+      <w:r>
+        <w:rPr>
+          <w:b/>
+        </w:rPr>
+        <w:t>prediction</w:t>
+      </w:r>
+      <w:r>
+        <w:rPr>
+          <w:b w:val="0"/>
+        </w:rPr>
+        <w:t>, and limitation. Connect this record to last week’s record; a matching answer without a trace is insufficient.</w:t>
       </w:r>
     </w:p>
     <w:tbl>
@@ -1889,8 +2889,38 @@
       </w:r>
     </w:p>
     <w:p>
-      <w:r>
-        <w:t>For Python readiness before the Responsible Plant Classifier, retain a trace of the values, the predicted outputs and the changed-case explanation. Use actual Python 3 results to check the prediction after reasoning first.</w:t>
+      <w:pPr>
+        <w:spacing w:line="336" w:lineRule="auto" w:after="180"/>
+      </w:pPr>
+      <w:r>
+        <w:rPr>
+          <w:b w:val="0"/>
+        </w:rPr>
+        <w:t xml:space="preserve">For Python readiness before the Responsible Plant Classifier, retain a trace of the values, the predicted </w:t>
+      </w:r>
+      <w:r>
+        <w:rPr>
+          <w:b/>
+        </w:rPr>
+        <w:t>output</w:t>
+      </w:r>
+      <w:r>
+        <w:rPr>
+          <w:b w:val="0"/>
+        </w:rPr>
+        <w:t xml:space="preserve">s and the changed-case explanation. Use actual Python 3 results to check the </w:t>
+      </w:r>
+      <w:r>
+        <w:rPr>
+          <w:b/>
+        </w:rPr>
+        <w:t>prediction</w:t>
+      </w:r>
+      <w:r>
+        <w:rPr>
+          <w:b w:val="0"/>
+        </w:rPr>
+        <w:t xml:space="preserve"> after reasoning first.</w:t>
       </w:r>
     </w:p>
     <w:p>
@@ -1903,7 +2933,29 @@
     </w:p>
     <w:p>
       <w:r>
-        <w:t>Testing only a quiet 8-minute activity cannot distinguish and from or because both pass. Use a case where exactly one requirement holds. Keep expected results beside observed results and explain which requirement caused failure. Next week a program will choose an action using a condition.</w:t>
+        <w:t>Use a genuinely new case for independent evidence. Previously discussed examples remain practice; use the separately named independent case before feedback.</w:t>
+      </w:r>
+    </w:p>
+    <w:p>
+      <w:pPr>
+        <w:spacing w:line="336" w:lineRule="auto" w:after="180"/>
+      </w:pPr>
+      <w:r>
+        <w:rPr>
+          <w:b w:val="0"/>
+        </w:rPr>
+        <w:t>Testing only a quiet 8-minute activity cannot distinguish and from or because both pass. Use a case where exactly one requirement holds.</w:t>
+      </w:r>
+    </w:p>
+    <w:p>
+      <w:pPr>
+        <w:spacing w:line="336" w:lineRule="auto" w:after="180"/>
+      </w:pPr>
+      <w:r>
+        <w:rPr>
+          <w:b w:val="0"/>
+        </w:rPr>
+        <w:t>Keep expected results beside observed results and explain which requirement caused failure. Next week a program will choose an action using a condition.</w:t>
       </w:r>
     </w:p>
     <w:p>
@@ -1940,7 +2992,13 @@
       </w:r>
     </w:p>
     <w:p>
-      <w:r>
+      <w:pPr>
+        <w:spacing w:line="336" w:lineRule="auto" w:after="180"/>
+      </w:pPr>
+      <w:r>
+        <w:rPr>
+          <w:b w:val="0"/>
+        </w:rPr>
         <w:t>Explain why a True suitability result does not prove that the supplied duration is accurate or that a child has permission to start the activity.</w:t>
       </w:r>
     </w:p>
@@ -1978,6 +3036,11 @@
       </w:pPr>
       <w:r>
         <w:t>13. Study a complete case</w:t>
+      </w:r>
+    </w:p>
+    <w:p>
+      <w:r>
+        <w:t>Revisit the complete Boolean conditions case for supported practice. Repeated examples do not become fresh assessments.</w:t>
       </w:r>
     </w:p>
     <w:p>
@@ -2145,8 +3208,26 @@
       </w:r>
     </w:p>
     <w:p>
-      <w:r>
-        <w:t>Follow the input through the stated procedure to its result. Cover the result first, predict it, then explain every intermediate step. The text/table accompanies the figure so the example can be read without colour.</w:t>
+      <w:pPr>
+        <w:spacing w:line="336" w:lineRule="auto" w:after="180"/>
+      </w:pPr>
+      <w:r>
+        <w:rPr>
+          <w:b w:val="0"/>
+        </w:rPr>
+        <w:t xml:space="preserve">Follow the </w:t>
+      </w:r>
+      <w:r>
+        <w:rPr>
+          <w:b/>
+        </w:rPr>
+        <w:t>input</w:t>
+      </w:r>
+      <w:r>
+        <w:rPr>
+          <w:b w:val="0"/>
+        </w:rPr>
+        <w:t xml:space="preserve"> through the stated procedure to its result. Cover the result first, predict it, then explain every intermediate step. The text/table accompanies the figure so the example can be read without colour.</w:t>
       </w:r>
     </w:p>
     <w:p>
@@ -2196,6 +3277,11 @@
       </w:r>
     </w:p>
     <w:p>
+      <w:r>
+        <w:t>Attempt the reserved new case before feedback. Record support; the earlier examples below remain additional practice.</w:t>
+      </w:r>
+    </w:p>
+    <w:p>
       <w:pPr>
         <w:pStyle w:val="Heading3"/>
       </w:pPr>
@@ -2204,8 +3290,27 @@
       </w:r>
     </w:p>
     <w:p>
-      <w:r>
-        <w:t>Predict all four booleans. Eligibility requires science AND at most100 pages AND availability. Repeat with genre="history" and all other values unchanged. Which OR result could wrongly suggest the genre requirement passed?</w:t>
+      <w:pPr>
+        <w:spacing w:line="336" w:lineRule="auto" w:after="180"/>
+        <w:shd w:fill="F5F1FB"/>
+      </w:pPr>
+      <w:r>
+        <w:rPr>
+          <w:b w:val="0"/>
+        </w:rPr>
+        <w:t xml:space="preserve">Predict all four </w:t>
+      </w:r>
+      <w:r>
+        <w:rPr>
+          <w:b/>
+        </w:rPr>
+        <w:t>boolean</w:t>
+      </w:r>
+      <w:r>
+        <w:rPr>
+          <w:b w:val="0"/>
+        </w:rPr>
+        <w:t>s. Eligibility requires science AND at most100 pages AND availability. Repeat with genre="history" and all other values unchanged. Which OR result could wrongly suggest the genre requirement passed?</w:t>
       </w:r>
     </w:p>
     <w:p>
@@ -2274,7 +3379,13 @@
       </w:r>
     </w:p>
     <w:p>
-      <w:r>
+      <w:pPr>
+        <w:spacing w:line="336" w:lineRule="auto" w:after="180"/>
+      </w:pPr>
+      <w:r>
+        <w:rPr>
+          <w:b w:val="0"/>
+        </w:rPr>
         <w:t>Attempt this case before feedback. Record any help. Earlier examples below are further practice; a case already practised with feedback cannot establish fresh transfer.</w:t>
       </w:r>
     </w:p>
@@ -2287,8 +3398,25 @@
       </w:r>
     </w:p>
     <w:p>
-      <w:r>
-        <w:t>A fictional puzzle qualifies when its duration is at least 5 and at most 9 minutes and its available flag is True. Write the condition. Predict results for (5, True), (9, True), (10, True), and (7, False). Choose a case that detects replacing and with or between the range check and available.</w:t>
+      <w:pPr>
+        <w:spacing w:line="336" w:lineRule="auto" w:after="180"/>
+      </w:pPr>
+      <w:r>
+        <w:rPr>
+          <w:b w:val="0"/>
+        </w:rPr>
+        <w:t>A fictional puzzle qualifies when its duration is at least 5 and at most 9 minutes and its available flag is True. Write the condition. Predict results for (5, True), (9, True), (10, True), and (7, False).</w:t>
+      </w:r>
+    </w:p>
+    <w:p>
+      <w:pPr>
+        <w:spacing w:line="336" w:lineRule="auto" w:after="180"/>
+      </w:pPr>
+      <w:r>
+        <w:rPr>
+          <w:b w:val="0"/>
+        </w:rPr>
+        <w:t>Choose a case that detects replacing and with or between the range check and available.</w:t>
       </w:r>
     </w:p>
     <w:p>
@@ -2340,7 +3468,13 @@
       </w:r>
     </w:p>
     <w:p>
-      <w:r>
+      <w:pPr>
+        <w:spacing w:line="336" w:lineRule="auto" w:after="180"/>
+      </w:pPr>
+      <w:r>
+        <w:rPr>
+          <w:b w:val="0"/>
+        </w:rPr>
         <w:t>Record support used: none, hint or teacher explanation. After feedback, a different case is needed to demonstrate independence.</w:t>
       </w:r>
     </w:p>
@@ -2353,8 +3487,25 @@
       </w:r>
     </w:p>
     <w:p>
-      <w:r>
-        <w:t>Attempt the independent case before hints. Record whether you worked alone, used a hint or followed a model. After feedback, fix the first unsupported step and explain why it changed. A later check uses a changed case, not a copied answer.</w:t>
+      <w:pPr>
+        <w:spacing w:line="336" w:lineRule="auto" w:after="180"/>
+      </w:pPr>
+      <w:r>
+        <w:rPr>
+          <w:b w:val="0"/>
+        </w:rPr>
+        <w:t>Attempt the independent case before hints. Record whether you worked alone, used a hint or followed a model. After feedback, fix the first unsupported step and explain why it changed.</w:t>
+      </w:r>
+    </w:p>
+    <w:p>
+      <w:pPr>
+        <w:spacing w:line="336" w:lineRule="auto" w:after="180"/>
+      </w:pPr>
+      <w:r>
+        <w:rPr>
+          <w:b w:val="0"/>
+        </w:rPr>
+        <w:t>A later check uses a changed case, not a copied answer.</w:t>
       </w:r>
     </w:p>
     <w:p>
@@ -2367,6 +3518,17 @@
     </w:p>
     <w:p>
       <w:r>
+        <w:t>Use this map to navigate Boolean conditions, connect the goals to tasks and keep one evidence record for each attempt.</w:t>
+      </w:r>
+    </w:p>
+    <w:p>
+      <w:pPr>
+        <w:spacing w:line="336" w:lineRule="auto" w:after="180"/>
+      </w:pPr>
+      <w:r>
+        <w:rPr>
+          <w:b w:val="0"/>
+        </w:rPr>
         <w:t>Start with this question: Two conditions for entry. A toy club accepts integer ages from 12 through 15 inclusive.</w:t>
       </w:r>
     </w:p>
@@ -2473,13 +3635,61 @@
       </w:tr>
     </w:tbl>
     <w:p>
-      <w:r>
-        <w:t>Remember → watch and explain → try with help → investigate → try independently → keep project evidence. Your teacher may spread this lesson across several classes.</w:t>
-      </w:r>
-    </w:p>
-    <w:p>
-      <w:r>
-        <w:t>Keep your first prediction. Compare it with what the evidence shows and explain any change.</w:t>
+      <w:pPr>
+        <w:spacing w:line="336" w:lineRule="auto" w:after="180"/>
+      </w:pPr>
+      <w:r>
+        <w:rPr>
+          <w:b w:val="0"/>
+        </w:rPr>
+        <w:t xml:space="preserve">Remember → watch and explain → try with help → investigate → try independently → keep project </w:t>
+      </w:r>
+      <w:r>
+        <w:rPr>
+          <w:b/>
+        </w:rPr>
+        <w:t>evidence</w:t>
+      </w:r>
+      <w:r>
+        <w:rPr>
+          <w:b w:val="0"/>
+        </w:rPr>
+        <w:t>. Your teacher may spread this lesson across several classes.</w:t>
+      </w:r>
+    </w:p>
+    <w:p>
+      <w:pPr>
+        <w:spacing w:line="336" w:lineRule="auto" w:after="180"/>
+      </w:pPr>
+      <w:r>
+        <w:rPr>
+          <w:b w:val="0"/>
+        </w:rPr>
+        <w:t xml:space="preserve">Keep your first </w:t>
+      </w:r>
+      <w:r>
+        <w:rPr>
+          <w:b/>
+        </w:rPr>
+        <w:t>prediction</w:t>
+      </w:r>
+      <w:r>
+        <w:rPr>
+          <w:b w:val="0"/>
+        </w:rPr>
+        <w:t xml:space="preserve">. Compare it with what the </w:t>
+      </w:r>
+      <w:r>
+        <w:rPr>
+          <w:b/>
+        </w:rPr>
+        <w:t>evidence</w:t>
+      </w:r>
+      <w:r>
+        <w:rPr>
+          <w:b w:val="0"/>
+        </w:rPr>
+        <w:t xml:space="preserve"> shows and explain any change.</w:t>
       </w:r>
     </w:p>
     <w:p>
@@ -2492,7 +3702,30 @@
     </w:p>
     <w:p>
       <w:r>
-        <w:t>Close your notes. Explain this goal in your own words: Translate stated requirements into comparisons</w:t>
+        <w:t>Explain Boolean conditions without notes, identify a remaining question and plan a later check with a changed case.</w:t>
+      </w:r>
+    </w:p>
+    <w:p>
+      <w:pPr>
+        <w:spacing w:line="336" w:lineRule="auto" w:after="180"/>
+      </w:pPr>
+      <w:r>
+        <w:rPr>
+          <w:b w:val="0"/>
+        </w:rPr>
+        <w:t xml:space="preserve">Close your notes. Explain this goal in your own words: Translate stated requirements into </w:t>
+      </w:r>
+      <w:r>
+        <w:rPr>
+          <w:b/>
+        </w:rPr>
+        <w:t>comparison</w:t>
+      </w:r>
+      <w:r>
+        <w:rPr>
+          <w:b w:val="0"/>
+        </w:rPr>
+        <w:t>s</w:t>
       </w:r>
     </w:p>
     <w:p>
@@ -2529,13 +3762,61 @@
       </w:r>
     </w:p>
     <w:p>
-      <w:r>
-        <w:t>If you are unsure, return to the worked picture and explain one arrow. If you are ready, change an input or assumption and justify your prediction.</w:t>
-      </w:r>
-    </w:p>
-    <w:p>
-      <w:r>
-        <w:t>Save your workbook evidence. At the next review, try a different case before opening your old answer.</w:t>
+      <w:pPr>
+        <w:spacing w:line="336" w:lineRule="auto" w:after="180"/>
+      </w:pPr>
+      <w:r>
+        <w:rPr>
+          <w:b w:val="0"/>
+        </w:rPr>
+        <w:t xml:space="preserve">If you are unsure, return to the worked picture and explain one arrow. If you are ready, change an </w:t>
+      </w:r>
+      <w:r>
+        <w:rPr>
+          <w:b/>
+        </w:rPr>
+        <w:t>input</w:t>
+      </w:r>
+      <w:r>
+        <w:rPr>
+          <w:b w:val="0"/>
+        </w:rPr>
+        <w:t xml:space="preserve"> or assumption and justify your </w:t>
+      </w:r>
+      <w:r>
+        <w:rPr>
+          <w:b/>
+        </w:rPr>
+        <w:t>prediction</w:t>
+      </w:r>
+      <w:r>
+        <w:rPr>
+          <w:b w:val="0"/>
+        </w:rPr>
+        <w:t>.</w:t>
+      </w:r>
+    </w:p>
+    <w:p>
+      <w:pPr>
+        <w:spacing w:line="336" w:lineRule="auto" w:after="180"/>
+      </w:pPr>
+      <w:r>
+        <w:rPr>
+          <w:b w:val="0"/>
+        </w:rPr>
+        <w:t xml:space="preserve">Save your workbook </w:t>
+      </w:r>
+      <w:r>
+        <w:rPr>
+          <w:b/>
+        </w:rPr>
+        <w:t>evidence</w:t>
+      </w:r>
+      <w:r>
+        <w:rPr>
+          <w:b w:val="0"/>
+        </w:rPr>
+        <w:t>. At the next review, try a different case before opening your old answer.</w:t>
       </w:r>
     </w:p>
     <w:p>
@@ -2548,11 +3829,28 @@
     </w:p>
     <w:p>
       <w:r>
+        <w:t>Attempt supported questions before using hints or feedback. Review a missing building block, then keep the completed work.</w:t>
+      </w:r>
+    </w:p>
+    <w:p>
+      <w:pPr>
+        <w:spacing w:line="336" w:lineRule="auto" w:after="180"/>
+      </w:pPr>
+      <w:r>
+        <w:rPr>
+          <w:b w:val="0"/>
+        </w:rPr>
         <w:t>Use this supported practice once, in the browser or on paper. Keep the reserved independent assessment for a separate first attempt before teacher feedback.</w:t>
       </w:r>
     </w:p>
     <w:p>
-      <w:r>
+      <w:pPr>
+        <w:spacing w:line="336" w:lineRule="auto" w:after="180"/>
+      </w:pPr>
+      <w:r>
+        <w:rPr>
+          <w:b w:val="0"/>
+        </w:rPr>
         <w:t>Two conditions for entry. A toy club accepts integer ages from 12 through 15 inclusive.</w:t>
       </w:r>
     </w:p>
@@ -2565,22 +3863,61 @@
       </w:r>
     </w:p>
     <w:p>
-      <w:r>
-        <w:t>Which labelled step matches this detail? Both comparisons are True, so allowed is True.</w:t>
-      </w:r>
-    </w:p>
-    <w:p>
-      <w:r>
+      <w:pPr>
+        <w:spacing w:line="336" w:lineRule="auto" w:after="180"/>
+      </w:pPr>
+      <w:r>
+        <w:rPr>
+          <w:b w:val="0"/>
+        </w:rPr>
+        <w:t xml:space="preserve">Which labelled step matches this detail? Both </w:t>
+      </w:r>
+      <w:r>
+        <w:rPr>
+          <w:b/>
+        </w:rPr>
+        <w:t>comparison</w:t>
+      </w:r>
+      <w:r>
+        <w:rPr>
+          <w:b w:val="0"/>
+        </w:rPr>
+        <w:t>s are True, so allowed is True.</w:t>
+      </w:r>
+    </w:p>
+    <w:p>
+      <w:pPr>
+        <w:spacing w:line="336" w:lineRule="auto" w:after="180"/>
+        <w:shd w:fill="F4F9FC"/>
+      </w:pPr>
+      <w:r>
+        <w:rPr>
+          <w:b w:val="0"/>
+        </w:rPr>
         <w:t>1. Check lower boundary</w:t>
       </w:r>
     </w:p>
     <w:p>
-      <w:r>
+      <w:pPr>
+        <w:spacing w:line="336" w:lineRule="auto" w:after="180"/>
+        <w:shd w:fill="F4F9FC"/>
+      </w:pPr>
+      <w:r>
+        <w:rPr>
+          <w:b w:val="0"/>
+        </w:rPr>
         <w:t>2. Check upper boundary</w:t>
       </w:r>
     </w:p>
     <w:p>
-      <w:r>
+      <w:pPr>
+        <w:spacing w:line="336" w:lineRule="auto" w:after="180"/>
+        <w:shd w:fill="F4F9FC"/>
+      </w:pPr>
+      <w:r>
+        <w:rPr>
+          <w:b w:val="0"/>
+        </w:rPr>
         <w:t>3. Combine with and</w:t>
       </w:r>
     </w:p>
@@ -2618,40 +3955,166 @@
       </w:r>
     </w:p>
     <w:p>
-      <w:r>
+      <w:pPr>
+        <w:pStyle w:val="Heading3"/>
+      </w:pPr>
+      <w:r>
+        <w:t>Hint · try first</w:t>
+      </w:r>
+    </w:p>
+    <w:p>
+      <w:pPr>
+        <w:spacing w:line="336" w:lineRule="auto" w:after="180"/>
+        <w:shd w:fill="F1F6F8"/>
+      </w:pPr>
+      <w:r>
+        <w:rPr>
+          <w:b w:val="0"/>
+        </w:rPr>
         <w:t>Hint if needed: Read the steps in the pictorial case. Match the supplied detail to the stage that performs or records it.</w:t>
       </w:r>
     </w:p>
     <w:p>
-      <w:r>
-        <w:t>After your attempt, compare with the supported explanation: Combine with and Both comparisons are True, so allowed is True. A Boolean condition represents a yes-or-no result. And requires both conditions; checking only one boundary would accept values outside the intended interval.</w:t>
-      </w:r>
-    </w:p>
-    <w:p>
       <w:pPr>
         <w:pStyle w:val="Heading3"/>
       </w:pPr>
       <w:r>
+        <w:t>Feedback · compare after trying</w:t>
+      </w:r>
+    </w:p>
+    <w:p>
+      <w:pPr>
+        <w:spacing w:line="336" w:lineRule="auto" w:after="180"/>
+        <w:shd w:fill="F1F6FC"/>
+      </w:pPr>
+      <w:r>
+        <w:rPr>
+          <w:b w:val="0"/>
+        </w:rPr>
+        <w:t xml:space="preserve">After your attempt, compare with the supported explanation: Combine with and Both </w:t>
+      </w:r>
+      <w:r>
+        <w:rPr>
+          <w:b/>
+        </w:rPr>
+        <w:t>comparison</w:t>
+      </w:r>
+      <w:r>
+        <w:rPr>
+          <w:b w:val="0"/>
+        </w:rPr>
+        <w:t xml:space="preserve">s are True, so allowed is True. A </w:t>
+      </w:r>
+      <w:r>
+        <w:rPr>
+          <w:b/>
+        </w:rPr>
+        <w:t>Boolean</w:t>
+      </w:r>
+      <w:r>
+        <w:rPr>
+          <w:b w:val="0"/>
+        </w:rPr>
+        <w:t xml:space="preserve"> condition represents a yes-or-no result.</w:t>
+      </w:r>
+    </w:p>
+    <w:p>
+      <w:pPr>
+        <w:spacing w:line="336" w:lineRule="auto" w:after="180"/>
+        <w:shd w:fill="F1F6FC"/>
+      </w:pPr>
+      <w:r>
+        <w:rPr>
+          <w:b w:val="0"/>
+        </w:rPr>
+        <w:t>And requires both conditions; checking only one boundary would accept values outside the intended interval.</w:t>
+      </w:r>
+    </w:p>
+    <w:p>
+      <w:pPr>
+        <w:pStyle w:val="Heading3"/>
+      </w:pPr>
+      <w:r>
         <w:t>Practice 2: explain the deciding evidence</w:t>
       </w:r>
     </w:p>
     <w:p>
-      <w:r>
+      <w:pPr>
+        <w:pStyle w:val="Heading3"/>
+      </w:pPr>
+      <w:r>
+        <w:t>Changed case · predict first</w:t>
+      </w:r>
+    </w:p>
+    <w:p>
+      <w:pPr>
+        <w:spacing w:line="336" w:lineRule="auto" w:after="180"/>
+        <w:shd w:fill="F5F1FB"/>
+      </w:pPr>
+      <w:r>
+        <w:rPr>
+          <w:b w:val="0"/>
+        </w:rPr>
         <w:t>Changed-case practice: Change age to 16. Which conclusion is supported by the supplied facts?</w:t>
       </w:r>
     </w:p>
     <w:p>
-      <w:r>
-        <w:t>1. This one example guarantees correct results for every future input.</w:t>
-      </w:r>
-    </w:p>
-    <w:p>
-      <w:r>
-        <w:t>2. We can decide the result without examining the changed input or the procedure.</w:t>
-      </w:r>
-    </w:p>
-    <w:p>
-      <w:r>
+      <w:pPr>
+        <w:spacing w:line="336" w:lineRule="auto" w:after="180"/>
+        <w:shd w:fill="F4F9FC"/>
+      </w:pPr>
+      <w:r>
+        <w:rPr>
+          <w:b w:val="0"/>
+        </w:rPr>
+        <w:t xml:space="preserve">1. This one example guarantees correct results for every future </w:t>
+      </w:r>
+      <w:r>
+        <w:rPr>
+          <w:b/>
+        </w:rPr>
+        <w:t>input</w:t>
+      </w:r>
+      <w:r>
+        <w:rPr>
+          <w:b w:val="0"/>
+        </w:rPr>
+        <w:t>.</w:t>
+      </w:r>
+    </w:p>
+    <w:p>
+      <w:pPr>
+        <w:spacing w:line="336" w:lineRule="auto" w:after="180"/>
+        <w:shd w:fill="F4F9FC"/>
+      </w:pPr>
+      <w:r>
+        <w:rPr>
+          <w:b w:val="0"/>
+        </w:rPr>
+        <w:t xml:space="preserve">2. We can decide the result without examining the changed </w:t>
+      </w:r>
+      <w:r>
+        <w:rPr>
+          <w:b/>
+        </w:rPr>
+        <w:t>input</w:t>
+      </w:r>
+      <w:r>
+        <w:rPr>
+          <w:b w:val="0"/>
+        </w:rPr>
+        <w:t xml:space="preserve"> or the procedure.</w:t>
+      </w:r>
+    </w:p>
+    <w:p>
+      <w:pPr>
+        <w:spacing w:line="336" w:lineRule="auto" w:after="180"/>
+        <w:shd w:fill="F4F9FC"/>
+      </w:pPr>
+      <w:r>
+        <w:rPr>
+          <w:b w:val="0"/>
+        </w:rPr>
         <w:t>3. The result becomes False.</w:t>
       </w:r>
     </w:p>
@@ -2689,12 +4152,42 @@
       </w:r>
     </w:p>
     <w:p>
-      <w:r>
+      <w:pPr>
+        <w:pStyle w:val="Heading3"/>
+      </w:pPr>
+      <w:r>
+        <w:t>Hint · try first</w:t>
+      </w:r>
+    </w:p>
+    <w:p>
+      <w:pPr>
+        <w:spacing w:line="336" w:lineRule="auto" w:after="180"/>
+        <w:shd w:fill="F1F6F8"/>
+      </w:pPr>
+      <w:r>
+        <w:rPr>
+          <w:b w:val="0"/>
+        </w:rPr>
         <w:t>Hint if needed: Use the changed condition and the deciding step in the pictorial trace. The answer must say what follows from those facts.</w:t>
       </w:r>
     </w:p>
     <w:p>
-      <w:r>
+      <w:pPr>
+        <w:pStyle w:val="Heading3"/>
+      </w:pPr>
+      <w:r>
+        <w:t>Feedback · compare after trying</w:t>
+      </w:r>
+    </w:p>
+    <w:p>
+      <w:pPr>
+        <w:spacing w:line="336" w:lineRule="auto" w:after="180"/>
+        <w:shd w:fill="F1F6FC"/>
+      </w:pPr>
+      <w:r>
+        <w:rPr>
+          <w:b w:val="0"/>
+        </w:rPr>
         <w:t>After your attempt, compare with the supported explanation: The result becomes False. The lower condition remains True, but the upper condition fails.</w:t>
       </w:r>
     </w:p>
@@ -2707,13 +4200,47 @@
       </w:r>
     </w:p>
     <w:p>
-      <w:r>
-        <w:t>Review Expressions and operator order (python-bridge/3). Goal: Evaluate numeric expressions using Python’s grouping rules. Short practice: Trace the operation order in both expressions. Identify which picture step changes with parentheses and predict both results when the multiplier becomes four.. Return to this week and explain what you changed.</w:t>
-      </w:r>
-    </w:p>
-    <w:p>
-      <w:r>
-        <w:t>Review From a paper algorithm to Python (python-bridge/1). Goal: Translate a short paper calculation into a Python script. Short practice: Match each paper quantity to its Python name. Why does the spare count get added once, and what prints when spare is five?. Return to this week and explain what you changed.</w:t>
+      <w:pPr>
+        <w:spacing w:line="336" w:lineRule="auto" w:after="180"/>
+      </w:pPr>
+      <w:r>
+        <w:rPr>
+          <w:b w:val="0"/>
+        </w:rPr>
+        <w:t>Review Expressions and operator order (python-bridge/3). Goal: Evaluate numeric expressions using Python’s grouping rules. Short practice: Trace the operation order in both expressions.</w:t>
+      </w:r>
+    </w:p>
+    <w:p>
+      <w:pPr>
+        <w:spacing w:line="336" w:lineRule="auto" w:after="180"/>
+      </w:pPr>
+      <w:r>
+        <w:rPr>
+          <w:b w:val="0"/>
+        </w:rPr>
+        <w:t>Identify which picture step changes with parentheses and predict both results when the multiplier becomes four.. Return to this week and explain what you changed.</w:t>
+      </w:r>
+    </w:p>
+    <w:p>
+      <w:pPr>
+        <w:spacing w:line="336" w:lineRule="auto" w:after="180"/>
+      </w:pPr>
+      <w:r>
+        <w:rPr>
+          <w:b w:val="0"/>
+        </w:rPr>
+        <w:t>Review From a paper algorithm to Python (python-bridge/1). Goal: Translate a short paper calculation into a Python script. Short practice: Match each paper quantity to its Python name.</w:t>
+      </w:r>
+    </w:p>
+    <w:p>
+      <w:pPr>
+        <w:spacing w:line="336" w:lineRule="auto" w:after="180"/>
+      </w:pPr>
+      <w:r>
+        <w:rPr>
+          <w:b w:val="0"/>
+        </w:rPr>
+        <w:t>Why does the spare count get added once, and what prints when spare is five?. Return to this week and explain what you changed.</w:t>
       </w:r>
     </w:p>
     <w:p>
@@ -2725,8 +4252,61 @@
       </w:r>
     </w:p>
     <w:p>
-      <w:r>
-        <w:t>The browser lab lets you edit the supported Python examples already included in this lesson. Predict first, run, inspect the actual output or error, change one input, then run again. Keep code, predictions, actual results and a reasoned revision together. On paper, label your result as a trace rather than an execution.</w:t>
+      <w:pPr>
+        <w:spacing w:line="336" w:lineRule="auto" w:after="180"/>
+      </w:pPr>
+      <w:r>
+        <w:rPr>
+          <w:b w:val="0"/>
+        </w:rPr>
+        <w:t xml:space="preserve">The browser lab lets you edit the supported Python examples already included in this lesson. Predict first, run, inspect the actual </w:t>
+      </w:r>
+      <w:r>
+        <w:rPr>
+          <w:b/>
+        </w:rPr>
+        <w:t>output</w:t>
+      </w:r>
+      <w:r>
+        <w:rPr>
+          <w:b w:val="0"/>
+        </w:rPr>
+        <w:t xml:space="preserve"> or error, change one </w:t>
+      </w:r>
+      <w:r>
+        <w:rPr>
+          <w:b/>
+        </w:rPr>
+        <w:t>input</w:t>
+      </w:r>
+      <w:r>
+        <w:rPr>
+          <w:b w:val="0"/>
+        </w:rPr>
+        <w:t>, then run again.</w:t>
+      </w:r>
+    </w:p>
+    <w:p>
+      <w:pPr>
+        <w:spacing w:line="336" w:lineRule="auto" w:after="180"/>
+      </w:pPr>
+      <w:r>
+        <w:rPr>
+          <w:b w:val="0"/>
+        </w:rPr>
+        <w:t xml:space="preserve">Keep code, </w:t>
+      </w:r>
+      <w:r>
+        <w:rPr>
+          <w:b/>
+        </w:rPr>
+        <w:t>prediction</w:t>
+      </w:r>
+      <w:r>
+        <w:rPr>
+          <w:b w:val="0"/>
+        </w:rPr>
+        <w:t>s, actual results and a reasoned revision together. On paper, label your result as a trace rather than an execution.</w:t>
       </w:r>
     </w:p>
     <w:p>
@@ -2738,8 +4318,606 @@
       </w:r>
     </w:p>
     <w:p>
-      <w:r>
-        <w:t>Use Download completed work in the hosted lesson to export your answers, reflections, practice feedback and code-run evidence. Open the HTML copy to read or print it. Drafts stay in this browser when storage is available; clear drafts on a shared device.</w:t>
+      <w:pPr>
+        <w:spacing w:line="336" w:lineRule="auto" w:after="180"/>
+      </w:pPr>
+      <w:r>
+        <w:rPr>
+          <w:b w:val="0"/>
+        </w:rPr>
+        <w:t xml:space="preserve">Use Download completed work in the hosted lesson to export your answers, reflections, practice feedback and code-run </w:t>
+      </w:r>
+      <w:r>
+        <w:rPr>
+          <w:b/>
+        </w:rPr>
+        <w:t>evidence</w:t>
+      </w:r>
+      <w:r>
+        <w:rPr>
+          <w:b w:val="0"/>
+        </w:rPr>
+        <w:t>. Open the HTML copy to read or print it.</w:t>
+      </w:r>
+    </w:p>
+    <w:p>
+      <w:pPr>
+        <w:spacing w:line="336" w:lineRule="auto" w:after="180"/>
+      </w:pPr>
+      <w:r>
+        <w:rPr>
+          <w:b w:val="0"/>
+        </w:rPr>
+        <w:t>Drafts stay in this browser when storage is available; clear drafts on a shared device.</w:t>
+      </w:r>
+    </w:p>
+    <w:p>
+      <w:pPr>
+        <w:pStyle w:val="Heading1"/>
+      </w:pPr>
+      <w:r>
+        <w:t>18. Visual concept journey</w:t>
+      </w:r>
+    </w:p>
+    <w:p>
+      <w:r>
+        <w:t>Explain each Boolean conditions graphic using its labels, deciding evidence and relevant limitation.</w:t>
+      </w:r>
+    </w:p>
+    <w:p>
+      <w:pPr>
+        <w:pStyle w:val="Heading3"/>
+      </w:pPr>
+      <w:r>
+        <w:t>01. Boolean conditions: the case</w:t>
+      </w:r>
+    </w:p>
+    <w:p>
+      <w:r>
+        <w:drawing>
+          <wp:inline xmlns:a="http://schemas.openxmlformats.org/drawingml/2006/main" xmlns:pic="http://schemas.openxmlformats.org/drawingml/2006/picture">
+            <wp:extent cx="5486400" cy="2834640"/>
+            <wp:docPr id="2" name="Picture 2" descr="Two conditions for entry. A toy club accepts integer ages from 12 through 15 inclusive. Supplied facts: Python 3: age=15; allowed=(age&gt;=12) and (age&lt;=15); print(allowed). No type validation is implemented here."/>
+            <wp:cNvGraphicFramePr>
+              <a:graphicFrameLocks noChangeAspect="1"/>
+            </wp:cNvGraphicFramePr>
+            <a:graphic>
+              <a:graphicData uri="http://schemas.openxmlformats.org/drawingml/2006/picture">
+                <pic:pic>
+                  <pic:nvPicPr>
+                    <pic:cNvPr id="0" name="academy-story-python-bridge-4-01.png"/>
+                    <pic:cNvPicPr/>
+                  </pic:nvPicPr>
+                  <pic:blipFill>
+                    <a:blip r:embed="rId10"/>
+                    <a:stretch>
+                      <a:fillRect/>
+                    </a:stretch>
+                  </pic:blipFill>
+                  <pic:spPr>
+                    <a:xfrm>
+                      <a:off x="0" y="0"/>
+                      <a:ext cx="5486400" cy="2834640"/>
+                    </a:xfrm>
+                    <a:prstGeom prst="rect"/>
+                  </pic:spPr>
+                </pic:pic>
+              </a:graphicData>
+            </a:graphic>
+          </wp:inline>
+        </w:drawing>
+      </w:r>
+    </w:p>
+    <w:p>
+      <w:pPr>
+        <w:spacing w:line="336" w:lineRule="auto" w:after="180"/>
+      </w:pPr>
+      <w:r>
+        <w:rPr>
+          <w:b w:val="0"/>
+        </w:rPr>
+        <w:t>Two conditions for entry. A toy club accepts integer ages from 12 through 15 inclusive. Supplied facts: Python 3: age=15; allowed=(age&gt;=12) and (age&lt;=15); print(allowed). No type validation is implemented here.</w:t>
+      </w:r>
+    </w:p>
+    <w:p>
+      <w:pPr>
+        <w:spacing w:line="336" w:lineRule="auto" w:after="180"/>
+        <w:shd w:fill="F5F1FB"/>
+      </w:pPr>
+      <w:r>
+        <w:rPr>
+          <w:b w:val="0"/>
+        </w:rPr>
+        <w:t>Point to the given fact that matters most. Explain why it matters.</w:t>
+      </w:r>
+    </w:p>
+    <w:p>
+      <w:pPr>
+        <w:pStyle w:val="Heading3"/>
+      </w:pPr>
+      <w:r>
+        <w:t>02. Follow the deciding steps</w:t>
+      </w:r>
+    </w:p>
+    <w:p>
+      <w:r>
+        <w:drawing>
+          <wp:inline xmlns:a="http://schemas.openxmlformats.org/drawingml/2006/main" xmlns:pic="http://schemas.openxmlformats.org/drawingml/2006/picture">
+            <wp:extent cx="5486400" cy="3182112"/>
+            <wp:docPr id="3" name="Picture 3" descr="Check lower boundary: 15&gt;=12 is True. → Check upper boundary: 15&lt;=15 is also True. → Combine with and: Both comparisons are True, so allowed is True."/>
+            <wp:cNvGraphicFramePr>
+              <a:graphicFrameLocks noChangeAspect="1"/>
+            </wp:cNvGraphicFramePr>
+            <a:graphic>
+              <a:graphicData uri="http://schemas.openxmlformats.org/drawingml/2006/picture">
+                <pic:pic>
+                  <pic:nvPicPr>
+                    <pic:cNvPr id="0" name="academy-story-python-bridge-4-02.png"/>
+                    <pic:cNvPicPr/>
+                  </pic:nvPicPr>
+                  <pic:blipFill>
+                    <a:blip r:embed="rId11"/>
+                    <a:stretch>
+                      <a:fillRect/>
+                    </a:stretch>
+                  </pic:blipFill>
+                  <pic:spPr>
+                    <a:xfrm>
+                      <a:off x="0" y="0"/>
+                      <a:ext cx="5486400" cy="3182112"/>
+                    </a:xfrm>
+                    <a:prstGeom prst="rect"/>
+                  </pic:spPr>
+                </pic:pic>
+              </a:graphicData>
+            </a:graphic>
+          </wp:inline>
+        </w:drawing>
+      </w:r>
+    </w:p>
+    <w:p>
+      <w:pPr>
+        <w:spacing w:line="336" w:lineRule="auto" w:after="180"/>
+      </w:pPr>
+      <w:r>
+        <w:rPr>
+          <w:b w:val="0"/>
+        </w:rPr>
+        <w:t xml:space="preserve">Check lower boundary: 15&gt;=12 is True. → Check upper boundary: 15&lt;=15 is also True. → Combine with and: Both </w:t>
+      </w:r>
+      <w:r>
+        <w:rPr>
+          <w:b/>
+        </w:rPr>
+        <w:t>comparison</w:t>
+      </w:r>
+      <w:r>
+        <w:rPr>
+          <w:b w:val="0"/>
+        </w:rPr>
+        <w:t>s are True, so allowed is True.</w:t>
+      </w:r>
+    </w:p>
+    <w:p>
+      <w:pPr>
+        <w:spacing w:line="336" w:lineRule="auto" w:after="180"/>
+        <w:shd w:fill="F5F1FB"/>
+      </w:pPr>
+      <w:r>
+        <w:rPr>
+          <w:b w:val="0"/>
+        </w:rPr>
+        <w:t xml:space="preserve">Point to each numbered stage and explain which recorded </w:t>
+      </w:r>
+      <w:r>
+        <w:rPr>
+          <w:b/>
+        </w:rPr>
+        <w:t>input</w:t>
+      </w:r>
+      <w:r>
+        <w:rPr>
+          <w:b w:val="0"/>
+        </w:rPr>
+        <w:t xml:space="preserve"> it uses.</w:t>
+      </w:r>
+    </w:p>
+    <w:p>
+      <w:pPr>
+        <w:pStyle w:val="Heading3"/>
+      </w:pPr>
+      <w:r>
+        <w:t>03. Two requirements must both hold</w:t>
+      </w:r>
+    </w:p>
+    <w:p>
+      <w:r>
+        <w:drawing>
+          <wp:inline xmlns:a="http://schemas.openxmlformats.org/drawingml/2006/main" xmlns:pic="http://schemas.openxmlformats.org/drawingml/2006/picture">
+            <wp:extent cx="5486400" cy="2834640"/>
+            <wp:docPr id="4" name="Picture 4" descr="Two requirements must both hold. 12 min, quiet False | 12 &lt;= 12 is True | True and False is False. 12 min, quiet True | 12 &lt;= 12 is True | True and True is True. 15 min, quiet True | 15 &lt;= 12 is False | False and True is False"/>
+            <wp:cNvGraphicFramePr>
+              <a:graphicFrameLocks noChangeAspect="1"/>
+            </wp:cNvGraphicFramePr>
+            <a:graphic>
+              <a:graphicData uri="http://schemas.openxmlformats.org/drawingml/2006/picture">
+                <pic:pic>
+                  <pic:nvPicPr>
+                    <pic:cNvPr id="0" name="academy-story-python-bridge-4-03.png"/>
+                    <pic:cNvPicPr/>
+                  </pic:nvPicPr>
+                  <pic:blipFill>
+                    <a:blip r:embed="rId12"/>
+                    <a:stretch>
+                      <a:fillRect/>
+                    </a:stretch>
+                  </pic:blipFill>
+                  <pic:spPr>
+                    <a:xfrm>
+                      <a:off x="0" y="0"/>
+                      <a:ext cx="5486400" cy="2834640"/>
+                    </a:xfrm>
+                    <a:prstGeom prst="rect"/>
+                  </pic:spPr>
+                </pic:pic>
+              </a:graphicData>
+            </a:graphic>
+          </wp:inline>
+        </w:drawing>
+      </w:r>
+    </w:p>
+    <w:p>
+      <w:pPr>
+        <w:spacing w:line="336" w:lineRule="auto" w:after="180"/>
+      </w:pPr>
+      <w:r>
+        <w:rPr>
+          <w:b w:val="0"/>
+        </w:rPr>
+        <w:t>Two requirements must both hold. 12 min, quiet False | 12 &lt;= 12 is True | True and False is False. 12 min, quiet True | 12 &lt;= 12 is True | True and True is True. 15 min, quiet True | 15 &lt;= 12 is False | False and True is False</w:t>
+      </w:r>
+    </w:p>
+    <w:p>
+      <w:pPr>
+        <w:spacing w:line="336" w:lineRule="auto" w:after="180"/>
+        <w:shd w:fill="F5F1FB"/>
+      </w:pPr>
+      <w:r>
+        <w:rPr>
+          <w:b w:val="0"/>
+        </w:rPr>
+        <w:t>Read the labels and values. Explain the relationship the model shows.</w:t>
+      </w:r>
+    </w:p>
+    <w:p>
+      <w:pPr>
+        <w:pStyle w:val="Heading3"/>
+      </w:pPr>
+      <w:r>
+        <w:t>04. Change one thing. Trace what follows.</w:t>
+      </w:r>
+    </w:p>
+    <w:p>
+      <w:r>
+        <w:drawing>
+          <wp:inline xmlns:a="http://schemas.openxmlformats.org/drawingml/2006/main" xmlns:pic="http://schemas.openxmlformats.org/drawingml/2006/picture">
+            <wp:extent cx="5486400" cy="3026664"/>
+            <wp:docPr id="5" name="Picture 5" descr="Original case: Both comparisons are True, so allowed is True. Changed condition: Change age to 16. Expected result: The result becomes False. Reason: The lower condition remains True, but the upper condition fails."/>
+            <wp:cNvGraphicFramePr>
+              <a:graphicFrameLocks noChangeAspect="1"/>
+            </wp:cNvGraphicFramePr>
+            <a:graphic>
+              <a:graphicData uri="http://schemas.openxmlformats.org/drawingml/2006/picture">
+                <pic:pic>
+                  <pic:nvPicPr>
+                    <pic:cNvPr id="0" name="academy-story-python-bridge-4-04.png"/>
+                    <pic:cNvPicPr/>
+                  </pic:nvPicPr>
+                  <pic:blipFill>
+                    <a:blip r:embed="rId13"/>
+                    <a:stretch>
+                      <a:fillRect/>
+                    </a:stretch>
+                  </pic:blipFill>
+                  <pic:spPr>
+                    <a:xfrm>
+                      <a:off x="0" y="0"/>
+                      <a:ext cx="5486400" cy="3026664"/>
+                    </a:xfrm>
+                    <a:prstGeom prst="rect"/>
+                  </pic:spPr>
+                </pic:pic>
+              </a:graphicData>
+            </a:graphic>
+          </wp:inline>
+        </w:drawing>
+      </w:r>
+    </w:p>
+    <w:p>
+      <w:pPr>
+        <w:spacing w:line="336" w:lineRule="auto" w:after="180"/>
+      </w:pPr>
+      <w:r>
+        <w:rPr>
+          <w:b w:val="0"/>
+        </w:rPr>
+        <w:t xml:space="preserve">Original case: Both </w:t>
+      </w:r>
+      <w:r>
+        <w:rPr>
+          <w:b/>
+        </w:rPr>
+        <w:t>comparison</w:t>
+      </w:r>
+      <w:r>
+        <w:rPr>
+          <w:b w:val="0"/>
+        </w:rPr>
+        <w:t>s are True, so allowed is True. Changed condition: Change age to 16. Expected result: The result becomes False. Reason: The lower condition remains True, but the upper condition fails.</w:t>
+      </w:r>
+    </w:p>
+    <w:p>
+      <w:pPr>
+        <w:spacing w:line="336" w:lineRule="auto" w:after="180"/>
+        <w:shd w:fill="F5F1FB"/>
+      </w:pPr>
+      <w:r>
+        <w:rPr>
+          <w:b w:val="0"/>
+        </w:rPr>
+        <w:t>Predict before checking the worked changed-case result. Name what changed and what the supplied facts allow you to conclude.</w:t>
+      </w:r>
+    </w:p>
+    <w:p>
+      <w:pPr>
+        <w:pStyle w:val="Heading3"/>
+      </w:pPr>
+      <w:r>
+        <w:t>05. Connect the explanation to its limit</w:t>
+      </w:r>
+    </w:p>
+    <w:p>
+      <w:r>
+        <w:drawing>
+          <wp:inline xmlns:a="http://schemas.openxmlformats.org/drawingml/2006/main" xmlns:pic="http://schemas.openxmlformats.org/drawingml/2006/picture">
+            <wp:extent cx="5486400" cy="2834640"/>
+            <wp:docPr id="6" name="Picture 6" descr="A Boolean condition represents a yes-or-no result. And requires both conditions; checking only one boundary would accept values outside the intended interval. Limit: This condition checks a declared numeric interval, not identity or authorisation; unexpected input types need separate handling."/>
+            <wp:cNvGraphicFramePr>
+              <a:graphicFrameLocks noChangeAspect="1"/>
+            </wp:cNvGraphicFramePr>
+            <a:graphic>
+              <a:graphicData uri="http://schemas.openxmlformats.org/drawingml/2006/picture">
+                <pic:pic>
+                  <pic:nvPicPr>
+                    <pic:cNvPr id="0" name="academy-story-python-bridge-4-05.png"/>
+                    <pic:cNvPicPr/>
+                  </pic:nvPicPr>
+                  <pic:blipFill>
+                    <a:blip r:embed="rId14"/>
+                    <a:stretch>
+                      <a:fillRect/>
+                    </a:stretch>
+                  </pic:blipFill>
+                  <pic:spPr>
+                    <a:xfrm>
+                      <a:off x="0" y="0"/>
+                      <a:ext cx="5486400" cy="2834640"/>
+                    </a:xfrm>
+                    <a:prstGeom prst="rect"/>
+                  </pic:spPr>
+                </pic:pic>
+              </a:graphicData>
+            </a:graphic>
+          </wp:inline>
+        </w:drawing>
+      </w:r>
+    </w:p>
+    <w:p>
+      <w:pPr>
+        <w:spacing w:line="336" w:lineRule="auto" w:after="180"/>
+      </w:pPr>
+      <w:r>
+        <w:rPr>
+          <w:b w:val="0"/>
+        </w:rPr>
+        <w:t xml:space="preserve">A </w:t>
+      </w:r>
+      <w:r>
+        <w:rPr>
+          <w:b/>
+        </w:rPr>
+        <w:t>Boolean</w:t>
+      </w:r>
+      <w:r>
+        <w:rPr>
+          <w:b w:val="0"/>
+        </w:rPr>
+        <w:t xml:space="preserve"> condition represents a yes-or-no result. And requires both conditions; checking only one boundary would accept values outside the intended interval.</w:t>
+      </w:r>
+    </w:p>
+    <w:p>
+      <w:pPr>
+        <w:spacing w:line="336" w:lineRule="auto" w:after="180"/>
+      </w:pPr>
+      <w:r>
+        <w:rPr>
+          <w:b w:val="0"/>
+        </w:rPr>
+        <w:t xml:space="preserve">Limit: This condition checks a declared numeric interval, not identity or authorisation; unexpected </w:t>
+      </w:r>
+      <w:r>
+        <w:rPr>
+          <w:b/>
+        </w:rPr>
+        <w:t>input</w:t>
+      </w:r>
+      <w:r>
+        <w:rPr>
+          <w:b w:val="0"/>
+        </w:rPr>
+        <w:t xml:space="preserve"> types need separate handling.</w:t>
+      </w:r>
+    </w:p>
+    <w:p>
+      <w:pPr>
+        <w:spacing w:line="336" w:lineRule="auto" w:after="180"/>
+        <w:shd w:fill="F5F1FB"/>
+      </w:pPr>
+      <w:r>
+        <w:rPr>
+          <w:b w:val="0"/>
+        </w:rPr>
+        <w:t>Explain the case, then point to a limit on the claim.</w:t>
+      </w:r>
+    </w:p>
+    <w:p>
+      <w:pPr>
+        <w:pStyle w:val="Heading3"/>
+      </w:pPr>
+      <w:r>
+        <w:t>06. Make the idea visible in your project</w:t>
+      </w:r>
+    </w:p>
+    <w:p>
+      <w:r>
+        <w:drawing>
+          <wp:inline xmlns:a="http://schemas.openxmlformats.org/drawingml/2006/main" xmlns:pic="http://schemas.openxmlformats.org/drawingml/2006/picture">
+            <wp:extent cx="5486400" cy="3681984"/>
+            <wp:docPr id="7" name="Picture 7" descr="For Python readiness before the Responsible Plant Classifier, retain a trace of the values, the predicted outputs and the changed-case explanation. Use actual Python 3 results to check the prediction after reasoning first. Draw your input, deciding step, result and limit. Supported question: Give both comparison results for ages 11, 15 and 16. Which comparison rejects each outside value, and why does and matter?"/>
+            <wp:cNvGraphicFramePr>
+              <a:graphicFrameLocks noChangeAspect="1"/>
+            </wp:cNvGraphicFramePr>
+            <a:graphic>
+              <a:graphicData uri="http://schemas.openxmlformats.org/drawingml/2006/picture">
+                <pic:pic>
+                  <pic:nvPicPr>
+                    <pic:cNvPr id="0" name="academy-story-python-bridge-4-06.png"/>
+                    <pic:cNvPicPr/>
+                  </pic:nvPicPr>
+                  <pic:blipFill>
+                    <a:blip r:embed="rId15"/>
+                    <a:stretch>
+                      <a:fillRect/>
+                    </a:stretch>
+                  </pic:blipFill>
+                  <pic:spPr>
+                    <a:xfrm>
+                      <a:off x="0" y="0"/>
+                      <a:ext cx="5486400" cy="3681984"/>
+                    </a:xfrm>
+                    <a:prstGeom prst="rect"/>
+                  </pic:spPr>
+                </pic:pic>
+              </a:graphicData>
+            </a:graphic>
+          </wp:inline>
+        </w:drawing>
+      </w:r>
+    </w:p>
+    <w:p>
+      <w:pPr>
+        <w:spacing w:line="336" w:lineRule="auto" w:after="180"/>
+      </w:pPr>
+      <w:r>
+        <w:rPr>
+          <w:b w:val="0"/>
+        </w:rPr>
+        <w:t xml:space="preserve">For Python readiness before the Responsible Plant Classifier, retain a trace of the values, the predicted </w:t>
+      </w:r>
+      <w:r>
+        <w:rPr>
+          <w:b/>
+        </w:rPr>
+        <w:t>output</w:t>
+      </w:r>
+      <w:r>
+        <w:rPr>
+          <w:b w:val="0"/>
+        </w:rPr>
+        <w:t xml:space="preserve">s and the changed-case explanation. Use actual Python 3 results to check the </w:t>
+      </w:r>
+      <w:r>
+        <w:rPr>
+          <w:b/>
+        </w:rPr>
+        <w:t>prediction</w:t>
+      </w:r>
+      <w:r>
+        <w:rPr>
+          <w:b w:val="0"/>
+        </w:rPr>
+        <w:t xml:space="preserve"> after reasoning first.</w:t>
+      </w:r>
+    </w:p>
+    <w:p>
+      <w:pPr>
+        <w:spacing w:line="336" w:lineRule="auto" w:after="180"/>
+      </w:pPr>
+      <w:r>
+        <w:rPr>
+          <w:b w:val="0"/>
+        </w:rPr>
+        <w:t xml:space="preserve">Draw your </w:t>
+      </w:r>
+      <w:r>
+        <w:rPr>
+          <w:b/>
+        </w:rPr>
+        <w:t>input</w:t>
+      </w:r>
+      <w:r>
+        <w:rPr>
+          <w:b w:val="0"/>
+        </w:rPr>
+        <w:t xml:space="preserve">, deciding step, result and limit. Supported question: Give both </w:t>
+      </w:r>
+      <w:r>
+        <w:rPr>
+          <w:b/>
+        </w:rPr>
+        <w:t>comparison</w:t>
+      </w:r>
+      <w:r>
+        <w:rPr>
+          <w:b w:val="0"/>
+        </w:rPr>
+        <w:t xml:space="preserve"> results for ages 11, 15 and 16. Which </w:t>
+      </w:r>
+      <w:r>
+        <w:rPr>
+          <w:b/>
+        </w:rPr>
+        <w:t>comparison</w:t>
+      </w:r>
+      <w:r>
+        <w:rPr>
+          <w:b w:val="0"/>
+        </w:rPr>
+        <w:t xml:space="preserve"> rejects each outside value, and why does and matter?</w:t>
+      </w:r>
+    </w:p>
+    <w:p>
+      <w:pPr>
+        <w:spacing w:line="336" w:lineRule="auto" w:after="180"/>
+        <w:shd w:fill="F5F1FB"/>
+      </w:pPr>
+      <w:r>
+        <w:rPr>
+          <w:b w:val="0"/>
+        </w:rPr>
+        <w:t xml:space="preserve">Draw your project trace and justify the deciding step using </w:t>
+      </w:r>
+      <w:r>
+        <w:rPr>
+          <w:b/>
+        </w:rPr>
+        <w:t>evidence</w:t>
+      </w:r>
+      <w:r>
+        <w:rPr>
+          <w:b w:val="0"/>
+        </w:rPr>
+        <w:t>.</w:t>
       </w:r>
     </w:p>
     <w:sectPr>

--- a/downloads/student/bridge-week-04.docx
+++ b/downloads/student/bridge-week-04.docx
@@ -25,12 +25,17 @@
         <w:pStyle w:val="Heading1"/>
       </w:pPr>
       <w:r>
-        <w:t>Before you start</w:t>
-      </w:r>
-    </w:p>
-    <w:p>
-      <w:r>
-        <w:t>What type is False and how does it differ from "False"?</w:t>
+        <w:t>Name each requirement. Test the boundary. Combine deliberately.</w:t>
+      </w:r>
+    </w:p>
+    <w:p>
+      <w:r>
+        <w:t>Translate a written condition into separate Boolean checks without replacing AND with OR.</w:t>
+      </w:r>
+    </w:p>
+    <w:p>
+      <w:r>
+        <w:t>Minutes/quiet trace → inclusive age interval → five activity cases → distinguishing mutations → independent requirements.</w:t>
       </w:r>
     </w:p>
     <w:p>
@@ -38,20 +43,20 @@
         <w:pStyle w:val="Heading1"/>
       </w:pPr>
       <w:r>
-        <w:t>01. Your mission</w:t>
-      </w:r>
-    </w:p>
-    <w:p>
-      <w:r>
-        <w:t>Start with the target: Translate stated requirements into comparisons. Try the recall before opening notes.</w:t>
-      </w:r>
-    </w:p>
-    <w:p>
-      <w:pPr>
-        <w:pStyle w:val="Heading3"/>
-      </w:pPr>
-      <w:r>
-        <w:t>Your learning target</w:t>
+        <w:t>01. Must both requirements hold, or is either enough?</w:t>
+      </w:r>
+    </w:p>
+    <w:p>
+      <w:r>
+        <w:t>Translate the written condition and test the exact boundary.</w:t>
+      </w:r>
+    </w:p>
+    <w:p>
+      <w:pPr>
+        <w:pStyle w:val="Heading2"/>
+      </w:pPr>
+      <w:r>
+        <w:t>Your learning goals</w:t>
       </w:r>
     </w:p>
     <w:p>
@@ -113,10 +118,113 @@
     </w:p>
     <w:p>
       <w:pPr>
+        <w:pStyle w:val="Heading2"/>
+      </w:pPr>
+      <w:r>
+        <w:t>Recall before notes</w:t>
+      </w:r>
+    </w:p>
+    <w:p>
+      <w:pPr>
+        <w:pStyle w:val="ListBullet"/>
+      </w:pPr>
+      <w:r>
+        <w:t>Close your notes first. A rough first answer helps us choose the right starting point; it is not a score for your ability.</w:t>
+      </w:r>
+    </w:p>
+    <w:p>
+      <w:pPr>
+        <w:pStyle w:val="ListBullet"/>
+      </w:pPr>
+      <w:r>
+        <w:t>Without opening the old lesson, explain one key idea from Expressions and operator order. Give an example and a mistake that the idea helps you avoid.</w:t>
+      </w:r>
+    </w:p>
+    <w:p>
+      <w:pPr>
+        <w:pStyle w:val="ListBullet"/>
+      </w:pPr>
+      <w:r>
+        <w:t>Without opening the old lesson, explain one key idea from From a paper algorithm to Python. Give an example and a mistake that the idea helps you avoid.</w:t>
+      </w:r>
+    </w:p>
+    <w:p>
+      <w:pPr>
+        <w:pStyle w:val="ListBullet"/>
+      </w:pPr>
+      <w:r>
+        <w:t>After trying, check the relevant lesson or ask your teacher. Change the part of your explanation that the evidence shows was wrong.</w:t>
+      </w:r>
+    </w:p>
+    <w:p>
+      <w:pPr>
+        <w:pStyle w:val="ListBullet"/>
+      </w:pPr>
+      <w:r>
+        <w:t>This week you will practise:</w:t>
+      </w:r>
+    </w:p>
+    <w:p>
+      <w:pPr>
+        <w:pStyle w:val="ListBullet"/>
+      </w:pPr>
+      <w:r>
+        <w:t>Translate stated requirements into comparisons</w:t>
+      </w:r>
+    </w:p>
+    <w:p>
+      <w:pPr>
+        <w:pStyle w:val="ListBullet"/>
+      </w:pPr>
+      <w:r>
+        <w:t>Combine Boolean values with and or and not</w:t>
+      </w:r>
+    </w:p>
+    <w:p>
+      <w:pPr>
+        <w:pStyle w:val="ListBullet"/>
+      </w:pPr>
+      <w:r>
+        <w:t>Choose a case that distinguishes two conditions</w:t>
+      </w:r>
+    </w:p>
+    <w:p>
+      <w:pPr>
+        <w:pStyle w:val="ListBullet"/>
+      </w:pPr>
+      <w:r>
+        <w:t>What type is False and how does it differ from "False"?</w:t>
+      </w:r>
+    </w:p>
+    <w:p>
+      <w:pPr>
         <w:pStyle w:val="Heading3"/>
       </w:pPr>
       <w:r>
-        <w:t>Remember before reading</w:t>
+        <w:t>My starting explanation</w:t>
+      </w:r>
+    </w:p>
+    <w:p>
+      <w:r>
+        <w:t>________________________________________________________________</w:t>
+      </w:r>
+    </w:p>
+    <w:p>
+      <w:r>
+        <w:t>________________________________________________________________</w:t>
+      </w:r>
+    </w:p>
+    <w:p>
+      <w:r>
+        <w:t>________________________________________________________________</w:t>
+      </w:r>
+    </w:p>
+    <w:p>
+      <w:pPr>
+        <w:pStyle w:val="Heading2"/>
+      </w:pPr>
+      <w:r>
+        <w:t>Your end goal</w:t>
       </w:r>
     </w:p>
     <w:p>
@@ -127,18 +235,80 @@
         <w:rPr>
           <w:b w:val="0"/>
         </w:rPr>
-        <w:t>Close your notes first. A rough first answer helps us choose the right starting point; it is not a score for your ability.</w:t>
-      </w:r>
-    </w:p>
-    <w:p>
-      <w:pPr>
-        <w:spacing w:line="336" w:lineRule="auto" w:after="180"/>
-      </w:pPr>
+        <w:t xml:space="preserve">Trace </w:t>
+      </w:r>
+      <w:r>
+        <w:rPr>
+          <w:b/>
+        </w:rPr>
+        <w:t>boolean</w:t>
+      </w:r>
       <w:r>
         <w:rPr>
           <w:b w:val="0"/>
         </w:rPr>
-        <w:t>Without opening the old lesson, explain one key idea from Expressions and operator order. Give an example and a mistake that the idea helps you avoid.</w:t>
+        <w:t xml:space="preserve"> conditions and explain the changed program before running it.</w:t>
+      </w:r>
+    </w:p>
+    <w:p>
+      <w:pPr>
+        <w:pStyle w:val="Heading2"/>
+      </w:pPr>
+      <w:r>
+        <w:t>Earlier wording, alternatives and picture transcripts · reference / check after trying</w:t>
+      </w:r>
+    </w:p>
+    <w:p>
+      <w:pPr>
+        <w:pStyle w:val="Heading3"/>
+      </w:pPr>
+      <w:r>
+        <w:t>Your learning target</w:t>
+      </w:r>
+    </w:p>
+    <w:p>
+      <w:pPr>
+        <w:pStyle w:val="Heading3"/>
+      </w:pPr>
+      <w:r>
+        <w:t>Remember before reading</w:t>
+      </w:r>
+    </w:p>
+    <w:p>
+      <w:pPr>
+        <w:pStyle w:val="Heading3"/>
+      </w:pPr>
+      <w:r>
+        <w:t>Retrieve what you already know</w:t>
+      </w:r>
+    </w:p>
+    <w:p>
+      <w:pPr>
+        <w:pStyle w:val="Heading3"/>
+      </w:pPr>
+      <w:r>
+        <w:t>This week’s end goal</w:t>
+      </w:r>
+    </w:p>
+    <w:p>
+      <w:pPr>
+        <w:pStyle w:val="Heading1"/>
+      </w:pPr>
+      <w:r>
+        <w:t>02. At most twelve minutes AND quiet</w:t>
+      </w:r>
+    </w:p>
+    <w:p>
+      <w:r>
+        <w:t>A time-only pass is different from full suitability.</w:t>
+      </w:r>
+    </w:p>
+    <w:p>
+      <w:pPr>
+        <w:pStyle w:val="Heading2"/>
+      </w:pPr>
+      <w:r>
+        <w:t>Read the complete activity requirements</w:t>
       </w:r>
     </w:p>
     <w:p>
@@ -149,30 +319,31 @@
         <w:rPr>
           <w:b w:val="0"/>
         </w:rPr>
-        <w:t>Without opening the old lesson, explain one key idea from From a paper algorithm to Python. Give an example and a mistake that the idea helps you avoid.</w:t>
-      </w:r>
-    </w:p>
-    <w:p>
-      <w:pPr>
-        <w:spacing w:line="336" w:lineRule="auto" w:after="180"/>
-      </w:pPr>
+        <w:t xml:space="preserve">A fictional activity must take at most </w:t>
+      </w:r>
+      <w:r>
+        <w:rPr>
+          <w:b/>
+        </w:rPr>
+        <w:t>12 minutes</w:t>
+      </w:r>
       <w:r>
         <w:rPr>
           <w:b w:val="0"/>
         </w:rPr>
-        <w:t xml:space="preserve">After trying, check the relevant lesson or ask your teacher. Change the part of your explanation that the </w:t>
+        <w:t xml:space="preserve"> and be quiet. An activity taking exactly </w:t>
       </w:r>
       <w:r>
         <w:rPr>
           <w:b/>
         </w:rPr>
-        <w:t>evidence</w:t>
+        <w:t>12 minutes</w:t>
       </w:r>
       <w:r>
         <w:rPr>
           <w:b w:val="0"/>
         </w:rPr>
-        <w:t xml:space="preserve"> shows was wrong.</w:t>
+        <w:t xml:space="preserve"> meets the time requirement. A quiet 15-minute activity does not.</w:t>
       </w:r>
     </w:p>
     <w:p>
@@ -183,7 +354,15 @@
         <w:rPr>
           <w:b w:val="0"/>
         </w:rPr>
-        <w:t>This week you will practise:</w:t>
+        <w:t>Before writing code, underline each requirement and decide whether all requirements must hold or whether alternatives are allowed.</w:t>
+      </w:r>
+    </w:p>
+    <w:p>
+      <w:pPr>
+        <w:pStyle w:val="Heading2"/>
+      </w:pPr>
+      <w:r>
+        <w:t>State input types and comparison syntax</w:t>
       </w:r>
     </w:p>
     <w:p>
@@ -194,7 +373,19 @@
         <w:rPr>
           <w:b w:val="0"/>
         </w:rPr>
-        <w:t xml:space="preserve">Translate stated requirements into </w:t>
+        <w:t xml:space="preserve">Use a fresh conditions.py file with nonnegative integer minutes and an actual </w:t>
+      </w:r>
+      <w:r>
+        <w:rPr>
+          <w:b/>
+        </w:rPr>
+        <w:t>Boolean</w:t>
+      </w:r>
+      <w:r>
+        <w:rPr>
+          <w:b w:val="0"/>
+        </w:rPr>
+        <w:t xml:space="preserve"> quiet flag. A </w:t>
       </w:r>
       <w:r>
         <w:rPr>
@@ -206,208 +397,6 @@
         <w:rPr>
           <w:b w:val="0"/>
         </w:rPr>
-        <w:t>s</w:t>
-      </w:r>
-    </w:p>
-    <w:p>
-      <w:pPr>
-        <w:spacing w:line="336" w:lineRule="auto" w:after="180"/>
-      </w:pPr>
-      <w:r>
-        <w:rPr>
-          <w:b w:val="0"/>
-        </w:rPr>
-        <w:t xml:space="preserve">Combine </w:t>
-      </w:r>
-      <w:r>
-        <w:rPr>
-          <w:b/>
-        </w:rPr>
-        <w:t>Boolean</w:t>
-      </w:r>
-      <w:r>
-        <w:rPr>
-          <w:b w:val="0"/>
-        </w:rPr>
-        <w:t xml:space="preserve"> values with and or and not</w:t>
-      </w:r>
-    </w:p>
-    <w:p>
-      <w:pPr>
-        <w:spacing w:line="336" w:lineRule="auto" w:after="180"/>
-      </w:pPr>
-      <w:r>
-        <w:rPr>
-          <w:b w:val="0"/>
-        </w:rPr>
-        <w:t>Choose a case that distinguishes two conditions</w:t>
-      </w:r>
-    </w:p>
-    <w:p>
-      <w:pPr>
-        <w:pStyle w:val="Heading3"/>
-      </w:pPr>
-      <w:r>
-        <w:t>Retrieve what you already know</w:t>
-      </w:r>
-    </w:p>
-    <w:p>
-      <w:pPr>
-        <w:spacing w:line="336" w:lineRule="auto" w:after="180"/>
-        <w:shd w:fill="F5F1FB"/>
-      </w:pPr>
-      <w:r>
-        <w:rPr>
-          <w:b w:val="0"/>
-        </w:rPr>
-        <w:t>What type is False and how does it differ from "False"?</w:t>
-      </w:r>
-    </w:p>
-    <w:p>
-      <w:pPr>
-        <w:pStyle w:val="Heading3"/>
-      </w:pPr>
-      <w:r>
-        <w:t>My starting explanation</w:t>
-      </w:r>
-    </w:p>
-    <w:p>
-      <w:r>
-        <w:t>________________________________________________________________</w:t>
-      </w:r>
-    </w:p>
-    <w:p>
-      <w:r>
-        <w:t>________________________________________________________________</w:t>
-      </w:r>
-    </w:p>
-    <w:p>
-      <w:r>
-        <w:t>________________________________________________________________</w:t>
-      </w:r>
-    </w:p>
-    <w:p>
-      <w:pPr>
-        <w:pStyle w:val="Heading3"/>
-      </w:pPr>
-      <w:r>
-        <w:t>This week’s end goal</w:t>
-      </w:r>
-    </w:p>
-    <w:p>
-      <w:pPr>
-        <w:spacing w:line="336" w:lineRule="auto" w:after="180"/>
-      </w:pPr>
-      <w:r>
-        <w:rPr>
-          <w:b w:val="0"/>
-        </w:rPr>
-        <w:t xml:space="preserve">Trace </w:t>
-      </w:r>
-      <w:r>
-        <w:rPr>
-          <w:b/>
-        </w:rPr>
-        <w:t>boolean</w:t>
-      </w:r>
-      <w:r>
-        <w:rPr>
-          <w:b w:val="0"/>
-        </w:rPr>
-        <w:t xml:space="preserve"> conditions and explain the changed program before running it.</w:t>
-      </w:r>
-    </w:p>
-    <w:p>
-      <w:pPr>
-        <w:pStyle w:val="Heading1"/>
-      </w:pPr>
-      <w:r>
-        <w:t>02. Notice the evidence</w:t>
-      </w:r>
-    </w:p>
-    <w:p>
-      <w:r>
-        <w:t>Investigate the supplied Boolean conditions case. Separate observations, given facts and assumptions before choosing an explanation.</w:t>
-      </w:r>
-    </w:p>
-    <w:p>
-      <w:pPr>
-        <w:spacing w:line="336" w:lineRule="auto" w:after="180"/>
-      </w:pPr>
-      <w:r>
-        <w:rPr>
-          <w:b w:val="0"/>
-        </w:rPr>
-        <w:t xml:space="preserve">A fictional activity must take at most </w:t>
-      </w:r>
-      <w:r>
-        <w:rPr>
-          <w:b/>
-        </w:rPr>
-        <w:t>12 minutes</w:t>
-      </w:r>
-      <w:r>
-        <w:rPr>
-          <w:b w:val="0"/>
-        </w:rPr>
-        <w:t xml:space="preserve"> and be quiet. An activity taking exactly </w:t>
-      </w:r>
-      <w:r>
-        <w:rPr>
-          <w:b/>
-        </w:rPr>
-        <w:t>12 minutes</w:t>
-      </w:r>
-      <w:r>
-        <w:rPr>
-          <w:b w:val="0"/>
-        </w:rPr>
-        <w:t xml:space="preserve"> meets the time requirement. A quiet 15-minute activity does not.</w:t>
-      </w:r>
-    </w:p>
-    <w:p>
-      <w:pPr>
-        <w:spacing w:line="336" w:lineRule="auto" w:after="180"/>
-      </w:pPr>
-      <w:r>
-        <w:rPr>
-          <w:b w:val="0"/>
-        </w:rPr>
-        <w:t>Before writing code, underline each requirement and decide whether all requirements must hold or whether alternatives are allowed.</w:t>
-      </w:r>
-    </w:p>
-    <w:p>
-      <w:pPr>
-        <w:spacing w:line="336" w:lineRule="auto" w:after="180"/>
-      </w:pPr>
-      <w:r>
-        <w:rPr>
-          <w:b w:val="0"/>
-        </w:rPr>
-        <w:t xml:space="preserve">Use a fresh conditions.py file with nonnegative integer minutes and an actual </w:t>
-      </w:r>
-      <w:r>
-        <w:rPr>
-          <w:b/>
-        </w:rPr>
-        <w:t>Boolean</w:t>
-      </w:r>
-      <w:r>
-        <w:rPr>
-          <w:b w:val="0"/>
-        </w:rPr>
-        <w:t xml:space="preserve"> quiet flag. A </w:t>
-      </w:r>
-      <w:r>
-        <w:rPr>
-          <w:b/>
-        </w:rPr>
-        <w:t>comparison</w:t>
-      </w:r>
-      <w:r>
-        <w:rPr>
-          <w:b w:val="0"/>
-        </w:rPr>
         <w:t xml:space="preserve"> produces True or False for these values. The expression minutes &lt;= 12 includes 12; minutes &lt; 12 excludes it.</w:t>
       </w:r>
     </w:p>
@@ -424,6 +413,14 @@
     </w:p>
     <w:p>
       <w:pPr>
+        <w:pStyle w:val="Heading2"/>
+      </w:pPr>
+      <w:r>
+        <w:t>Your first explanation</w:t>
+      </w:r>
+    </w:p>
+    <w:p>
+      <w:pPr>
         <w:pStyle w:val="Heading3"/>
       </w:pPr>
       <w:r>
@@ -450,12 +447,20 @@
         <w:pStyle w:val="Heading1"/>
       </w:pPr>
       <w:r>
-        <w:t>03. See how it works</w:t>
-      </w:r>
-    </w:p>
-    <w:p>
-      <w:r>
-        <w:t>Follow the mechanism for Boolean conditions. Connect each labelled input, deciding step and result.</w:t>
+        <w:t>03. Calculate each Boolean before combining them</w:t>
+      </w:r>
+    </w:p>
+    <w:p>
+      <w:r>
+        <w:t>The supplied inputs are a nonnegative integer and a real Boolean flag; no type validator is implemented.</w:t>
+      </w:r>
+    </w:p>
+    <w:p>
+      <w:pPr>
+        <w:pStyle w:val="Heading2"/>
+      </w:pPr>
+      <w:r>
+        <w:t>Trace separate and combined conditions</w:t>
       </w:r>
     </w:p>
     <w:p>
@@ -615,6 +620,14 @@
       </w:r>
     </w:p>
     <w:p>
+      <w:pPr>
+        <w:pStyle w:val="Heading2"/>
+      </w:pPr>
+      <w:r>
+        <w:t>Complete activity-condition script</w:t>
+      </w:r>
+    </w:p>
+    <w:p>
       <w:r>
         <w:rPr>
           <w:rFonts w:ascii="Courier New" w:hAnsi="Courier New"/>
@@ -635,6 +648,14 @@
     </w:p>
     <w:p>
       <w:pPr>
+        <w:pStyle w:val="Heading2"/>
+      </w:pPr>
+      <w:r>
+        <w:t>Explain time success but suitability failure</w:t>
+      </w:r>
+    </w:p>
+    <w:p>
+      <w:pPr>
         <w:spacing w:line="336" w:lineRule="auto" w:after="180"/>
       </w:pPr>
       <w:r>
@@ -669,6 +690,30 @@
     </w:p>
     <w:p>
       <w:pPr>
+        <w:pStyle w:val="Heading2"/>
+      </w:pPr>
+      <w:r>
+        <w:t>Explain the deciding check</w:t>
+      </w:r>
+    </w:p>
+    <w:p>
+      <w:pPr>
+        <w:pStyle w:val="ListBullet"/>
+      </w:pPr>
+      <w:r>
+        <w:t>Point to the input, the deciding step and the result in this week’s visual. Explain the same step in ordinary words. A picture helps when you can say what each part represents.</w:t>
+      </w:r>
+    </w:p>
+    <w:p>
+      <w:pPr>
+        <w:pStyle w:val="Heading2"/>
+      </w:pPr>
+      <w:r>
+        <w:t>Earlier wording, alternatives and picture transcripts · reference / check after trying</w:t>
+      </w:r>
+    </w:p>
+    <w:p>
+      <w:pPr>
         <w:pStyle w:val="Heading3"/>
       </w:pPr>
       <w:r>
@@ -677,144 +722,93 @@
     </w:p>
     <w:p>
       <w:pPr>
+        <w:pStyle w:val="Heading1"/>
+      </w:pPr>
+      <w:r>
+        <w:t>04. Compare an included boundary with a missing requirement</w:t>
+      </w:r>
+    </w:p>
+    <w:p>
+      <w:r>
+        <w:t>Changing &lt;= to &lt; or AND to OR changes the written policy.</w:t>
+      </w:r>
+    </w:p>
+    <w:p>
+      <w:pPr>
+        <w:pStyle w:val="Heading2"/>
+      </w:pPr>
+      <w:r>
+        <w:t>Predict the supported change</w:t>
+      </w:r>
+    </w:p>
+    <w:p>
+      <w:pPr>
+        <w:pStyle w:val="ListBullet"/>
+      </w:pPr>
+      <w:r>
+        <w:t>For (minutes, quiet) cases (11, True), (12, False), and (13, True), write the time comparison and final suitability values before running the program.</w:t>
+      </w:r>
+    </w:p>
+    <w:p>
+      <w:pPr>
+        <w:pStyle w:val="Heading3"/>
+      </w:pPr>
+      <w:r>
+        <w:t>Keep the procedure fixed. Explain what changed in the inputs and result.</w:t>
+      </w:r>
+    </w:p>
+    <w:p>
+      <w:r>
+        <w:t>________________________________________________________________</w:t>
+      </w:r>
+    </w:p>
+    <w:p>
+      <w:r>
+        <w:t>________________________________________________________________</w:t>
+      </w:r>
+    </w:p>
+    <w:p>
+      <w:r>
+        <w:t>________________________________________________________________</w:t>
+      </w:r>
+    </w:p>
+    <w:p>
+      <w:r>
+        <w:t>________________________________________________________________</w:t>
+      </w:r>
+    </w:p>
+    <w:p>
+      <w:r>
+        <w:t>________________________________________________________________</w:t>
+      </w:r>
+    </w:p>
+    <w:p>
+      <w:pPr>
+        <w:pStyle w:val="Heading2"/>
+      </w:pPr>
+      <w:r>
+        <w:t>Predict the pictured variant</w:t>
+      </w:r>
+    </w:p>
+    <w:p>
+      <w:pPr>
+        <w:pStyle w:val="ListBullet"/>
+      </w:pPr>
+      <w:r>
+        <w:t>Change: Change age to 16.</w:t>
+      </w:r>
+    </w:p>
+    <w:p>
+      <w:pPr>
+        <w:pStyle w:val="Heading2"/>
+      </w:pPr>
+      <w:r>
+        <w:t>Check after predicting · reference / check after trying</w:t>
+      </w:r>
+    </w:p>
+    <w:p>
+      <w:pPr>
         <w:spacing w:line="336" w:lineRule="auto" w:after="180"/>
-      </w:pPr>
-      <w:r>
-        <w:rPr>
-          <w:b w:val="0"/>
-        </w:rPr>
-        <w:t xml:space="preserve">Point to the </w:t>
-      </w:r>
-      <w:r>
-        <w:rPr>
-          <w:b/>
-        </w:rPr>
-        <w:t>input</w:t>
-      </w:r>
-      <w:r>
-        <w:rPr>
-          <w:b w:val="0"/>
-        </w:rPr>
-        <w:t>, the deciding step and the result in this week’s visual. Explain the same step in ordinary words. A picture helps when you can say what each part represents.</w:t>
-      </w:r>
-    </w:p>
-    <w:p>
-      <w:pPr>
-        <w:pStyle w:val="Heading1"/>
-      </w:pPr>
-      <w:r>
-        <w:t>04. Compare the cases</w:t>
-      </w:r>
-    </w:p>
-    <w:p>
-      <w:r>
-        <w:t>Compare the supplied cases for Boolean conditions. Identify the detail that changes the conclusion.</w:t>
-      </w:r>
-    </w:p>
-    <w:p>
-      <w:pPr>
-        <w:pStyle w:val="Heading3"/>
-      </w:pPr>
-      <w:r>
-        <w:t>Compare a familiar case with a changed case</w:t>
-      </w:r>
-    </w:p>
-    <w:p>
-      <w:pPr>
-        <w:spacing w:line="336" w:lineRule="auto" w:after="180"/>
-      </w:pPr>
-      <w:r>
-        <w:rPr>
-          <w:b w:val="0"/>
-        </w:rPr>
-        <w:t xml:space="preserve">For (minutes, quiet) cases (11, True), (12, False), and (13, True), write the time </w:t>
-      </w:r>
-      <w:r>
-        <w:rPr>
-          <w:b/>
-        </w:rPr>
-        <w:t>comparison</w:t>
-      </w:r>
-      <w:r>
-        <w:rPr>
-          <w:b w:val="0"/>
-        </w:rPr>
-        <w:t xml:space="preserve"> and final suitability values before running the program.</w:t>
-      </w:r>
-    </w:p>
-    <w:p>
-      <w:pPr>
-        <w:pStyle w:val="Heading3"/>
-      </w:pPr>
-      <w:r>
-        <w:t>Keep the procedure fixed. Explain what changed in the inputs and result.</w:t>
-      </w:r>
-    </w:p>
-    <w:p>
-      <w:r>
-        <w:t>________________________________________________________________</w:t>
-      </w:r>
-    </w:p>
-    <w:p>
-      <w:r>
-        <w:t>________________________________________________________________</w:t>
-      </w:r>
-    </w:p>
-    <w:p>
-      <w:r>
-        <w:t>________________________________________________________________</w:t>
-      </w:r>
-    </w:p>
-    <w:p>
-      <w:r>
-        <w:t>________________________________________________________________</w:t>
-      </w:r>
-    </w:p>
-    <w:p>
-      <w:r>
-        <w:t>________________________________________________________________</w:t>
-      </w:r>
-    </w:p>
-    <w:p>
-      <w:pPr>
-        <w:pStyle w:val="Heading3"/>
-      </w:pPr>
-      <w:r>
-        <w:t>Change one thing in the pictured case</w:t>
-      </w:r>
-    </w:p>
-    <w:p>
-      <w:pPr>
-        <w:pStyle w:val="Heading3"/>
-      </w:pPr>
-      <w:r>
-        <w:t>Change one thing</w:t>
-      </w:r>
-    </w:p>
-    <w:p>
-      <w:pPr>
-        <w:spacing w:line="336" w:lineRule="auto" w:after="180"/>
-        <w:shd w:fill="F5F1FB"/>
-      </w:pPr>
-      <w:r>
-        <w:rPr>
-          <w:b w:val="0"/>
-        </w:rPr>
-        <w:t>Change: Change age to 16.</w:t>
-      </w:r>
-    </w:p>
-    <w:p>
-      <w:pPr>
-        <w:pStyle w:val="Heading3"/>
-      </w:pPr>
-      <w:r>
-        <w:t>Predicted result</w:t>
-      </w:r>
-    </w:p>
-    <w:p>
-      <w:pPr>
-        <w:spacing w:line="336" w:lineRule="auto" w:after="180"/>
-        <w:shd w:fill="F1F6FC"/>
       </w:pPr>
       <w:r>
         <w:rPr>
@@ -831,16 +825,7 @@
     </w:p>
     <w:p>
       <w:pPr>
-        <w:pStyle w:val="Heading3"/>
-      </w:pPr>
-      <w:r>
-        <w:t>Why the result follows</w:t>
-      </w:r>
-    </w:p>
-    <w:p>
-      <w:pPr>
         <w:spacing w:line="336" w:lineRule="auto" w:after="180"/>
-        <w:shd w:fill="F1F6FC"/>
       </w:pPr>
       <w:r>
         <w:rPr>
@@ -851,15 +836,143 @@
     </w:p>
     <w:p>
       <w:pPr>
+        <w:pStyle w:val="Heading2"/>
+      </w:pPr>
+      <w:r>
+        <w:t>Earlier wording, alternatives and picture transcripts · reference / check after trying</w:t>
+      </w:r>
+    </w:p>
+    <w:p>
+      <w:pPr>
+        <w:pStyle w:val="Heading3"/>
+      </w:pPr>
+      <w:r>
+        <w:t>Compare a familiar case with a changed case</w:t>
+      </w:r>
+    </w:p>
+    <w:p>
+      <w:pPr>
+        <w:pStyle w:val="Heading3"/>
+      </w:pPr>
+      <w:r>
+        <w:t>Change one thing in the pictured case</w:t>
+      </w:r>
+    </w:p>
+    <w:p>
+      <w:pPr>
         <w:pStyle w:val="Heading1"/>
       </w:pPr>
       <w:r>
-        <w:t>05. Words that unlock the idea</w:t>
-      </w:r>
-    </w:p>
-    <w:p>
-      <w:r>
-        <w:t>Use the vocabulary of Boolean conditions to explain a concrete decision, rather than only memorising definitions.</w:t>
+        <w:t>06. Trace both ends of a separate inclusive interval</w:t>
+      </w:r>
+    </w:p>
+    <w:p>
+      <w:r>
+        <w:t>One boundary check alone cannot enforce the full interval.</w:t>
+      </w:r>
+    </w:p>
+    <w:p>
+      <w:pPr>
+        <w:pStyle w:val="Heading2"/>
+      </w:pPr>
+      <w:r>
+        <w:t>Read the complete toy age contract</w:t>
+      </w:r>
+    </w:p>
+    <w:p>
+      <w:pPr>
+        <w:spacing w:line="336" w:lineRule="auto" w:after="180"/>
+      </w:pPr>
+      <w:r>
+        <w:rPr>
+          <w:b w:val="0"/>
+        </w:rPr>
+        <w:t>Two conditions for entry. A toy club accepts integer ages from 12 through 15 inclusive.</w:t>
+      </w:r>
+    </w:p>
+    <w:p>
+      <w:pPr>
+        <w:spacing w:line="336" w:lineRule="auto" w:after="180"/>
+      </w:pPr>
+      <w:r>
+        <w:rPr>
+          <w:b w:val="0"/>
+        </w:rPr>
+        <w:t>Python 3: age=15; allowed=(age&gt;=12) and (age&lt;=15); print(allowed). No type validation is implemented here.</w:t>
+      </w:r>
+    </w:p>
+    <w:p>
+      <w:pPr>
+        <w:spacing w:line="336" w:lineRule="auto" w:after="180"/>
+      </w:pPr>
+      <w:r>
+        <w:rPr>
+          <w:b w:val="0"/>
+        </w:rPr>
+        <w:t>This toy club exercise uses only supplied integer ages, not actual pupils’ information. It checks a numeric interval, not identity, permission or arbitrary input validity. At age 11 the lower check rejects; at 16 the upper check rejects. Both boundaries 12 and 15 are included. The activity example’s minutes/quiet fields are a different contract.</w:t>
+      </w:r>
+    </w:p>
+    <w:p>
+      <w:pPr>
+        <w:spacing w:line="336" w:lineRule="auto" w:after="180"/>
+      </w:pPr>
+      <w:r>
+        <w:rPr>
+          <w:b w:val="0"/>
+        </w:rPr>
+        <w:t>Truth-table statements here use Boolean operands; Python’s more general and/or operand behavior is outside this exercise.</w:t>
+      </w:r>
+    </w:p>
+    <w:p>
+      <w:pPr>
+        <w:pStyle w:val="Heading2"/>
+      </w:pPr>
+      <w:r>
+        <w:t>Trace both comparisons and AND</w:t>
+      </w:r>
+    </w:p>
+    <w:p>
+      <w:r>
+        <w:drawing>
+          <wp:inline xmlns:a="http://schemas.openxmlformats.org/drawingml/2006/main" xmlns:pic="http://schemas.openxmlformats.org/drawingml/2006/picture">
+            <wp:extent cx="5486400" cy="3182112"/>
+            <wp:docPr id="1" name="Picture 1" descr="Check lower boundary: 15&gt;=12 is True. → Check upper boundary: 15&lt;=15 is also True. → Combine with and: Both comparisons are True, so allowed is True."/>
+            <wp:cNvGraphicFramePr>
+              <a:graphicFrameLocks noChangeAspect="1"/>
+            </wp:cNvGraphicFramePr>
+            <a:graphic>
+              <a:graphicData uri="http://schemas.openxmlformats.org/drawingml/2006/picture">
+                <pic:pic>
+                  <pic:nvPicPr>
+                    <pic:cNvPr id="0" name="academy-story-python-bridge-4-02.png"/>
+                    <pic:cNvPicPr/>
+                  </pic:nvPicPr>
+                  <pic:blipFill>
+                    <a:blip r:embed="rId9"/>
+                    <a:stretch>
+                      <a:fillRect/>
+                    </a:stretch>
+                  </pic:blipFill>
+                  <pic:spPr>
+                    <a:xfrm>
+                      <a:off x="0" y="0"/>
+                      <a:ext cx="5486400" cy="3182112"/>
+                    </a:xfrm>
+                    <a:prstGeom prst="rect"/>
+                  </pic:spPr>
+                </pic:pic>
+              </a:graphicData>
+            </a:graphic>
+          </wp:inline>
+        </w:drawing>
+      </w:r>
+    </w:p>
+    <w:p>
+      <w:pPr>
+        <w:pStyle w:val="Heading3"/>
+      </w:pPr>
+      <w:r>
+        <w:t>Read the picture one step at a time</w:t>
       </w:r>
     </w:p>
     <w:tbl>
@@ -882,7 +995,7 @@
           </w:tcPr>
           <w:p>
             <w:r>
-              <w:t>Word</w:t>
+              <w:t>Step</w:t>
             </w:r>
           </w:p>
         </w:tc>
@@ -892,7 +1005,7 @@
           </w:tcPr>
           <w:p>
             <w:r>
-              <w:t>Meaning</w:t>
+              <w:t>What happens and why</w:t>
             </w:r>
           </w:p>
         </w:tc>
@@ -904,7 +1017,7 @@
           </w:tcPr>
           <w:p>
             <w:r>
-              <w:t>Comparison</w:t>
+              <w:t>1. Check lower boundary</w:t>
             </w:r>
           </w:p>
         </w:tc>
@@ -914,7 +1027,7 @@
           </w:tcPr>
           <w:p>
             <w:r>
-              <w:t>An expression that checks a relation between values</w:t>
+              <w:t>15&gt;=12 is True.</w:t>
             </w:r>
           </w:p>
         </w:tc>
@@ -926,7 +1039,7 @@
           </w:tcPr>
           <w:p>
             <w:r>
-              <w:t>Boolean</w:t>
+              <w:t>2. Check upper boundary</w:t>
             </w:r>
           </w:p>
         </w:tc>
@@ -936,7 +1049,7 @@
           </w:tcPr>
           <w:p>
             <w:r>
-              <w:t>A type with the values True and False</w:t>
+              <w:t>15&lt;=15 is also True.</w:t>
             </w:r>
           </w:p>
         </w:tc>
@@ -948,7 +1061,7 @@
           </w:tcPr>
           <w:p>
             <w:r>
-              <w:t>Conjunction</w:t>
+              <w:t>3. Combine with and</w:t>
             </w:r>
           </w:p>
         </w:tc>
@@ -958,7 +1071,131 @@
           </w:tcPr>
           <w:p>
             <w:r>
-              <w:t>A requirement that both conditions hold</w:t>
+              <w:t>Both comparisons are True, so allowed is True.</w:t>
+            </w:r>
+          </w:p>
+        </w:tc>
+      </w:tr>
+    </w:tbl>
+    <w:p>
+      <w:r>
+        <w:t>Match each pictured step to the supplied facts. This is a worked teaching case, not an independent assessment.</w:t>
+      </w:r>
+    </w:p>
+    <w:p>
+      <w:pPr>
+        <w:spacing w:line="336" w:lineRule="auto" w:after="180"/>
+      </w:pPr>
+      <w:r>
+        <w:rPr>
+          <w:b w:val="0"/>
+        </w:rPr>
+        <w:t xml:space="preserve">A </w:t>
+      </w:r>
+      <w:r>
+        <w:rPr>
+          <w:b/>
+        </w:rPr>
+        <w:t>Boolean</w:t>
+      </w:r>
+      <w:r>
+        <w:rPr>
+          <w:b w:val="0"/>
+        </w:rPr>
+        <w:t xml:space="preserve"> condition represents a yes-or-no result. And requires both conditions; checking only one boundary would accept values outside the intended interval.</w:t>
+      </w:r>
+    </w:p>
+    <w:p>
+      <w:pPr>
+        <w:pStyle w:val="Heading2"/>
+      </w:pPr>
+      <w:r>
+        <w:t>Complete three-value comparison program</w:t>
+      </w:r>
+    </w:p>
+    <w:p>
+      <w:r>
+        <w:rPr>
+          <w:rFonts w:ascii="Courier New" w:hAnsi="Courier New"/>
+          <w:sz w:val="18"/>
+        </w:rPr>
+        <w:t>age = 15</w:t>
+        <w:br/>
+        <w:t>lower_ok = age &gt;= 12</w:t>
+        <w:br/>
+        <w:t>upper_ok = age &lt;= 15</w:t>
+        <w:br/>
+        <w:t>allowed = lower_ok and upper_ok</w:t>
+        <w:br/>
+        <w:t>print(lower_ok)</w:t>
+        <w:br/>
+        <w:t>print(upper_ok)</w:t>
+        <w:br/>
+        <w:t>print(allowed)</w:t>
+        <w:br/>
+      </w:r>
+    </w:p>
+    <w:p>
+      <w:pPr>
+        <w:pStyle w:val="Heading2"/>
+      </w:pPr>
+      <w:r>
+        <w:t>Inspect below/at/above boundary cases</w:t>
+      </w:r>
+    </w:p>
+    <w:tbl>
+      <w:tblPr>
+        <w:tblStyle w:val="LightShading-Accent1"/>
+        <w:tblW w:type="auto" w:w="0"/>
+        <w:tblLook w:firstColumn="1" w:firstRow="1" w:lastColumn="0" w:lastRow="0" w:noHBand="0" w:noVBand="1" w:val="04A0"/>
+      </w:tblPr>
+      <w:tblGrid>
+        <w:gridCol w:w="2556"/>
+        <w:gridCol w:w="2556"/>
+        <w:gridCol w:w="2556"/>
+        <w:gridCol w:w="2556"/>
+      </w:tblGrid>
+      <w:tr>
+        <w:trPr>
+          <w:tblHeader/>
+        </w:trPr>
+        <w:tc>
+          <w:tcPr>
+            <w:tcW w:type="dxa" w:w="2556"/>
+          </w:tcPr>
+          <w:p>
+            <w:r>
+              <w:t>Supplied integer age</w:t>
+            </w:r>
+          </w:p>
+        </w:tc>
+        <w:tc>
+          <w:tcPr>
+            <w:tcW w:type="dxa" w:w="2556"/>
+          </w:tcPr>
+          <w:p>
+            <w:r>
+              <w:t>age&gt;=12</w:t>
+            </w:r>
+          </w:p>
+        </w:tc>
+        <w:tc>
+          <w:tcPr>
+            <w:tcW w:type="dxa" w:w="2556"/>
+          </w:tcPr>
+          <w:p>
+            <w:r>
+              <w:t>age&lt;=15</w:t>
+            </w:r>
+          </w:p>
+        </w:tc>
+        <w:tc>
+          <w:tcPr>
+            <w:tcW w:type="dxa" w:w="2556"/>
+          </w:tcPr>
+          <w:p>
+            <w:r>
+              <w:t>Both requirements</w:t>
             </w:r>
           </w:p>
         </w:tc>
@@ -966,21 +1203,41 @@
       <w:tr>
         <w:tc>
           <w:tcPr>
-            <w:tcW w:type="dxa" w:w="5112"/>
+            <w:tcW w:type="dxa" w:w="2556"/>
           </w:tcPr>
           <w:p>
             <w:r>
-              <w:t>Inclusive or</w:t>
+              <w:t>11</w:t>
             </w:r>
           </w:p>
         </w:tc>
         <w:tc>
           <w:tcPr>
-            <w:tcW w:type="dxa" w:w="5112"/>
+            <w:tcW w:type="dxa" w:w="2556"/>
           </w:tcPr>
           <w:p>
             <w:r>
-              <w:t>A condition satisfied when either or both parts hold</w:t>
+              <w:t>False</w:t>
+            </w:r>
+          </w:p>
+        </w:tc>
+        <w:tc>
+          <w:tcPr>
+            <w:tcW w:type="dxa" w:w="2556"/>
+          </w:tcPr>
+          <w:p>
+            <w:r>
+              <w:t>True</w:t>
+            </w:r>
+          </w:p>
+        </w:tc>
+        <w:tc>
+          <w:tcPr>
+            <w:tcW w:type="dxa" w:w="2556"/>
+          </w:tcPr>
+          <w:p>
+            <w:r>
+              <w:t>False</w:t>
             </w:r>
           </w:p>
         </w:tc>
@@ -988,21 +1245,125 @@
       <w:tr>
         <w:tc>
           <w:tcPr>
-            <w:tcW w:type="dxa" w:w="5112"/>
+            <w:tcW w:type="dxa" w:w="2556"/>
           </w:tcPr>
           <w:p>
             <w:r>
-              <w:t>Counterexample</w:t>
+              <w:t>12</w:t>
             </w:r>
           </w:p>
         </w:tc>
         <w:tc>
           <w:tcPr>
-            <w:tcW w:type="dxa" w:w="5112"/>
+            <w:tcW w:type="dxa" w:w="2556"/>
           </w:tcPr>
           <w:p>
             <w:r>
-              <w:t>A case that shows a claim or rule is wrong</w:t>
+              <w:t>True</w:t>
+            </w:r>
+          </w:p>
+        </w:tc>
+        <w:tc>
+          <w:tcPr>
+            <w:tcW w:type="dxa" w:w="2556"/>
+          </w:tcPr>
+          <w:p>
+            <w:r>
+              <w:t>True</w:t>
+            </w:r>
+          </w:p>
+        </w:tc>
+        <w:tc>
+          <w:tcPr>
+            <w:tcW w:type="dxa" w:w="2556"/>
+          </w:tcPr>
+          <w:p>
+            <w:r>
+              <w:t>True</w:t>
+            </w:r>
+          </w:p>
+        </w:tc>
+      </w:tr>
+      <w:tr>
+        <w:tc>
+          <w:tcPr>
+            <w:tcW w:type="dxa" w:w="2556"/>
+          </w:tcPr>
+          <w:p>
+            <w:r>
+              <w:t>15</w:t>
+            </w:r>
+          </w:p>
+        </w:tc>
+        <w:tc>
+          <w:tcPr>
+            <w:tcW w:type="dxa" w:w="2556"/>
+          </w:tcPr>
+          <w:p>
+            <w:r>
+              <w:t>True</w:t>
+            </w:r>
+          </w:p>
+        </w:tc>
+        <w:tc>
+          <w:tcPr>
+            <w:tcW w:type="dxa" w:w="2556"/>
+          </w:tcPr>
+          <w:p>
+            <w:r>
+              <w:t>True</w:t>
+            </w:r>
+          </w:p>
+        </w:tc>
+        <w:tc>
+          <w:tcPr>
+            <w:tcW w:type="dxa" w:w="2556"/>
+          </w:tcPr>
+          <w:p>
+            <w:r>
+              <w:t>True</w:t>
+            </w:r>
+          </w:p>
+        </w:tc>
+      </w:tr>
+      <w:tr>
+        <w:tc>
+          <w:tcPr>
+            <w:tcW w:type="dxa" w:w="2556"/>
+          </w:tcPr>
+          <w:p>
+            <w:r>
+              <w:t>16</w:t>
+            </w:r>
+          </w:p>
+        </w:tc>
+        <w:tc>
+          <w:tcPr>
+            <w:tcW w:type="dxa" w:w="2556"/>
+          </w:tcPr>
+          <w:p>
+            <w:r>
+              <w:t>True</w:t>
+            </w:r>
+          </w:p>
+        </w:tc>
+        <w:tc>
+          <w:tcPr>
+            <w:tcW w:type="dxa" w:w="2556"/>
+          </w:tcPr>
+          <w:p>
+            <w:r>
+              <w:t>False</w:t>
+            </w:r>
+          </w:p>
+        </w:tc>
+        <w:tc>
+          <w:tcPr>
+            <w:tcW w:type="dxa" w:w="2556"/>
+          </w:tcPr>
+          <w:p>
+            <w:r>
+              <w:t>False</w:t>
             </w:r>
           </w:p>
         </w:tc>
@@ -1010,38 +1371,94 @@
     </w:tbl>
     <w:p>
       <w:pPr>
-        <w:pStyle w:val="Heading3"/>
-      </w:pPr>
-      <w:r>
-        <w:t>Use two terms to explain a step in this week’s example.</w:t>
-      </w:r>
-    </w:p>
-    <w:p>
-      <w:r>
-        <w:t>________________________________________________________________</w:t>
-      </w:r>
-    </w:p>
-    <w:p>
-      <w:r>
-        <w:t>________________________________________________________________</w:t>
-      </w:r>
-    </w:p>
-    <w:p>
-      <w:r>
-        <w:t>________________________________________________________________</w:t>
-      </w:r>
-    </w:p>
-    <w:p>
-      <w:pPr>
-        <w:pStyle w:val="Heading1"/>
-      </w:pPr>
-      <w:r>
-        <w:t>06. Follow a worked example</w:t>
-      </w:r>
-    </w:p>
-    <w:p>
-      <w:r>
-        <w:t>Follow the worked trace for Boolean conditions, predict a step, then compare with its explanation.</w:t>
+        <w:pStyle w:val="Heading2"/>
+      </w:pPr>
+      <w:r>
+        <w:t>Predict changing 15 to 16</w:t>
+      </w:r>
+    </w:p>
+    <w:p>
+      <w:pPr>
+        <w:pStyle w:val="ListBullet"/>
+      </w:pPr>
+      <w:r>
+        <w:t>Change one thing: Change age to 16. Predict the result before checking the explanation. What remains the same?</w:t>
+      </w:r>
+    </w:p>
+    <w:p>
+      <w:pPr>
+        <w:pStyle w:val="Heading2"/>
+      </w:pPr>
+      <w:r>
+        <w:t>Check after predicting · reference / check after trying</w:t>
+      </w:r>
+    </w:p>
+    <w:p>
+      <w:r>
+        <w:drawing>
+          <wp:inline xmlns:a="http://schemas.openxmlformats.org/drawingml/2006/main" xmlns:pic="http://schemas.openxmlformats.org/drawingml/2006/picture">
+            <wp:extent cx="5486400" cy="3026664"/>
+            <wp:docPr id="2" name="Picture 2" descr="Original case: Both comparisons are True, so allowed is True. Changed condition: Change age to 16. Expected result: The result becomes False. Reason: The lower condition remains True, but the upper condition fails."/>
+            <wp:cNvGraphicFramePr>
+              <a:graphicFrameLocks noChangeAspect="1"/>
+            </wp:cNvGraphicFramePr>
+            <a:graphic>
+              <a:graphicData uri="http://schemas.openxmlformats.org/drawingml/2006/picture">
+                <pic:pic>
+                  <pic:nvPicPr>
+                    <pic:cNvPr id="0" name="academy-story-python-bridge-4-04.png"/>
+                    <pic:cNvPicPr/>
+                  </pic:nvPicPr>
+                  <pic:blipFill>
+                    <a:blip r:embed="rId10"/>
+                    <a:stretch>
+                      <a:fillRect/>
+                    </a:stretch>
+                  </pic:blipFill>
+                  <pic:spPr>
+                    <a:xfrm>
+                      <a:off x="0" y="0"/>
+                      <a:ext cx="5486400" cy="3026664"/>
+                    </a:xfrm>
+                    <a:prstGeom prst="rect"/>
+                  </pic:spPr>
+                </pic:pic>
+              </a:graphicData>
+            </a:graphic>
+          </wp:inline>
+        </w:drawing>
+      </w:r>
+    </w:p>
+    <w:p>
+      <w:pPr>
+        <w:pStyle w:val="Heading2"/>
+      </w:pPr>
+      <w:r>
+        <w:t>State the validation/authority limit</w:t>
+      </w:r>
+    </w:p>
+    <w:p>
+      <w:pPr>
+        <w:pStyle w:val="ListBullet"/>
+      </w:pPr>
+      <w:r>
+        <w:t>This condition checks a declared numeric interval, not identity or authorisation; unexpected input types need separate handling.</w:t>
+      </w:r>
+    </w:p>
+    <w:p>
+      <w:pPr>
+        <w:pStyle w:val="ListBullet"/>
+      </w:pPr>
+      <w:r>
+        <w:t>Read the labelled picture: Give both comparison results for ages 11, 15 and 16. Which comparison rejects each outside value, and why does and matter?</w:t>
+      </w:r>
+    </w:p>
+    <w:p>
+      <w:pPr>
+        <w:pStyle w:val="Heading2"/>
+      </w:pPr>
+      <w:r>
+        <w:t>Reference · Boolean AND/OR/NOT truth table · reference / check after trying</w:t>
       </w:r>
     </w:p>
     <w:tbl>
@@ -1272,16 +1689,7 @@
     </w:tbl>
     <w:p>
       <w:pPr>
-        <w:pStyle w:val="Heading3"/>
-      </w:pPr>
-      <w:r>
-        <w:t>Worked explanation · Boolean conditions</w:t>
-      </w:r>
-    </w:p>
-    <w:p>
-      <w:pPr>
         <w:spacing w:line="336" w:lineRule="auto" w:after="180"/>
-        <w:shd w:fill="F1F6FC"/>
       </w:pPr>
       <w:r>
         <w:rPr>
@@ -1329,7 +1737,6 @@
     <w:p>
       <w:pPr>
         <w:spacing w:line="336" w:lineRule="auto" w:after="180"/>
-        <w:shd w:fill="F1F6FC"/>
       </w:pPr>
       <w:r>
         <w:rPr>
@@ -1385,6 +1792,14 @@
     </w:p>
     <w:p>
       <w:pPr>
+        <w:pStyle w:val="Heading2"/>
+      </w:pPr>
+      <w:r>
+        <w:t>Earlier wording, alternatives and picture transcripts · reference / check after trying</w:t>
+      </w:r>
+    </w:p>
+    <w:p>
+      <w:pPr>
         <w:pStyle w:val="Heading3"/>
       </w:pPr>
       <w:r>
@@ -1412,41 +1827,10 @@
     </w:p>
     <w:p>
       <w:pPr>
-        <w:spacing w:line="336" w:lineRule="auto" w:after="180"/>
-      </w:pPr>
-      <w:r>
-        <w:rPr>
-          <w:b w:val="0"/>
-        </w:rPr>
-        <w:t>Two conditions for entry. A toy club accepts integer ages from 12 through 15 inclusive.</w:t>
-      </w:r>
-    </w:p>
-    <w:p>
-      <w:pPr>
         <w:pStyle w:val="Heading3"/>
       </w:pPr>
       <w:r>
         <w:t>The facts we will use</w:t>
-      </w:r>
-    </w:p>
-    <w:p>
-      <w:pPr>
-        <w:pStyle w:val="Heading3"/>
-      </w:pPr>
-      <w:r>
-        <w:t>Supplied facts</w:t>
-      </w:r>
-    </w:p>
-    <w:p>
-      <w:pPr>
-        <w:spacing w:line="336" w:lineRule="auto" w:after="180"/>
-        <w:shd w:fill="F1F6FC"/>
-      </w:pPr>
-      <w:r>
-        <w:rPr>
-          <w:b w:val="0"/>
-        </w:rPr>
-        <w:t>Python 3: age=15; allowed=(age&gt;=12) and (age&lt;=15); print(allowed). No type validation is implemented here.</w:t>
       </w:r>
     </w:p>
     <w:p>
@@ -1454,7 +1838,7 @@
         <w:drawing>
           <wp:inline xmlns:a="http://schemas.openxmlformats.org/drawingml/2006/main" xmlns:pic="http://schemas.openxmlformats.org/drawingml/2006/picture">
             <wp:extent cx="5486400" cy="5145314"/>
-            <wp:docPr id="1" name="Picture 1" descr="Boolean conditions. Check lower boundary: 15&gt;=12 is True.. Check upper boundary: 15&lt;=15 is also True.. Combine with and: Both comparisons are True, so allowed is True."/>
+            <wp:docPr id="3" name="Picture 3" descr="Boolean conditions. Check lower boundary: 15&gt;=12 is True.. Check upper boundary: 15&lt;=15 is also True.. Combine with and: Both comparisons are True, so allowed is True."/>
             <wp:cNvGraphicFramePr>
               <a:graphicFrameLocks noChangeAspect="1"/>
             </wp:cNvGraphicFramePr>
@@ -1466,7 +1850,7 @@
                     <pic:cNvPicPr/>
                   </pic:nvPicPr>
                   <pic:blipFill>
-                    <a:blip r:embed="rId9"/>
+                    <a:blip r:embed="rId11"/>
                     <a:stretch>
                       <a:fillRect/>
                     </a:stretch>
@@ -1490,114 +1874,7 @@
         <w:pStyle w:val="Heading3"/>
       </w:pPr>
       <w:r>
-        <w:t>Read the picture one step at a time</w:t>
-      </w:r>
-    </w:p>
-    <w:tbl>
-      <w:tblPr>
-        <w:tblStyle w:val="LightShading-Accent1"/>
-        <w:tblW w:type="auto" w:w="0"/>
-        <w:tblLook w:firstColumn="1" w:firstRow="1" w:lastColumn="0" w:lastRow="0" w:noHBand="0" w:noVBand="1" w:val="04A0"/>
-      </w:tblPr>
-      <w:tblGrid>
-        <w:gridCol w:w="5112"/>
-        <w:gridCol w:w="5112"/>
-      </w:tblGrid>
-      <w:tr>
-        <w:trPr>
-          <w:tblHeader/>
-        </w:trPr>
-        <w:tc>
-          <w:tcPr>
-            <w:tcW w:type="dxa" w:w="5112"/>
-          </w:tcPr>
-          <w:p>
-            <w:r>
-              <w:t>Step</w:t>
-            </w:r>
-          </w:p>
-        </w:tc>
-        <w:tc>
-          <w:tcPr>
-            <w:tcW w:type="dxa" w:w="5112"/>
-          </w:tcPr>
-          <w:p>
-            <w:r>
-              <w:t>What happens and why</w:t>
-            </w:r>
-          </w:p>
-        </w:tc>
-      </w:tr>
-      <w:tr>
-        <w:tc>
-          <w:tcPr>
-            <w:tcW w:type="dxa" w:w="5112"/>
-          </w:tcPr>
-          <w:p>
-            <w:r>
-              <w:t>1. Check lower boundary</w:t>
-            </w:r>
-          </w:p>
-        </w:tc>
-        <w:tc>
-          <w:tcPr>
-            <w:tcW w:type="dxa" w:w="5112"/>
-          </w:tcPr>
-          <w:p>
-            <w:r>
-              <w:t>15&gt;=12 is True.</w:t>
-            </w:r>
-          </w:p>
-        </w:tc>
-      </w:tr>
-      <w:tr>
-        <w:tc>
-          <w:tcPr>
-            <w:tcW w:type="dxa" w:w="5112"/>
-          </w:tcPr>
-          <w:p>
-            <w:r>
-              <w:t>2. Check upper boundary</w:t>
-            </w:r>
-          </w:p>
-        </w:tc>
-        <w:tc>
-          <w:tcPr>
-            <w:tcW w:type="dxa" w:w="5112"/>
-          </w:tcPr>
-          <w:p>
-            <w:r>
-              <w:t>15&lt;=15 is also True.</w:t>
-            </w:r>
-          </w:p>
-        </w:tc>
-      </w:tr>
-      <w:tr>
-        <w:tc>
-          <w:tcPr>
-            <w:tcW w:type="dxa" w:w="5112"/>
-          </w:tcPr>
-          <w:p>
-            <w:r>
-              <w:t>3. Combine with and</w:t>
-            </w:r>
-          </w:p>
-        </w:tc>
-        <w:tc>
-          <w:tcPr>
-            <w:tcW w:type="dxa" w:w="5112"/>
-          </w:tcPr>
-          <w:p>
-            <w:r>
-              <w:t>Both comparisons are True, so allowed is True.</w:t>
-            </w:r>
-          </w:p>
-        </w:tc>
-      </w:tr>
-    </w:tbl>
-    <w:p>
-      <w:r>
-        <w:t>Match each pictured step to the supplied facts. This is a worked teaching case, not an independent assessment.</w:t>
+        <w:t>Why this result follows</w:t>
       </w:r>
     </w:p>
     <w:p>
@@ -1605,156 +1882,28 @@
         <w:pStyle w:val="Heading3"/>
       </w:pPr>
       <w:r>
-        <w:t>Why this result follows</w:t>
-      </w:r>
-    </w:p>
-    <w:p>
-      <w:pPr>
-        <w:pStyle w:val="Heading3"/>
-      </w:pPr>
-      <w:r>
-        <w:t>Why the result follows</w:t>
-      </w:r>
-    </w:p>
-    <w:p>
-      <w:pPr>
-        <w:spacing w:line="336" w:lineRule="auto" w:after="180"/>
-        <w:shd w:fill="F1F6FC"/>
-      </w:pPr>
-      <w:r>
-        <w:rPr>
-          <w:b w:val="0"/>
-        </w:rPr>
-        <w:t xml:space="preserve">A </w:t>
-      </w:r>
-      <w:r>
-        <w:rPr>
-          <w:b/>
-        </w:rPr>
-        <w:t>Boolean</w:t>
-      </w:r>
-      <w:r>
-        <w:rPr>
-          <w:b w:val="0"/>
-        </w:rPr>
-        <w:t xml:space="preserve"> condition represents a yes-or-no result. And requires both conditions; checking only one boundary would accept values outside the intended interval.</w:t>
-      </w:r>
-    </w:p>
-    <w:p>
-      <w:pPr>
-        <w:pStyle w:val="Heading3"/>
-      </w:pPr>
-      <w:r>
         <w:t>What this example does not establish</w:t>
       </w:r>
     </w:p>
     <w:p>
       <w:pPr>
-        <w:pStyle w:val="Heading3"/>
-      </w:pPr>
-      <w:r>
-        <w:t>Keep the stated limit</w:t>
-      </w:r>
-    </w:p>
-    <w:p>
-      <w:pPr>
-        <w:spacing w:line="336" w:lineRule="auto" w:after="180"/>
-        <w:shd w:fill="FFF5E6"/>
-      </w:pPr>
-      <w:r>
-        <w:rPr>
-          <w:b w:val="0"/>
-        </w:rPr>
-        <w:t xml:space="preserve">This condition checks a declared numeric interval, not identity or authorisation; unexpected </w:t>
-      </w:r>
-      <w:r>
-        <w:rPr>
-          <w:b/>
-        </w:rPr>
-        <w:t>input</w:t>
-      </w:r>
-      <w:r>
-        <w:rPr>
-          <w:b w:val="0"/>
-        </w:rPr>
-        <w:t xml:space="preserve"> types need separate handling.</w:t>
-      </w:r>
-    </w:p>
-    <w:p>
-      <w:pPr>
-        <w:pStyle w:val="Heading3"/>
-      </w:pPr>
-      <w:r>
-        <w:t>Keep the stated limit</w:t>
-      </w:r>
-    </w:p>
-    <w:p>
-      <w:pPr>
-        <w:spacing w:line="336" w:lineRule="auto" w:after="180"/>
-        <w:shd w:fill="FFF5E6"/>
-      </w:pPr>
-      <w:r>
-        <w:rPr>
-          <w:b w:val="0"/>
-        </w:rPr>
-        <w:t xml:space="preserve">Read the labelled picture: Give both </w:t>
-      </w:r>
-      <w:r>
-        <w:rPr>
-          <w:b/>
-        </w:rPr>
-        <w:t>comparison</w:t>
-      </w:r>
-      <w:r>
-        <w:rPr>
-          <w:b w:val="0"/>
-        </w:rPr>
-        <w:t xml:space="preserve"> results for ages 11, 15 and 16. Which </w:t>
-      </w:r>
-      <w:r>
-        <w:rPr>
-          <w:b/>
-        </w:rPr>
-        <w:t>comparison</w:t>
-      </w:r>
-      <w:r>
-        <w:rPr>
-          <w:b w:val="0"/>
-        </w:rPr>
-        <w:t xml:space="preserve"> rejects each outside value, and why does and matter?</w:t>
-      </w:r>
-    </w:p>
-    <w:p>
-      <w:pPr>
-        <w:pStyle w:val="Heading3"/>
-      </w:pPr>
-      <w:r>
-        <w:t>Keep the stated limit</w:t>
-      </w:r>
-    </w:p>
-    <w:p>
-      <w:pPr>
-        <w:spacing w:line="336" w:lineRule="auto" w:after="180"/>
-        <w:shd w:fill="FFF5E6"/>
-      </w:pPr>
-      <w:r>
-        <w:rPr>
-          <w:b w:val="0"/>
-        </w:rPr>
-        <w:t>Change one thing: Change age to 16. Predict the result before checking the explanation. What remains the same?</w:t>
-      </w:r>
-    </w:p>
-    <w:p>
-      <w:pPr>
         <w:pStyle w:val="Heading1"/>
       </w:pPr>
       <w:r>
-        <w:t>07. Find and repair a mistake</w:t>
-      </w:r>
-    </w:p>
-    <w:p>
-      <w:r>
-        <w:t>Find the unsupported step in the Boolean conditions claim and explain a repair using the supplied evidence.</w:t>
+        <w:t>07. Write both comparisons in an OR expression</w:t>
+      </w:r>
+    </w:p>
+    <w:p>
+      <w:r>
+        <w:t>A bare second value is not a repeated equality check.</w:t>
+      </w:r>
+    </w:p>
+    <w:p>
+      <w:pPr>
+        <w:pStyle w:val="Heading2"/>
+      </w:pPr>
+      <w:r>
+        <w:t>Run the separate range/NOT/equality script</w:t>
       </w:r>
     </w:p>
     <w:p>
@@ -1776,16 +1925,15 @@
     </w:p>
     <w:p>
       <w:pPr>
-        <w:pStyle w:val="Heading3"/>
-      </w:pPr>
-      <w:r>
-        <w:t>Check the claim against the facts</w:t>
+        <w:pStyle w:val="Heading2"/>
+      </w:pPr>
+      <w:r>
+        <w:t>Compare correct and incomplete alternative checks</w:t>
       </w:r>
     </w:p>
     <w:p>
       <w:pPr>
         <w:spacing w:line="336" w:lineRule="auto" w:after="180"/>
-        <w:shd w:fill="FFF5E6"/>
       </w:pPr>
       <w:r>
         <w:rPr>
@@ -1797,7 +1945,6 @@
     <w:p>
       <w:pPr>
         <w:spacing w:line="336" w:lineRule="auto" w:after="180"/>
-        <w:shd w:fill="FFF5E6"/>
       </w:pPr>
       <w:r>
         <w:rPr>
@@ -1820,6 +1967,14 @@
     </w:p>
     <w:p>
       <w:pPr>
+        <w:pStyle w:val="Heading2"/>
+      </w:pPr>
+      <w:r>
+        <w:t>Keep supplied-input and permission limits</w:t>
+      </w:r>
+    </w:p>
+    <w:p>
+      <w:pPr>
         <w:spacing w:line="336" w:lineRule="auto" w:after="180"/>
       </w:pPr>
       <w:r>
@@ -1866,33 +2021,101 @@
     </w:p>
     <w:p>
       <w:pPr>
+        <w:pStyle w:val="Heading2"/>
+      </w:pPr>
+      <w:r>
+        <w:t>Explain inclusive OR for pencil/crayon</w:t>
+      </w:r>
+    </w:p>
+    <w:p>
+      <w:pPr>
+        <w:pStyle w:val="ListBullet"/>
+      </w:pPr>
+      <w:r>
+        <w:t>Complete all four Boolean combinations for pencil or crayon. Explain the both-available case and the effect of not pencil.</w:t>
+      </w:r>
+    </w:p>
+    <w:p>
+      <w:pPr>
         <w:pStyle w:val="Heading3"/>
       </w:pPr>
       <w:r>
+        <w:t>State one repair and the checks you would rerun.</w:t>
+      </w:r>
+    </w:p>
+    <w:p>
+      <w:r>
+        <w:t>________________________________________________________________</w:t>
+      </w:r>
+    </w:p>
+    <w:p>
+      <w:r>
+        <w:t>________________________________________________________________</w:t>
+      </w:r>
+    </w:p>
+    <w:p>
+      <w:r>
+        <w:t>________________________________________________________________</w:t>
+      </w:r>
+    </w:p>
+    <w:p>
+      <w:r>
+        <w:t>________________________________________________________________</w:t>
+      </w:r>
+    </w:p>
+    <w:p>
+      <w:r>
+        <w:t>________________________________________________________________</w:t>
+      </w:r>
+    </w:p>
+    <w:p>
+      <w:r>
+        <w:t>________________________________________________________________</w:t>
+      </w:r>
+    </w:p>
+    <w:p>
+      <w:pPr>
+        <w:pStyle w:val="Heading2"/>
+      </w:pPr>
+      <w:r>
+        <w:t>Earlier wording, alternatives and picture transcripts · reference / check after trying</w:t>
+      </w:r>
+    </w:p>
+    <w:p>
+      <w:pPr>
+        <w:pStyle w:val="Heading3"/>
+      </w:pPr>
+      <w:r>
         <w:t>Locate the earliest unsupported step</w:t>
       </w:r>
     </w:p>
     <w:p>
       <w:pPr>
-        <w:spacing w:line="336" w:lineRule="auto" w:after="180"/>
-      </w:pPr>
-      <w:r>
-        <w:rPr>
-          <w:b w:val="0"/>
-        </w:rPr>
-        <w:t xml:space="preserve">Complete all four </w:t>
-      </w:r>
-      <w:r>
-        <w:rPr>
-          <w:b/>
-        </w:rPr>
-        <w:t>Boolean</w:t>
-      </w:r>
-      <w:r>
-        <w:rPr>
-          <w:b w:val="0"/>
-        </w:rPr>
-        <w:t xml:space="preserve"> combinations for pencil or crayon. Explain the both-available case and the effect of not pencil.</w:t>
+        <w:pStyle w:val="Heading1"/>
+      </w:pPr>
+      <w:r>
+        <w:t>08. Practise the minutes-and-quiet decision with less help</w:t>
+      </w:r>
+    </w:p>
+    <w:p>
+      <w:r>
+        <w:t>Record time and full suitability separately.</w:t>
+      </w:r>
+    </w:p>
+    <w:p>
+      <w:pPr>
+        <w:pStyle w:val="Heading2"/>
+      </w:pPr>
+      <w:r>
+        <w:t>Explain each condition</w:t>
+      </w:r>
+    </w:p>
+    <w:p>
+      <w:pPr>
+        <w:pStyle w:val="ListBullet"/>
+      </w:pPr>
+      <w:r>
+        <w:t>Write a condition for an activity taking at most 12 minutes and being quiet. Explain why exactly 12 minutes is included.</w:t>
       </w:r>
     </w:p>
     <w:p>
@@ -1900,7 +2123,7 @@
         <w:pStyle w:val="Heading3"/>
       </w:pPr>
       <w:r>
-        <w:t>State one repair and the checks you would rerun.</w:t>
+        <w:t>A game requires a pencil or a crayon. If both are available, does inclusive or accept the case? Explain how this differs from requiring exactly one.</w:t>
       </w:r>
     </w:p>
     <w:p>
@@ -1929,67 +2152,19 @@
       </w:r>
     </w:p>
     <w:p>
+      <w:pPr>
+        <w:pStyle w:val="Heading3"/>
+      </w:pPr>
+      <w:r>
+        <w:t>Explain your prediction to a partner before comparing results.</w:t>
+      </w:r>
+    </w:p>
+    <w:p>
       <w:r>
         <w:t>________________________________________________________________</w:t>
       </w:r>
     </w:p>
     <w:p>
-      <w:pPr>
-        <w:pStyle w:val="Heading1"/>
-      </w:pPr>
-      <w:r>
-        <w:t>08. Practise together</w:t>
-      </w:r>
-    </w:p>
-    <w:p>
-      <w:r>
-        <w:t>Practise Boolean conditions with support, then explain the deciding step in your own words.</w:t>
-      </w:r>
-    </w:p>
-    <w:p>
-      <w:pPr>
-        <w:spacing w:line="336" w:lineRule="auto" w:after="180"/>
-      </w:pPr>
-      <w:r>
-        <w:rPr>
-          <w:b w:val="0"/>
-        </w:rPr>
-        <w:t xml:space="preserve">Write a condition for an activity taking at most </w:t>
-      </w:r>
-      <w:r>
-        <w:rPr>
-          <w:b/>
-        </w:rPr>
-        <w:t>12 minutes</w:t>
-      </w:r>
-      <w:r>
-        <w:rPr>
-          <w:b w:val="0"/>
-        </w:rPr>
-        <w:t xml:space="preserve"> and being quiet. Explain why exactly </w:t>
-      </w:r>
-      <w:r>
-        <w:rPr>
-          <w:b/>
-        </w:rPr>
-        <w:t>12 minutes</w:t>
-      </w:r>
-      <w:r>
-        <w:rPr>
-          <w:b w:val="0"/>
-        </w:rPr>
-        <w:t xml:space="preserve"> is included.</w:t>
-      </w:r>
-    </w:p>
-    <w:p>
-      <w:pPr>
-        <w:pStyle w:val="Heading3"/>
-      </w:pPr>
-      <w:r>
-        <w:t>A game requires a pencil or a crayon. If both are available, does inclusive or accept the case? Explain how this differs from requiring exactly one.</w:t>
-      </w:r>
-    </w:p>
-    <w:p>
       <w:r>
         <w:t>________________________________________________________________</w:t>
       </w:r>
@@ -2005,49 +2180,11 @@
       </w:r>
     </w:p>
     <w:p>
-      <w:r>
-        <w:t>________________________________________________________________</w:t>
-      </w:r>
-    </w:p>
-    <w:p>
-      <w:r>
-        <w:t>________________________________________________________________</w:t>
-      </w:r>
-    </w:p>
-    <w:p>
-      <w:pPr>
-        <w:pStyle w:val="Heading3"/>
-      </w:pPr>
-      <w:r>
-        <w:t>Explain your prediction to a partner before comparing results.</w:t>
-      </w:r>
-    </w:p>
-    <w:p>
-      <w:r>
-        <w:t>________________________________________________________________</w:t>
-      </w:r>
-    </w:p>
-    <w:p>
-      <w:r>
-        <w:t>________________________________________________________________</w:t>
-      </w:r>
-    </w:p>
-    <w:p>
-      <w:r>
-        <w:t>________________________________________________________________</w:t>
-      </w:r>
-    </w:p>
-    <w:p>
-      <w:r>
-        <w:t>________________________________________________________________</w:t>
-      </w:r>
-    </w:p>
-    <w:p>
-      <w:pPr>
-        <w:pStyle w:val="Heading3"/>
-      </w:pPr>
-      <w:r>
-        <w:t>Practise with less help: Trace separate checks</w:t>
+      <w:pPr>
+        <w:pStyle w:val="Heading2"/>
+      </w:pPr>
+      <w:r>
+        <w:t>Complete the W2 cases</w:t>
       </w:r>
     </w:p>
     <w:p>
@@ -2166,6 +2303,109 @@
     </w:tbl>
     <w:p>
       <w:pPr>
+        <w:pStyle w:val="Heading2"/>
+      </w:pPr>
+      <w:r>
+        <w:t>Check the at-most boundary</w:t>
+      </w:r>
+    </w:p>
+    <w:p>
+      <w:pPr>
+        <w:pStyle w:val="ListBullet"/>
+      </w:pPr>
+      <w:r>
+        <w:t>Use the worked case for Boolean conditions. Proposed explanation: “At most excludes the boundary”. Decide whether this explanation is supported. Point to the step or supplied fact that decides; explain your repair if needed.</w:t>
+      </w:r>
+    </w:p>
+    <w:p>
+      <w:pPr>
+        <w:pStyle w:val="ListBullet"/>
+      </w:pPr>
+      <w:r>
+        <w:t>Answer on your own before discussion. If you are unsure, say which step you need help with.</w:t>
+      </w:r>
+    </w:p>
+    <w:p>
+      <w:pPr>
+        <w:pStyle w:val="Heading2"/>
+      </w:pPr>
+      <w:r>
+        <w:t>Explain both age boundaries</w:t>
+      </w:r>
+    </w:p>
+    <w:p>
+      <w:pPr>
+        <w:pStyle w:val="ListBullet"/>
+      </w:pPr>
+      <w:r>
+        <w:t>Give both comparison results for ages 11, 15 and 16. Which comparison rejects each outside value, and why does and matter?</w:t>
+      </w:r>
+    </w:p>
+    <w:p>
+      <w:pPr>
+        <w:pStyle w:val="Heading3"/>
+      </w:pPr>
+      <w:r>
+        <w:t>My explanation using a pictured step and the given facts</w:t>
+      </w:r>
+    </w:p>
+    <w:p>
+      <w:r>
+        <w:t>________________________________________________________________</w:t>
+      </w:r>
+    </w:p>
+    <w:p>
+      <w:r>
+        <w:t>________________________________________________________________</w:t>
+      </w:r>
+    </w:p>
+    <w:p>
+      <w:r>
+        <w:t>________________________________________________________________</w:t>
+      </w:r>
+    </w:p>
+    <w:p>
+      <w:r>
+        <w:t>________________________________________________________________</w:t>
+      </w:r>
+    </w:p>
+    <w:p>
+      <w:pPr>
+        <w:pStyle w:val="Heading2"/>
+      </w:pPr>
+      <w:r>
+        <w:t>Reserve independent requirements</w:t>
+      </w:r>
+    </w:p>
+    <w:p>
+      <w:pPr>
+        <w:spacing w:line="336" w:lineRule="auto" w:after="180"/>
+      </w:pPr>
+      <w:r>
+        <w:rPr>
+          <w:b w:val="0"/>
+        </w:rPr>
+        <w:t>This is supported practice. Keep the separately named independent case for an attempt before feedback.</w:t>
+      </w:r>
+    </w:p>
+    <w:p>
+      <w:pPr>
+        <w:pStyle w:val="Heading2"/>
+      </w:pPr>
+      <w:r>
+        <w:t>Earlier wording, alternatives and picture transcripts · reference / check after trying</w:t>
+      </w:r>
+    </w:p>
+    <w:p>
+      <w:pPr>
+        <w:pStyle w:val="Heading3"/>
+      </w:pPr>
+      <w:r>
+        <w:t>Practise with less help: Trace separate checks</w:t>
+      </w:r>
+    </w:p>
+    <w:p>
+      <w:pPr>
         <w:spacing w:line="336" w:lineRule="auto" w:after="180"/>
       </w:pPr>
       <w:r>
@@ -2185,40 +2425,6 @@
     </w:p>
     <w:p>
       <w:pPr>
-        <w:spacing w:line="336" w:lineRule="auto" w:after="180"/>
-      </w:pPr>
-      <w:r>
-        <w:rPr>
-          <w:b w:val="0"/>
-        </w:rPr>
-        <w:t xml:space="preserve">Use the worked case for </w:t>
-      </w:r>
-      <w:r>
-        <w:rPr>
-          <w:b/>
-        </w:rPr>
-        <w:t>Boolean</w:t>
-      </w:r>
-      <w:r>
-        <w:rPr>
-          <w:b w:val="0"/>
-        </w:rPr>
-        <w:t xml:space="preserve"> conditions. Proposed explanation: “At most excludes the boundary”. Decide whether this explanation is supported. Point to the step or supplied fact that decides; explain your repair if needed.</w:t>
-      </w:r>
-    </w:p>
-    <w:p>
-      <w:pPr>
-        <w:spacing w:line="336" w:lineRule="auto" w:after="180"/>
-      </w:pPr>
-      <w:r>
-        <w:rPr>
-          <w:b w:val="0"/>
-        </w:rPr>
-        <w:t>Answer on your own before discussion. If you are unsure, say which step you need help with.</w:t>
-      </w:r>
-    </w:p>
-    <w:p>
-      <w:pPr>
         <w:pStyle w:val="Heading3"/>
       </w:pPr>
       <w:r>
@@ -2227,121 +2433,315 @@
     </w:p>
     <w:p>
       <w:pPr>
-        <w:spacing w:line="336" w:lineRule="auto" w:after="180"/>
-        <w:shd w:fill="F5F1FB"/>
-      </w:pPr>
-      <w:r>
-        <w:rPr>
-          <w:b w:val="0"/>
-        </w:rPr>
-        <w:t xml:space="preserve">Give both </w:t>
-      </w:r>
-      <w:r>
-        <w:rPr>
-          <w:b/>
-        </w:rPr>
-        <w:t>comparison</w:t>
-      </w:r>
-      <w:r>
-        <w:rPr>
-          <w:b w:val="0"/>
-        </w:rPr>
-        <w:t xml:space="preserve"> results for ages 11, 15 and 16. Which </w:t>
-      </w:r>
-      <w:r>
-        <w:rPr>
-          <w:b/>
-        </w:rPr>
-        <w:t>comparison</w:t>
-      </w:r>
-      <w:r>
-        <w:rPr>
-          <w:b w:val="0"/>
-        </w:rPr>
-        <w:t xml:space="preserve"> rejects each outside value, and why does and matter?</w:t>
-      </w:r>
-    </w:p>
-    <w:p>
-      <w:pPr>
-        <w:pStyle w:val="Heading3"/>
-      </w:pPr>
-      <w:r>
-        <w:t>My explanation using a pictured step and the given facts</w:t>
-      </w:r>
-    </w:p>
-    <w:p>
-      <w:r>
-        <w:t>________________________________________________________________</w:t>
-      </w:r>
-    </w:p>
-    <w:p>
-      <w:r>
-        <w:t>________________________________________________________________</w:t>
-      </w:r>
-    </w:p>
-    <w:p>
-      <w:r>
-        <w:t>________________________________________________________________</w:t>
-      </w:r>
-    </w:p>
-    <w:p>
-      <w:r>
-        <w:t>________________________________________________________________</w:t>
-      </w:r>
-    </w:p>
-    <w:p>
-      <w:pPr>
-        <w:spacing w:line="336" w:lineRule="auto" w:after="180"/>
-      </w:pPr>
-      <w:r>
-        <w:rPr>
-          <w:b w:val="0"/>
-        </w:rPr>
-        <w:t>This is supported practice. Keep the separately named independent case for an attempt before feedback.</w:t>
-      </w:r>
-    </w:p>
-    <w:p>
-      <w:pPr>
         <w:pStyle w:val="Heading1"/>
       </w:pPr>
       <w:r>
-        <w:t>09. Run the investigation</w:t>
-      </w:r>
-    </w:p>
-    <w:p>
-      <w:r>
-        <w:t>Investigate Boolean conditions. Record the prediction, actual observation or labelled paper trace, explanation and next test separately.</w:t>
-      </w:r>
-    </w:p>
-    <w:p>
-      <w:pPr>
-        <w:pStyle w:val="Heading3"/>
-      </w:pPr>
-      <w:r>
-        <w:t>Predict, investigate and preserve the evidence</w:t>
-      </w:r>
-    </w:p>
-    <w:p>
-      <w:pPr>
-        <w:spacing w:line="336" w:lineRule="auto" w:after="180"/>
-      </w:pPr>
-      <w:r>
-        <w:rPr>
-          <w:b w:val="0"/>
-        </w:rPr>
-        <w:t xml:space="preserve">For (minutes, quiet) cases (11, True), (12, False), and (13, True), write the time </w:t>
-      </w:r>
-      <w:r>
-        <w:rPr>
-          <w:b/>
-        </w:rPr>
-        <w:t>comparison</w:t>
-      </w:r>
-      <w:r>
-        <w:rPr>
-          <w:b w:val="0"/>
-        </w:rPr>
-        <w:t xml:space="preserve"> and final suitability values before running the program.</w:t>
+        <w:t>09. Test five complete activity cases and two rule mutations</w:t>
+      </w:r>
+    </w:p>
+    <w:p>
+      <w:r>
+        <w:t>Choose a counterexample that distinguishes the intended rule from a tempting replacement.</w:t>
+      </w:r>
+    </w:p>
+    <w:p>
+      <w:pPr>
+        <w:pStyle w:val="Heading2"/>
+      </w:pPr>
+      <w:r>
+        <w:t>All supplied inputs and separate predictions</w:t>
+      </w:r>
+    </w:p>
+    <w:tbl>
+      <w:tblPr>
+        <w:tblStyle w:val="LightShading-Accent1"/>
+        <w:tblW w:type="auto" w:w="0"/>
+        <w:tblLook w:firstColumn="1" w:firstRow="1" w:lastColumn="0" w:lastRow="0" w:noHBand="0" w:noVBand="1" w:val="04A0"/>
+      </w:tblPr>
+      <w:tblGrid>
+        <w:gridCol w:w="2556"/>
+        <w:gridCol w:w="2556"/>
+        <w:gridCol w:w="2556"/>
+        <w:gridCol w:w="2556"/>
+      </w:tblGrid>
+      <w:tr>
+        <w:trPr>
+          <w:tblHeader/>
+        </w:trPr>
+        <w:tc>
+          <w:tcPr>
+            <w:tcW w:type="dxa" w:w="2556"/>
+          </w:tcPr>
+          <w:p>
+            <w:r>
+              <w:t>Complete supplied activity case</w:t>
+            </w:r>
+          </w:p>
+        </w:tc>
+        <w:tc>
+          <w:tcPr>
+            <w:tcW w:type="dxa" w:w="2556"/>
+          </w:tcPr>
+          <w:p>
+            <w:r>
+              <w:t>time_ok</w:t>
+            </w:r>
+          </w:p>
+        </w:tc>
+        <w:tc>
+          <w:tcPr>
+            <w:tcW w:type="dxa" w:w="2556"/>
+          </w:tcPr>
+          <w:p>
+            <w:r>
+              <w:t>suitable with AND</w:t>
+            </w:r>
+          </w:p>
+        </w:tc>
+        <w:tc>
+          <w:tcPr>
+            <w:tcW w:type="dxa" w:w="2556"/>
+          </w:tcPr>
+          <w:p>
+            <w:r>
+              <w:t>What the case reveals</w:t>
+            </w:r>
+          </w:p>
+        </w:tc>
+      </w:tr>
+      <w:tr>
+        <w:tc>
+          <w:tcPr>
+            <w:tcW w:type="dxa" w:w="2556"/>
+          </w:tcPr>
+          <w:p>
+            <w:r>
+              <w:t>11 minutes, quiet=True</w:t>
+            </w:r>
+          </w:p>
+        </w:tc>
+        <w:tc>
+          <w:tcPr>
+            <w:tcW w:type="dxa" w:w="2556"/>
+          </w:tcPr>
+          <w:p>
+            <w:r>
+              <w:t>True</w:t>
+            </w:r>
+          </w:p>
+        </w:tc>
+        <w:tc>
+          <w:tcPr>
+            <w:tcW w:type="dxa" w:w="2556"/>
+          </w:tcPr>
+          <w:p>
+            <w:r>
+              <w:t>True</w:t>
+            </w:r>
+          </w:p>
+        </w:tc>
+        <w:tc>
+          <w:tcPr>
+            <w:tcW w:type="dxa" w:w="2556"/>
+          </w:tcPr>
+          <w:p>
+            <w:r>
+              <w:t>Ordinary eligible case</w:t>
+            </w:r>
+          </w:p>
+        </w:tc>
+      </w:tr>
+      <w:tr>
+        <w:tc>
+          <w:tcPr>
+            <w:tcW w:type="dxa" w:w="2556"/>
+          </w:tcPr>
+          <w:p>
+            <w:r>
+              <w:t>12 minutes, quiet=False</w:t>
+            </w:r>
+          </w:p>
+        </w:tc>
+        <w:tc>
+          <w:tcPr>
+            <w:tcW w:type="dxa" w:w="2556"/>
+          </w:tcPr>
+          <w:p>
+            <w:r>
+              <w:t>True</w:t>
+            </w:r>
+          </w:p>
+        </w:tc>
+        <w:tc>
+          <w:tcPr>
+            <w:tcW w:type="dxa" w:w="2556"/>
+          </w:tcPr>
+          <w:p>
+            <w:r>
+              <w:t>False</w:t>
+            </w:r>
+          </w:p>
+        </w:tc>
+        <w:tc>
+          <w:tcPr>
+            <w:tcW w:type="dxa" w:w="2556"/>
+          </w:tcPr>
+          <w:p>
+            <w:r>
+              <w:t>Time pass is not full suitability; OR would wrongly accept</w:t>
+            </w:r>
+          </w:p>
+        </w:tc>
+      </w:tr>
+      <w:tr>
+        <w:tc>
+          <w:tcPr>
+            <w:tcW w:type="dxa" w:w="2556"/>
+          </w:tcPr>
+          <w:p>
+            <w:r>
+              <w:t>13 minutes, quiet=True</w:t>
+            </w:r>
+          </w:p>
+        </w:tc>
+        <w:tc>
+          <w:tcPr>
+            <w:tcW w:type="dxa" w:w="2556"/>
+          </w:tcPr>
+          <w:p>
+            <w:r>
+              <w:t>False</w:t>
+            </w:r>
+          </w:p>
+        </w:tc>
+        <w:tc>
+          <w:tcPr>
+            <w:tcW w:type="dxa" w:w="2556"/>
+          </w:tcPr>
+          <w:p>
+            <w:r>
+              <w:t>False</w:t>
+            </w:r>
+          </w:p>
+        </w:tc>
+        <w:tc>
+          <w:tcPr>
+            <w:tcW w:type="dxa" w:w="2556"/>
+          </w:tcPr>
+          <w:p>
+            <w:r>
+              <w:t>Quiet alone cannot overcome the time limit</w:t>
+            </w:r>
+          </w:p>
+        </w:tc>
+      </w:tr>
+      <w:tr>
+        <w:tc>
+          <w:tcPr>
+            <w:tcW w:type="dxa" w:w="2556"/>
+          </w:tcPr>
+          <w:p>
+            <w:r>
+              <w:t>12 minutes, quiet=True</w:t>
+            </w:r>
+          </w:p>
+        </w:tc>
+        <w:tc>
+          <w:tcPr>
+            <w:tcW w:type="dxa" w:w="2556"/>
+          </w:tcPr>
+          <w:p>
+            <w:r>
+              <w:t>True</w:t>
+            </w:r>
+          </w:p>
+        </w:tc>
+        <w:tc>
+          <w:tcPr>
+            <w:tcW w:type="dxa" w:w="2556"/>
+          </w:tcPr>
+          <w:p>
+            <w:r>
+              <w:t>True</w:t>
+            </w:r>
+          </w:p>
+        </w:tc>
+        <w:tc>
+          <w:tcPr>
+            <w:tcW w:type="dxa" w:w="2556"/>
+          </w:tcPr>
+          <w:p>
+            <w:r>
+              <w:t>&lt;= includes the exact boundary; &lt; would reject</w:t>
+            </w:r>
+          </w:p>
+        </w:tc>
+      </w:tr>
+      <w:tr>
+        <w:tc>
+          <w:tcPr>
+            <w:tcW w:type="dxa" w:w="2556"/>
+          </w:tcPr>
+          <w:p>
+            <w:r>
+              <w:t>0 minutes, quiet=False</w:t>
+            </w:r>
+          </w:p>
+        </w:tc>
+        <w:tc>
+          <w:tcPr>
+            <w:tcW w:type="dxa" w:w="2556"/>
+          </w:tcPr>
+          <w:p>
+            <w:r>
+              <w:t>True</w:t>
+            </w:r>
+          </w:p>
+        </w:tc>
+        <w:tc>
+          <w:tcPr>
+            <w:tcW w:type="dxa" w:w="2556"/>
+          </w:tcPr>
+          <w:p>
+            <w:r>
+              <w:t>False</w:t>
+            </w:r>
+          </w:p>
+        </w:tc>
+        <w:tc>
+          <w:tcPr>
+            <w:tcW w:type="dxa" w:w="2556"/>
+          </w:tcPr>
+          <w:p>
+            <w:r>
+              <w:t>Valid supplied zero time still needs quiet</w:t>
+            </w:r>
+          </w:p>
+        </w:tc>
+      </w:tr>
+    </w:tbl>
+    <w:p>
+      <w:pPr>
+        <w:pStyle w:val="Heading2"/>
+      </w:pPr>
+      <w:r>
+        <w:t>Predict, change a rule and preserve the mismatch</w:t>
+      </w:r>
+    </w:p>
+    <w:p>
+      <w:pPr>
+        <w:pStyle w:val="ListNumber"/>
+      </w:pPr>
+      <w:r>
+        <w:t>Use the complete activity script and edit only the supplied minutes/quiet inputs for each row. Predict time_ok and suitable before rerunning the whole file. Compare one intentional rule change at a time: &lt;= to &lt; at exactly 12, or AND to OR when only one condition holds. Preserve both original and changed results. Use the truth table to explain inclusive OR when both Boolean conditions are true; it does not mean exactly one. Keep input-validation questions separate: these cases already supply nonnegative integer minutes and actual booleans. Wrong types and physical quietness are not checked by this program. Keep the independent genre/pages/availability script for the individual attempt.</w:t>
+      </w:r>
+    </w:p>
+    <w:p>
+      <w:pPr>
+        <w:pStyle w:val="Heading2"/>
+      </w:pPr>
+      <w:r>
+        <w:t>Complete original activity and range scripts</w:t>
       </w:r>
     </w:p>
     <w:p>
@@ -2378,6 +2778,37 @@
         <w:t>print(not quiet)</w:t>
         <w:br/>
         <w:t>print(minutes == 12)</w:t>
+      </w:r>
+    </w:p>
+    <w:p>
+      <w:pPr>
+        <w:pStyle w:val="Heading2"/>
+      </w:pPr>
+      <w:r>
+        <w:t>Keep the evidence record</w:t>
+      </w:r>
+    </w:p>
+    <w:p>
+      <w:pPr>
+        <w:spacing w:line="336" w:lineRule="auto" w:after="180"/>
+      </w:pPr>
+      <w:r>
+        <w:rPr>
+          <w:b w:val="0"/>
+        </w:rPr>
+        <w:t xml:space="preserve">For (minutes, quiet) cases (11, True), (12, False), and (13, True), write the time </w:t>
+      </w:r>
+      <w:r>
+        <w:rPr>
+          <w:b/>
+        </w:rPr>
+        <w:t>comparison</w:t>
+      </w:r>
+      <w:r>
+        <w:rPr>
+          <w:b w:val="0"/>
+        </w:rPr>
+        <w:t xml:space="preserve"> and final suitability values before running the program.</w:t>
       </w:r>
     </w:p>
     <w:tbl>
@@ -2529,14 +2960,6 @@
     </w:p>
     <w:p>
       <w:pPr>
-        <w:pStyle w:val="Heading3"/>
-      </w:pPr>
-      <w:r>
-        <w:t>Plan → try → check</w:t>
-      </w:r>
-    </w:p>
-    <w:p>
-      <w:pPr>
         <w:spacing w:line="336" w:lineRule="auto" w:after="180"/>
       </w:pPr>
       <w:r>
@@ -2548,23 +2971,47 @@
     </w:p>
     <w:p>
       <w:pPr>
+        <w:pStyle w:val="Heading2"/>
+      </w:pPr>
+      <w:r>
+        <w:t>Earlier wording, alternatives and picture transcripts · reference / check after trying</w:t>
+      </w:r>
+    </w:p>
+    <w:p>
+      <w:pPr>
+        <w:pStyle w:val="Heading3"/>
+      </w:pPr>
+      <w:r>
+        <w:t>Predict, investigate and preserve the evidence</w:t>
+      </w:r>
+    </w:p>
+    <w:p>
+      <w:pPr>
+        <w:pStyle w:val="Heading3"/>
+      </w:pPr>
+      <w:r>
+        <w:t>Plan → try → check</w:t>
+      </w:r>
+    </w:p>
+    <w:p>
+      <w:pPr>
         <w:pStyle w:val="Heading1"/>
       </w:pPr>
       <w:r>
-        <w:t>10. Build your understanding</w:t>
-      </w:r>
-    </w:p>
-    <w:p>
-      <w:r>
-        <w:t>Move from recall to tracing, diagnosis and transfer in Boolean conditions. Explain why each step is justified.</w:t>
-      </w:r>
-    </w:p>
-    <w:p>
-      <w:pPr>
-        <w:pStyle w:val="Heading3"/>
-      </w:pPr>
-      <w:r>
-        <w:t>Explain → apply → challenge</w:t>
+        <w:t>14. Try alone: preserve all requirements in the selected script</w:t>
+      </w:r>
+    </w:p>
+    <w:p>
+      <w:r>
+        <w:t>An OR result can be true while a mandatory genre condition is false.</w:t>
+      </w:r>
+    </w:p>
+    <w:p>
+      <w:pPr>
+        <w:pStyle w:val="Heading2"/>
+      </w:pPr>
+      <w:r>
+        <w:t>Selected complete task and scope</w:t>
       </w:r>
     </w:p>
     <w:p>
@@ -2575,31 +3022,103 @@
         <w:rPr>
           <w:b w:val="0"/>
         </w:rPr>
-        <w:t xml:space="preserve">Write a condition for an activity taking at most </w:t>
+        <w:t xml:space="preserve">Predict all four </w:t>
       </w:r>
       <w:r>
         <w:rPr>
           <w:b/>
         </w:rPr>
-        <w:t>12 minutes</w:t>
+        <w:t>boolean</w:t>
       </w:r>
       <w:r>
         <w:rPr>
           <w:b w:val="0"/>
         </w:rPr>
-        <w:t xml:space="preserve"> and being quiet. Explain why exactly </w:t>
-      </w:r>
+        <w:t>s. Eligibility requires science AND at most100 pages AND availability. Repeat with genre="history" and all other values unchanged. Which OR result could wrongly suggest the genre requirement passed?</w:t>
+      </w:r>
+    </w:p>
+    <w:p>
       <w:r>
         <w:rPr>
-          <w:b/>
+          <w:rFonts w:ascii="Courier New" w:hAnsi="Courier New"/>
+          <w:sz w:val="18"/>
         </w:rPr>
-        <w:t>12 minutes</w:t>
-      </w:r>
+        <w:t>pages = 90</w:t>
+        <w:br/>
+        <w:t>genre = "science"</w:t>
+        <w:br/>
+        <w:t>available = False</w:t>
+        <w:br/>
+        <w:t>print(genre == "science" and pages &lt;= 100)</w:t>
+        <w:br/>
+        <w:t>print((genre == "science" and pages &lt;= 100) and available)</w:t>
+        <w:br/>
+        <w:t>print(not available)</w:t>
+        <w:br/>
+        <w:t>print(genre == "science" or pages &lt;= 100)</w:t>
+        <w:br/>
+      </w:r>
+    </w:p>
+    <w:p>
+      <w:pPr>
+        <w:spacing w:line="336" w:lineRule="auto" w:after="180"/>
+      </w:pPr>
       <w:r>
         <w:rPr>
           <w:b w:val="0"/>
         </w:rPr>
-        <w:t xml:space="preserve"> is included.</w:t>
+        <w:t>Use only the supplied science/page/availability requirements and values. Recompute each printed expression in order when changing the genre; leave the other inputs unchanged. A partial requirement check must not be reported as complete eligibility, and the stated flags are supplied data rather than verified real-world availability.</w:t>
+      </w:r>
+    </w:p>
+    <w:p>
+      <w:pPr>
+        <w:pStyle w:val="Heading2"/>
+      </w:pPr>
+      <w:r>
+        <w:t>Your response and help record</w:t>
+      </w:r>
+    </w:p>
+    <w:p>
+      <w:pPr>
+        <w:pStyle w:val="Heading3"/>
+      </w:pPr>
+      <w:r>
+        <w:t>My independent explanation, trace and limits</w:t>
+      </w:r>
+    </w:p>
+    <w:p>
+      <w:r>
+        <w:t>________________________________________________________________</w:t>
+      </w:r>
+    </w:p>
+    <w:p>
+      <w:r>
+        <w:t>________________________________________________________________</w:t>
+      </w:r>
+    </w:p>
+    <w:p>
+      <w:r>
+        <w:t>________________________________________________________________</w:t>
+      </w:r>
+    </w:p>
+    <w:p>
+      <w:r>
+        <w:t>________________________________________________________________</w:t>
+      </w:r>
+    </w:p>
+    <w:p>
+      <w:r>
+        <w:t>________________________________________________________________</w:t>
+      </w:r>
+    </w:p>
+    <w:p>
+      <w:r>
+        <w:t>________________________________________________________________</w:t>
+      </w:r>
+    </w:p>
+    <w:p>
+      <w:r>
+        <w:t>________________________________________________________________</w:t>
       </w:r>
     </w:p>
     <w:p>
@@ -2610,19 +3129,26 @@
         <w:rPr>
           <w:b w:val="0"/>
         </w:rPr>
-        <w:t xml:space="preserve">Complete all four </w:t>
-      </w:r>
-      <w:r>
-        <w:rPr>
-          <w:b/>
-        </w:rPr>
-        <w:t>Boolean</w:t>
-      </w:r>
+        <w:t>Attempt this case before feedback. Record any help. Earlier examples below are further practice; a case already practised with feedback cannot establish fresh transfer.</w:t>
+      </w:r>
+    </w:p>
+    <w:p>
+      <w:pPr>
+        <w:pStyle w:val="Heading2"/>
+      </w:pPr>
+      <w:r>
+        <w:t>Use feedback afterwards</w:t>
+      </w:r>
+    </w:p>
+    <w:p>
+      <w:pPr>
+        <w:spacing w:line="336" w:lineRule="auto" w:after="180"/>
+      </w:pPr>
       <w:r>
         <w:rPr>
           <w:b w:val="0"/>
         </w:rPr>
-        <w:t xml:space="preserve"> combinations for pencil or crayon. Explain the both-available case and the effect of not pencil.</w:t>
+        <w:t>Attempt the independent case before hints. Record whether you worked alone, used a hint or followed a model. After feedback, fix the first unsupported step and explain why it changed.</w:t>
       </w:r>
     </w:p>
     <w:p>
@@ -2633,7 +3159,37 @@
         <w:rPr>
           <w:b w:val="0"/>
         </w:rPr>
-        <w:t>Explain why a True suitability result does not prove that the supplied duration is accurate or that a child has permission to start the activity.</w:t>
+        <w:t>A later check uses a changed case, not a copied answer.</w:t>
+      </w:r>
+    </w:p>
+    <w:p>
+      <w:pPr>
+        <w:pStyle w:val="Heading2"/>
+      </w:pPr>
+      <w:r>
+        <w:t>Additional practice · Earlier Boolean transfer · reference / check after trying</w:t>
+      </w:r>
+    </w:p>
+    <w:p>
+      <w:pPr>
+        <w:spacing w:line="336" w:lineRule="auto" w:after="180"/>
+      </w:pPr>
+      <w:r>
+        <w:rPr>
+          <w:b w:val="0"/>
+        </w:rPr>
+        <w:t>A fictional puzzle qualifies when its duration is at least 5 and at most 9 minutes and its available flag is True. Write the condition. Predict results for (5, True), (9, True), (10, True), and (7, False).</w:t>
+      </w:r>
+    </w:p>
+    <w:p>
+      <w:pPr>
+        <w:spacing w:line="336" w:lineRule="auto" w:after="180"/>
+      </w:pPr>
+      <w:r>
+        <w:rPr>
+          <w:b w:val="0"/>
+        </w:rPr>
+        <w:t>Choose a case that detects replacing and with or between the range check and available.</w:t>
       </w:r>
     </w:p>
     <w:p>
@@ -2641,7 +3197,7 @@
         <w:pStyle w:val="Heading3"/>
       </w:pPr>
       <w:r>
-        <w:t>Explain which evidence supports your conclusion and which claim remains unproved.</w:t>
+        <w:t>My independent procedure, result and limitation</w:t>
       </w:r>
     </w:p>
     <w:p>
@@ -2670,16 +3226,82 @@
       </w:r>
     </w:p>
     <w:p>
+      <w:r>
+        <w:t>________________________________________________________________</w:t>
+      </w:r>
+    </w:p>
+    <w:p>
+      <w:r>
+        <w:t>________________________________________________________________</w:t>
+      </w:r>
+    </w:p>
+    <w:p>
+      <w:r>
+        <w:t>________________________________________________________________</w:t>
+      </w:r>
+    </w:p>
+    <w:p>
+      <w:pPr>
+        <w:spacing w:line="336" w:lineRule="auto" w:after="180"/>
+      </w:pPr>
+      <w:r>
+        <w:rPr>
+          <w:b w:val="0"/>
+        </w:rPr>
+        <w:t>Record support used: none, hint or teacher explanation. After feedback, a different case is needed to demonstrate independence.</w:t>
+      </w:r>
+    </w:p>
+    <w:p>
+      <w:pPr>
+        <w:pStyle w:val="Heading2"/>
+      </w:pPr>
+      <w:r>
+        <w:t>Earlier wording, alternatives and picture transcripts · reference / check after trying</w:t>
+      </w:r>
+    </w:p>
+    <w:p>
+      <w:pPr>
+        <w:pStyle w:val="Heading3"/>
+      </w:pPr>
+      <w:r>
+        <w:t>Independent case: Combine requirements without replacing AND</w:t>
+      </w:r>
+    </w:p>
+    <w:p>
+      <w:pPr>
+        <w:pStyle w:val="Heading3"/>
+      </w:pPr>
+      <w:r>
+        <w:t>Attempt this without hints</w:t>
+      </w:r>
+    </w:p>
+    <w:p>
+      <w:pPr>
+        <w:pStyle w:val="Heading3"/>
+      </w:pPr>
+      <w:r>
+        <w:t>Use feedback to improve</w:t>
+      </w:r>
+    </w:p>
+    <w:p>
       <w:pPr>
         <w:pStyle w:val="Heading1"/>
       </w:pPr>
       <w:r>
-        <w:t>11. Connect your project</w:t>
-      </w:r>
-    </w:p>
-    <w:p>
-      <w:r>
-        <w:t>Apply this week’s idea to Python readiness portfolio. Keep an annotated decision and the evidence supporting it.</w:t>
+        <w:t>11. Keep the written requirement beside the Boolean code</w:t>
+      </w:r>
+    </w:p>
+    <w:p>
+      <w:r>
+        <w:t>A True result should state exactly which checks passed.</w:t>
+      </w:r>
+    </w:p>
+    <w:p>
+      <w:pPr>
+        <w:pStyle w:val="Heading2"/>
+      </w:pPr>
+      <w:r>
+        <w:t>This week’s contribution</w:t>
       </w:r>
     </w:p>
     <w:p>
@@ -2762,6 +3384,14 @@
           <w:b w:val="0"/>
         </w:rPr>
         <w:t>, and limitation. Connect this record to last week’s record; a matching answer without a trace is insufficient.</w:t>
+      </w:r>
+    </w:p>
+    <w:p>
+      <w:pPr>
+        <w:pStyle w:val="Heading2"/>
+      </w:pPr>
+      <w:r>
+        <w:t>Project checkpoint and evidence</w:t>
       </w:r>
     </w:p>
     <w:tbl>
@@ -2882,14 +3512,6 @@
     </w:tbl>
     <w:p>
       <w:pPr>
-        <w:pStyle w:val="Heading3"/>
-      </w:pPr>
-      <w:r>
-        <w:t>Evidence for your project</w:t>
-      </w:r>
-    </w:p>
-    <w:p>
-      <w:pPr>
         <w:spacing w:line="336" w:lineRule="auto" w:after="180"/>
       </w:pPr>
       <w:r>
@@ -2925,15 +3547,88 @@
     </w:p>
     <w:p>
       <w:pPr>
+        <w:pStyle w:val="Heading2"/>
+      </w:pPr>
+      <w:r>
+        <w:t>Earlier wording, alternatives and picture transcripts · reference / check after trying</w:t>
+      </w:r>
+    </w:p>
+    <w:p>
+      <w:pPr>
+        <w:pStyle w:val="Heading3"/>
+      </w:pPr>
+      <w:r>
+        <w:t>Evidence for your project</w:t>
+      </w:r>
+    </w:p>
+    <w:p>
+      <w:pPr>
         <w:pStyle w:val="Heading1"/>
       </w:pPr>
       <w:r>
-        <w:t>12. Show what you know</w:t>
-      </w:r>
-    </w:p>
-    <w:p>
-      <w:r>
-        <w:t>Use a genuinely new case for independent evidence. Previously discussed examples remain practice; use the separately named independent case before feedback.</w:t>
+        <w:t>16. Finish: explain each input, boundary and connector</w:t>
+      </w:r>
+    </w:p>
+    <w:p>
+      <w:r>
+        <w:t>A correct Boolean calculation does not verify its source facts or grant authority.</w:t>
+      </w:r>
+    </w:p>
+    <w:p>
+      <w:pPr>
+        <w:pStyle w:val="Heading2"/>
+      </w:pPr>
+      <w:r>
+        <w:t>Explain without notes</w:t>
+      </w:r>
+    </w:p>
+    <w:p>
+      <w:pPr>
+        <w:pStyle w:val="ListBullet"/>
+      </w:pPr>
+      <w:r>
+        <w:t>Close your notes. Explain this goal in your own words: Translate stated requirements into comparisons</w:t>
+      </w:r>
+    </w:p>
+    <w:p>
+      <w:pPr>
+        <w:pStyle w:val="Heading3"/>
+      </w:pPr>
+      <w:r>
+        <w:t>My deciding step, evidence and one remaining question</w:t>
+      </w:r>
+    </w:p>
+    <w:p>
+      <w:r>
+        <w:t>________________________________________________________________</w:t>
+      </w:r>
+    </w:p>
+    <w:p>
+      <w:r>
+        <w:t>________________________________________________________________</w:t>
+      </w:r>
+    </w:p>
+    <w:p>
+      <w:r>
+        <w:t>________________________________________________________________</w:t>
+      </w:r>
+    </w:p>
+    <w:p>
+      <w:r>
+        <w:t>________________________________________________________________</w:t>
+      </w:r>
+    </w:p>
+    <w:p>
+      <w:r>
+        <w:t>________________________________________________________________</w:t>
+      </w:r>
+    </w:p>
+    <w:p>
+      <w:pPr>
+        <w:pStyle w:val="Heading2"/>
+      </w:pPr>
+      <w:r>
+        <w:t>Plan a changed-case return</w:t>
       </w:r>
     </w:p>
     <w:p>
@@ -2944,61 +3639,296 @@
         <w:rPr>
           <w:b w:val="0"/>
         </w:rPr>
-        <w:t>Testing only a quiet 8-minute activity cannot distinguish and from or because both pass. Use a case where exactly one requirement holds.</w:t>
-      </w:r>
-    </w:p>
-    <w:p>
-      <w:pPr>
-        <w:spacing w:line="336" w:lineRule="auto" w:after="180"/>
-      </w:pPr>
+        <w:t xml:space="preserve">If you are unsure, return to the worked picture and explain one arrow. If you are ready, change an </w:t>
+      </w:r>
+      <w:r>
+        <w:rPr>
+          <w:b/>
+        </w:rPr>
+        <w:t>input</w:t>
+      </w:r>
       <w:r>
         <w:rPr>
           <w:b w:val="0"/>
         </w:rPr>
-        <w:t>Keep expected results beside observed results and explain which requirement caused failure. Next week a program will choose an action using a condition.</w:t>
-      </w:r>
-    </w:p>
-    <w:p>
-      <w:pPr>
-        <w:pStyle w:val="Heading3"/>
-      </w:pPr>
-      <w:r>
-        <w:t>For the original at-most-12-minutes and quiet rule, choose one input that reveals changing &lt;= to &lt; and a different input that reveals changing and to or. State the expected correct result for each.</w:t>
-      </w:r>
-    </w:p>
-    <w:p>
-      <w:r>
-        <w:t>________________________________________________________________</w:t>
-      </w:r>
-    </w:p>
-    <w:p>
-      <w:r>
-        <w:t>________________________________________________________________</w:t>
-      </w:r>
-    </w:p>
-    <w:p>
-      <w:r>
-        <w:t>________________________________________________________________</w:t>
-      </w:r>
-    </w:p>
-    <w:p>
-      <w:r>
-        <w:t>________________________________________________________________</w:t>
-      </w:r>
-    </w:p>
-    <w:p>
-      <w:r>
-        <w:t>________________________________________________________________</w:t>
-      </w:r>
-    </w:p>
-    <w:p>
-      <w:pPr>
-        <w:spacing w:line="336" w:lineRule="auto" w:after="180"/>
-      </w:pPr>
+        <w:t xml:space="preserve"> or assumption and justify your </w:t>
+      </w:r>
+      <w:r>
+        <w:rPr>
+          <w:b/>
+        </w:rPr>
+        <w:t>prediction</w:t>
+      </w:r>
       <w:r>
         <w:rPr>
           <w:b w:val="0"/>
         </w:rPr>
+        <w:t>.</w:t>
+      </w:r>
+    </w:p>
+    <w:p>
+      <w:pPr>
+        <w:spacing w:line="336" w:lineRule="auto" w:after="180"/>
+      </w:pPr>
+      <w:r>
+        <w:rPr>
+          <w:b w:val="0"/>
+        </w:rPr>
+        <w:t xml:space="preserve">Save your workbook </w:t>
+      </w:r>
+      <w:r>
+        <w:rPr>
+          <w:b/>
+        </w:rPr>
+        <w:t>evidence</w:t>
+      </w:r>
+      <w:r>
+        <w:rPr>
+          <w:b w:val="0"/>
+        </w:rPr>
+        <w:t>. At the next review, try a different case before opening your old answer.</w:t>
+      </w:r>
+    </w:p>
+    <w:p>
+      <w:pPr>
+        <w:pStyle w:val="Heading1"/>
+      </w:pPr>
+      <w:r>
+        <w:t>Reference bank and extra practice</w:t>
+      </w:r>
+    </w:p>
+    <w:p>
+      <w:pPr>
+        <w:pStyle w:val="Heading1"/>
+      </w:pPr>
+      <w:r>
+        <w:t>05. Reference · The words used in this procedure</w:t>
+      </w:r>
+    </w:p>
+    <w:p>
+      <w:r>
+        <w:t>Explain each term using a particular code line.</w:t>
+      </w:r>
+    </w:p>
+    <w:p>
+      <w:pPr>
+        <w:pStyle w:val="Heading2"/>
+      </w:pPr>
+      <w:r>
+        <w:t>Vocabulary and response</w:t>
+      </w:r>
+    </w:p>
+    <w:tbl>
+      <w:tblPr>
+        <w:tblStyle w:val="LightShading-Accent1"/>
+        <w:tblW w:type="auto" w:w="0"/>
+        <w:tblLook w:firstColumn="1" w:firstRow="1" w:lastColumn="0" w:lastRow="0" w:noHBand="0" w:noVBand="1" w:val="04A0"/>
+      </w:tblPr>
+      <w:tblGrid>
+        <w:gridCol w:w="5112"/>
+        <w:gridCol w:w="5112"/>
+      </w:tblGrid>
+      <w:tr>
+        <w:trPr>
+          <w:tblHeader/>
+        </w:trPr>
+        <w:tc>
+          <w:tcPr>
+            <w:tcW w:type="dxa" w:w="5112"/>
+          </w:tcPr>
+          <w:p>
+            <w:r>
+              <w:t>Word</w:t>
+            </w:r>
+          </w:p>
+        </w:tc>
+        <w:tc>
+          <w:tcPr>
+            <w:tcW w:type="dxa" w:w="5112"/>
+          </w:tcPr>
+          <w:p>
+            <w:r>
+              <w:t>Meaning</w:t>
+            </w:r>
+          </w:p>
+        </w:tc>
+      </w:tr>
+      <w:tr>
+        <w:tc>
+          <w:tcPr>
+            <w:tcW w:type="dxa" w:w="5112"/>
+          </w:tcPr>
+          <w:p>
+            <w:r>
+              <w:t>Comparison</w:t>
+            </w:r>
+          </w:p>
+        </w:tc>
+        <w:tc>
+          <w:tcPr>
+            <w:tcW w:type="dxa" w:w="5112"/>
+          </w:tcPr>
+          <w:p>
+            <w:r>
+              <w:t>An expression that checks a relation between values</w:t>
+            </w:r>
+          </w:p>
+        </w:tc>
+      </w:tr>
+      <w:tr>
+        <w:tc>
+          <w:tcPr>
+            <w:tcW w:type="dxa" w:w="5112"/>
+          </w:tcPr>
+          <w:p>
+            <w:r>
+              <w:t>Boolean</w:t>
+            </w:r>
+          </w:p>
+        </w:tc>
+        <w:tc>
+          <w:tcPr>
+            <w:tcW w:type="dxa" w:w="5112"/>
+          </w:tcPr>
+          <w:p>
+            <w:r>
+              <w:t>A type with the values True and False</w:t>
+            </w:r>
+          </w:p>
+        </w:tc>
+      </w:tr>
+      <w:tr>
+        <w:tc>
+          <w:tcPr>
+            <w:tcW w:type="dxa" w:w="5112"/>
+          </w:tcPr>
+          <w:p>
+            <w:r>
+              <w:t>Conjunction</w:t>
+            </w:r>
+          </w:p>
+        </w:tc>
+        <w:tc>
+          <w:tcPr>
+            <w:tcW w:type="dxa" w:w="5112"/>
+          </w:tcPr>
+          <w:p>
+            <w:r>
+              <w:t>A requirement that both conditions hold</w:t>
+            </w:r>
+          </w:p>
+        </w:tc>
+      </w:tr>
+      <w:tr>
+        <w:tc>
+          <w:tcPr>
+            <w:tcW w:type="dxa" w:w="5112"/>
+          </w:tcPr>
+          <w:p>
+            <w:r>
+              <w:t>Inclusive or</w:t>
+            </w:r>
+          </w:p>
+        </w:tc>
+        <w:tc>
+          <w:tcPr>
+            <w:tcW w:type="dxa" w:w="5112"/>
+          </w:tcPr>
+          <w:p>
+            <w:r>
+              <w:t>A condition satisfied when either or both parts hold</w:t>
+            </w:r>
+          </w:p>
+        </w:tc>
+      </w:tr>
+      <w:tr>
+        <w:tc>
+          <w:tcPr>
+            <w:tcW w:type="dxa" w:w="5112"/>
+          </w:tcPr>
+          <w:p>
+            <w:r>
+              <w:t>Counterexample</w:t>
+            </w:r>
+          </w:p>
+        </w:tc>
+        <w:tc>
+          <w:tcPr>
+            <w:tcW w:type="dxa" w:w="5112"/>
+          </w:tcPr>
+          <w:p>
+            <w:r>
+              <w:t>A case that shows a claim or rule is wrong</w:t>
+            </w:r>
+          </w:p>
+        </w:tc>
+      </w:tr>
+    </w:tbl>
+    <w:p>
+      <w:pPr>
+        <w:pStyle w:val="Heading3"/>
+      </w:pPr>
+      <w:r>
+        <w:t>Use two terms to explain a step in this week’s example.</w:t>
+      </w:r>
+    </w:p>
+    <w:p>
+      <w:r>
+        <w:t>________________________________________________________________</w:t>
+      </w:r>
+    </w:p>
+    <w:p>
+      <w:r>
+        <w:t>________________________________________________________________</w:t>
+      </w:r>
+    </w:p>
+    <w:p>
+      <w:r>
+        <w:t>________________________________________________________________</w:t>
+      </w:r>
+    </w:p>
+    <w:p>
+      <w:pPr>
+        <w:pStyle w:val="Heading1"/>
+      </w:pPr>
+      <w:r>
+        <w:t>10. Extra challenge · Explain, apply and challenge</w:t>
+      </w:r>
+    </w:p>
+    <w:p>
+      <w:r>
+        <w:t>Choose the next useful task after supported practice.</w:t>
+      </w:r>
+    </w:p>
+    <w:p>
+      <w:pPr>
+        <w:pStyle w:val="Heading2"/>
+      </w:pPr>
+      <w:r>
+        <w:t>Choose a challenge</w:t>
+      </w:r>
+    </w:p>
+    <w:p>
+      <w:pPr>
+        <w:pStyle w:val="ListBullet"/>
+      </w:pPr>
+      <w:r>
+        <w:t>Write a condition for an activity taking at most 12 minutes and being quiet. Explain why exactly 12 minutes is included.</w:t>
+      </w:r>
+    </w:p>
+    <w:p>
+      <w:pPr>
+        <w:pStyle w:val="ListBullet"/>
+      </w:pPr>
+      <w:r>
+        <w:t>Complete all four Boolean combinations for pencil or crayon. Explain the both-available case and the effect of not pencil.</w:t>
+      </w:r>
+    </w:p>
+    <w:p>
+      <w:pPr>
+        <w:pStyle w:val="ListBullet"/>
+      </w:pPr>
+      <w:r>
         <w:t>Explain why a True suitability result does not prove that the supplied duration is accurate or that a child has permission to start the activity.</w:t>
       </w:r>
     </w:p>
@@ -3007,6 +3937,125 @@
         <w:pStyle w:val="Heading3"/>
       </w:pPr>
       <w:r>
+        <w:t>Explain which evidence supports your conclusion and which claim remains unproved.</w:t>
+      </w:r>
+    </w:p>
+    <w:p>
+      <w:r>
+        <w:t>________________________________________________________________</w:t>
+      </w:r>
+    </w:p>
+    <w:p>
+      <w:r>
+        <w:t>________________________________________________________________</w:t>
+      </w:r>
+    </w:p>
+    <w:p>
+      <w:r>
+        <w:t>________________________________________________________________</w:t>
+      </w:r>
+    </w:p>
+    <w:p>
+      <w:r>
+        <w:t>________________________________________________________________</w:t>
+      </w:r>
+    </w:p>
+    <w:p>
+      <w:r>
+        <w:t>________________________________________________________________</w:t>
+      </w:r>
+    </w:p>
+    <w:p>
+      <w:pPr>
+        <w:pStyle w:val="Heading2"/>
+      </w:pPr>
+      <w:r>
+        <w:t>Earlier wording, alternatives and picture transcripts · reference / check after trying</w:t>
+      </w:r>
+    </w:p>
+    <w:p>
+      <w:pPr>
+        <w:pStyle w:val="Heading3"/>
+      </w:pPr>
+      <w:r>
+        <w:t>Explain → apply → challenge</w:t>
+      </w:r>
+    </w:p>
+    <w:p>
+      <w:pPr>
+        <w:pStyle w:val="Heading1"/>
+      </w:pPr>
+      <w:r>
+        <w:t>12. Reference · Inspect your evidence</w:t>
+      </w:r>
+    </w:p>
+    <w:p>
+      <w:r>
+        <w:t>Use the record after practice rather than revealing the independent answer.</w:t>
+      </w:r>
+    </w:p>
+    <w:p>
+      <w:pPr>
+        <w:pStyle w:val="Heading2"/>
+      </w:pPr>
+      <w:r>
+        <w:t>Self-check and explanation</w:t>
+      </w:r>
+    </w:p>
+    <w:p>
+      <w:pPr>
+        <w:pStyle w:val="ListBullet"/>
+      </w:pPr>
+      <w:r>
+        <w:t>Testing only a quiet 8-minute activity cannot distinguish and from or because both pass. Use a case where exactly one requirement holds. Keep expected results beside observed results and explain which requirement caused failure. Next week a program will choose an action using a condition.</w:t>
+      </w:r>
+    </w:p>
+    <w:p>
+      <w:pPr>
+        <w:pStyle w:val="Heading3"/>
+      </w:pPr>
+      <w:r>
+        <w:t>For the original at-most-12-minutes and quiet rule, choose one input that reveals changing &lt;= to &lt; and a different input that reveals changing and to or. State the expected correct result for each.</w:t>
+      </w:r>
+    </w:p>
+    <w:p>
+      <w:r>
+        <w:t>________________________________________________________________</w:t>
+      </w:r>
+    </w:p>
+    <w:p>
+      <w:r>
+        <w:t>________________________________________________________________</w:t>
+      </w:r>
+    </w:p>
+    <w:p>
+      <w:r>
+        <w:t>________________________________________________________________</w:t>
+      </w:r>
+    </w:p>
+    <w:p>
+      <w:r>
+        <w:t>________________________________________________________________</w:t>
+      </w:r>
+    </w:p>
+    <w:p>
+      <w:r>
+        <w:t>________________________________________________________________</w:t>
+      </w:r>
+    </w:p>
+    <w:p>
+      <w:pPr>
+        <w:pStyle w:val="ListBullet"/>
+      </w:pPr>
+      <w:r>
+        <w:t>Explain why a True suitability result does not prove that the supplied duration is accurate or that a child has permission to start the activity.</w:t>
+      </w:r>
+    </w:p>
+    <w:p>
+      <w:pPr>
+        <w:pStyle w:val="Heading3"/>
+      </w:pPr>
+      <w:r>
         <w:t>My limited claim and a useful next check</w:t>
       </w:r>
     </w:p>
@@ -3035,12 +4084,28 @@
         <w:pStyle w:val="Heading1"/>
       </w:pPr>
       <w:r>
-        <w:t>13. Study a complete case</w:t>
-      </w:r>
-    </w:p>
-    <w:p>
-      <w:r>
-        <w:t>Revisit the complete Boolean conditions case for supported practice. Repeated examples do not become fresh assessments.</w:t>
+        <w:t>13. Extra practice · A complete trace</w:t>
+      </w:r>
+    </w:p>
+    <w:p>
+      <w:r>
+        <w:t>Predict before opening the supplied trace.</w:t>
+      </w:r>
+    </w:p>
+    <w:p>
+      <w:pPr>
+        <w:pStyle w:val="Heading2"/>
+      </w:pPr>
+      <w:r>
+        <w:t>Explain the input and procedure</w:t>
+      </w:r>
+    </w:p>
+    <w:p>
+      <w:pPr>
+        <w:pStyle w:val="ListBullet"/>
+      </w:pPr>
+      <w:r>
+        <w:t>Follow the input through the stated procedure to its result. Cover the result first, predict it, then explain every intermediate step. The text/table accompanies the figure so the example can be read without colour.</w:t>
       </w:r>
     </w:p>
     <w:p>
@@ -3048,7 +4113,45 @@
         <w:pStyle w:val="Heading3"/>
       </w:pPr>
       <w:r>
-        <w:t>Complete evidence record</w:t>
+        <w:t>My complete trace of the worked case</w:t>
+      </w:r>
+    </w:p>
+    <w:p>
+      <w:r>
+        <w:t>________________________________________________________________</w:t>
+      </w:r>
+    </w:p>
+    <w:p>
+      <w:r>
+        <w:t>________________________________________________________________</w:t>
+      </w:r>
+    </w:p>
+    <w:p>
+      <w:r>
+        <w:t>________________________________________________________________</w:t>
+      </w:r>
+    </w:p>
+    <w:p>
+      <w:r>
+        <w:t>________________________________________________________________</w:t>
+      </w:r>
+    </w:p>
+    <w:p>
+      <w:r>
+        <w:t>________________________________________________________________</w:t>
+      </w:r>
+    </w:p>
+    <w:p>
+      <w:r>
+        <w:t>________________________________________________________________</w:t>
+      </w:r>
+    </w:p>
+    <w:p>
+      <w:pPr>
+        <w:pStyle w:val="Heading2"/>
+      </w:pPr>
+      <w:r>
+        <w:t>Check the complete trace · reference / check after trying</w:t>
       </w:r>
     </w:p>
     <w:p>
@@ -3209,25 +4312,10 @@
     </w:p>
     <w:p>
       <w:pPr>
-        <w:spacing w:line="336" w:lineRule="auto" w:after="180"/>
-      </w:pPr>
-      <w:r>
-        <w:rPr>
-          <w:b w:val="0"/>
-        </w:rPr>
-        <w:t xml:space="preserve">Follow the </w:t>
-      </w:r>
-      <w:r>
-        <w:rPr>
-          <w:b/>
-        </w:rPr>
-        <w:t>input</w:t>
-      </w:r>
-      <w:r>
-        <w:rPr>
-          <w:b w:val="0"/>
-        </w:rPr>
-        <w:t xml:space="preserve"> through the stated procedure to its result. Cover the result first, predict it, then explain every intermediate step. The text/table accompanies the figure so the example can be read without colour.</w:t>
+        <w:pStyle w:val="Heading2"/>
+      </w:pPr>
+      <w:r>
+        <w:t>Earlier wording, alternatives and picture transcripts · reference / check after trying</w:t>
       </w:r>
     </w:p>
     <w:p>
@@ -3235,37 +4323,7 @@
         <w:pStyle w:val="Heading3"/>
       </w:pPr>
       <w:r>
-        <w:t>My complete trace of the worked case</w:t>
-      </w:r>
-    </w:p>
-    <w:p>
-      <w:r>
-        <w:t>________________________________________________________________</w:t>
-      </w:r>
-    </w:p>
-    <w:p>
-      <w:r>
-        <w:t>________________________________________________________________</w:t>
-      </w:r>
-    </w:p>
-    <w:p>
-      <w:r>
-        <w:t>________________________________________________________________</w:t>
-      </w:r>
-    </w:p>
-    <w:p>
-      <w:r>
-        <w:t>________________________________________________________________</w:t>
-      </w:r>
-    </w:p>
-    <w:p>
-      <w:r>
-        <w:t>________________________________________________________________</w:t>
-      </w:r>
-    </w:p>
-    <w:p>
-      <w:r>
-        <w:t>________________________________________________________________</w:t>
+        <w:t>Complete evidence record</w:t>
       </w:r>
     </w:p>
     <w:p>
@@ -3273,263 +4331,20 @@
         <w:pStyle w:val="Heading1"/>
       </w:pPr>
       <w:r>
-        <w:t>14. Try a new case independently</w:t>
-      </w:r>
-    </w:p>
-    <w:p>
-      <w:r>
-        <w:t>Attempt the reserved new case before feedback. Record support; the earlier examples below remain additional practice.</w:t>
-      </w:r>
-    </w:p>
-    <w:p>
-      <w:pPr>
-        <w:pStyle w:val="Heading3"/>
-      </w:pPr>
-      <w:r>
-        <w:t>Independent case: Combine requirements without replacing AND</w:t>
-      </w:r>
-    </w:p>
-    <w:p>
-      <w:pPr>
-        <w:spacing w:line="336" w:lineRule="auto" w:after="180"/>
-        <w:shd w:fill="F5F1FB"/>
-      </w:pPr>
-      <w:r>
-        <w:rPr>
-          <w:b w:val="0"/>
-        </w:rPr>
-        <w:t xml:space="preserve">Predict all four </w:t>
-      </w:r>
-      <w:r>
-        <w:rPr>
-          <w:b/>
-        </w:rPr>
-        <w:t>boolean</w:t>
-      </w:r>
-      <w:r>
-        <w:rPr>
-          <w:b w:val="0"/>
-        </w:rPr>
-        <w:t>s. Eligibility requires science AND at most100 pages AND availability. Repeat with genre="history" and all other values unchanged. Which OR result could wrongly suggest the genre requirement passed?</w:t>
-      </w:r>
-    </w:p>
-    <w:p>
-      <w:r>
-        <w:rPr>
-          <w:rFonts w:ascii="Courier New" w:hAnsi="Courier New"/>
-          <w:sz w:val="18"/>
-        </w:rPr>
-        <w:t>pages = 90</w:t>
-        <w:br/>
-        <w:t>genre = "science"</w:t>
-        <w:br/>
-        <w:t>available = False</w:t>
-        <w:br/>
-        <w:t>print(genre == "science" and pages &lt;= 100)</w:t>
-        <w:br/>
-        <w:t>print((genre == "science" and pages &lt;= 100) and available)</w:t>
-        <w:br/>
-        <w:t>print(not available)</w:t>
-        <w:br/>
-        <w:t>print(genre == "science" or pages &lt;= 100)</w:t>
-        <w:br/>
-      </w:r>
-    </w:p>
-    <w:p>
-      <w:pPr>
-        <w:pStyle w:val="Heading3"/>
-      </w:pPr>
-      <w:r>
-        <w:t>My independent explanation, trace and limits</w:t>
-      </w:r>
-    </w:p>
-    <w:p>
-      <w:r>
-        <w:t>________________________________________________________________</w:t>
-      </w:r>
-    </w:p>
-    <w:p>
-      <w:r>
-        <w:t>________________________________________________________________</w:t>
-      </w:r>
-    </w:p>
-    <w:p>
-      <w:r>
-        <w:t>________________________________________________________________</w:t>
-      </w:r>
-    </w:p>
-    <w:p>
-      <w:r>
-        <w:t>________________________________________________________________</w:t>
-      </w:r>
-    </w:p>
-    <w:p>
-      <w:r>
-        <w:t>________________________________________________________________</w:t>
-      </w:r>
-    </w:p>
-    <w:p>
-      <w:r>
-        <w:t>________________________________________________________________</w:t>
-      </w:r>
-    </w:p>
-    <w:p>
-      <w:r>
-        <w:t>________________________________________________________________</w:t>
-      </w:r>
-    </w:p>
-    <w:p>
-      <w:pPr>
-        <w:spacing w:line="336" w:lineRule="auto" w:after="180"/>
-      </w:pPr>
-      <w:r>
-        <w:rPr>
-          <w:b w:val="0"/>
-        </w:rPr>
-        <w:t>Attempt this case before feedback. Record any help. Earlier examples below are further practice; a case already practised with feedback cannot establish fresh transfer.</w:t>
-      </w:r>
-    </w:p>
-    <w:p>
-      <w:pPr>
-        <w:pStyle w:val="Heading3"/>
-      </w:pPr>
-      <w:r>
-        <w:t>Attempt this without hints</w:t>
-      </w:r>
-    </w:p>
-    <w:p>
-      <w:pPr>
-        <w:spacing w:line="336" w:lineRule="auto" w:after="180"/>
-      </w:pPr>
-      <w:r>
-        <w:rPr>
-          <w:b w:val="0"/>
-        </w:rPr>
-        <w:t>A fictional puzzle qualifies when its duration is at least 5 and at most 9 minutes and its available flag is True. Write the condition. Predict results for (5, True), (9, True), (10, True), and (7, False).</w:t>
-      </w:r>
-    </w:p>
-    <w:p>
-      <w:pPr>
-        <w:spacing w:line="336" w:lineRule="auto" w:after="180"/>
-      </w:pPr>
-      <w:r>
-        <w:rPr>
-          <w:b w:val="0"/>
-        </w:rPr>
-        <w:t>Choose a case that detects replacing and with or between the range check and available.</w:t>
-      </w:r>
-    </w:p>
-    <w:p>
-      <w:pPr>
-        <w:pStyle w:val="Heading3"/>
-      </w:pPr>
-      <w:r>
-        <w:t>My independent procedure, result and limitation</w:t>
-      </w:r>
-    </w:p>
-    <w:p>
-      <w:r>
-        <w:t>________________________________________________________________</w:t>
-      </w:r>
-    </w:p>
-    <w:p>
-      <w:r>
-        <w:t>________________________________________________________________</w:t>
-      </w:r>
-    </w:p>
-    <w:p>
-      <w:r>
-        <w:t>________________________________________________________________</w:t>
-      </w:r>
-    </w:p>
-    <w:p>
-      <w:r>
-        <w:t>________________________________________________________________</w:t>
-      </w:r>
-    </w:p>
-    <w:p>
-      <w:r>
-        <w:t>________________________________________________________________</w:t>
-      </w:r>
-    </w:p>
-    <w:p>
-      <w:r>
-        <w:t>________________________________________________________________</w:t>
-      </w:r>
-    </w:p>
-    <w:p>
-      <w:r>
-        <w:t>________________________________________________________________</w:t>
-      </w:r>
-    </w:p>
-    <w:p>
-      <w:r>
-        <w:t>________________________________________________________________</w:t>
-      </w:r>
-    </w:p>
-    <w:p>
-      <w:pPr>
-        <w:spacing w:line="336" w:lineRule="auto" w:after="180"/>
-      </w:pPr>
-      <w:r>
-        <w:rPr>
-          <w:b w:val="0"/>
-        </w:rPr>
-        <w:t>Record support used: none, hint or teacher explanation. After feedback, a different case is needed to demonstrate independence.</w:t>
-      </w:r>
-    </w:p>
-    <w:p>
-      <w:pPr>
-        <w:pStyle w:val="Heading3"/>
-      </w:pPr>
-      <w:r>
-        <w:t>Use feedback to improve</w:t>
-      </w:r>
-    </w:p>
-    <w:p>
-      <w:pPr>
-        <w:spacing w:line="336" w:lineRule="auto" w:after="180"/>
-      </w:pPr>
-      <w:r>
-        <w:rPr>
-          <w:b w:val="0"/>
-        </w:rPr>
-        <w:t>Attempt the independent case before hints. Record whether you worked alone, used a hint or followed a model. After feedback, fix the first unsupported step and explain why it changed.</w:t>
-      </w:r>
-    </w:p>
-    <w:p>
-      <w:pPr>
-        <w:spacing w:line="336" w:lineRule="auto" w:after="180"/>
-      </w:pPr>
-      <w:r>
-        <w:rPr>
-          <w:b w:val="0"/>
-        </w:rPr>
-        <w:t>A later check uses a changed case, not a copied answer.</w:t>
-      </w:r>
-    </w:p>
-    <w:p>
-      <w:pPr>
-        <w:pStyle w:val="Heading1"/>
-      </w:pPr>
-      <w:r>
-        <w:t>15. Your lesson route</w:t>
-      </w:r>
-    </w:p>
-    <w:p>
-      <w:r>
-        <w:t>Use this map to navigate Boolean conditions, connect the goals to tasks and keep one evidence record for each attempt.</w:t>
-      </w:r>
-    </w:p>
-    <w:p>
-      <w:pPr>
-        <w:spacing w:line="336" w:lineRule="auto" w:after="180"/>
-      </w:pPr>
-      <w:r>
-        <w:rPr>
-          <w:b w:val="0"/>
-        </w:rPr>
-        <w:t>Start with this question: Two conditions for entry. A toy club accepts integer ages from 12 through 15 inclusive.</w:t>
+        <w:t>15. Reference · Earlier route checklist</w:t>
+      </w:r>
+    </w:p>
+    <w:p>
+      <w:r>
+        <w:t>Keep one main lesson route and use this as a reminder.</w:t>
+      </w:r>
+    </w:p>
+    <w:p>
+      <w:pPr>
+        <w:pStyle w:val="Heading2"/>
+      </w:pPr>
+      <w:r>
+        <w:t>Checklist and first prediction</w:t>
       </w:r>
     </w:p>
     <w:tbl>
@@ -3694,15 +4509,10 @@
     </w:p>
     <w:p>
       <w:pPr>
-        <w:pStyle w:val="Heading1"/>
-      </w:pPr>
-      <w:r>
-        <w:t>16. Finish and return</w:t>
-      </w:r>
-    </w:p>
-    <w:p>
-      <w:r>
-        <w:t>Explain Boolean conditions without notes, identify a remaining question and plan a later check with a changed case.</w:t>
+        <w:pStyle w:val="Heading2"/>
+      </w:pPr>
+      <w:r>
+        <w:t>Earlier wording, alternatives and picture transcripts · reference / check after trying</w:t>
       </w:r>
     </w:p>
     <w:p>
@@ -3713,7 +4523,136 @@
         <w:rPr>
           <w:b w:val="0"/>
         </w:rPr>
-        <w:t xml:space="preserve">Close your notes. Explain this goal in your own words: Translate stated requirements into </w:t>
+        <w:t>Start with this question: Two conditions for entry. A toy club accepts integer ages from 12 through 15 inclusive.</w:t>
+      </w:r>
+    </w:p>
+    <w:p>
+      <w:pPr>
+        <w:pStyle w:val="Heading1"/>
+      </w:pPr>
+      <w:r>
+        <w:t>17. Extra practice · Predict, check and repair</w:t>
+      </w:r>
+    </w:p>
+    <w:p>
+      <w:r>
+        <w:t>Use only after an attempt; keep the reserved assessment separate.</w:t>
+      </w:r>
+    </w:p>
+    <w:p>
+      <w:pPr>
+        <w:pStyle w:val="Heading2"/>
+      </w:pPr>
+      <w:r>
+        <w:t>First question and hint</w:t>
+      </w:r>
+    </w:p>
+    <w:p>
+      <w:pPr>
+        <w:pStyle w:val="ListBullet"/>
+      </w:pPr>
+      <w:r>
+        <w:t>Two conditions for entry. A toy club accepts integer ages from 12 through 15 inclusive.</w:t>
+      </w:r>
+    </w:p>
+    <w:p>
+      <w:pPr>
+        <w:pStyle w:val="Heading3"/>
+      </w:pPr>
+      <w:r>
+        <w:t>Practice 1: explain the deciding evidence</w:t>
+      </w:r>
+    </w:p>
+    <w:p>
+      <w:pPr>
+        <w:pStyle w:val="ListBullet"/>
+      </w:pPr>
+      <w:r>
+        <w:t>Which labelled step matches this detail? Both comparisons are True, so allowed is True.</w:t>
+      </w:r>
+    </w:p>
+    <w:p>
+      <w:pPr>
+        <w:pStyle w:val="ListBullet"/>
+      </w:pPr>
+      <w:r>
+        <w:t>1. Check lower boundary</w:t>
+      </w:r>
+    </w:p>
+    <w:p>
+      <w:pPr>
+        <w:pStyle w:val="ListBullet"/>
+      </w:pPr>
+      <w:r>
+        <w:t>2. Check upper boundary</w:t>
+      </w:r>
+    </w:p>
+    <w:p>
+      <w:pPr>
+        <w:pStyle w:val="ListBullet"/>
+      </w:pPr>
+      <w:r>
+        <w:t>3. Combine with and</w:t>
+      </w:r>
+    </w:p>
+    <w:p>
+      <w:pPr>
+        <w:pStyle w:val="Heading3"/>
+      </w:pPr>
+      <w:r>
+        <w:t>My selected conclusion, deciding fact and explanation</w:t>
+      </w:r>
+    </w:p>
+    <w:p>
+      <w:r>
+        <w:t>________________________________________________________________</w:t>
+      </w:r>
+    </w:p>
+    <w:p>
+      <w:r>
+        <w:t>________________________________________________________________</w:t>
+      </w:r>
+    </w:p>
+    <w:p>
+      <w:r>
+        <w:t>________________________________________________________________</w:t>
+      </w:r>
+    </w:p>
+    <w:p>
+      <w:r>
+        <w:t>________________________________________________________________</w:t>
+      </w:r>
+    </w:p>
+    <w:p>
+      <w:r>
+        <w:t>________________________________________________________________</w:t>
+      </w:r>
+    </w:p>
+    <w:p>
+      <w:pPr>
+        <w:pStyle w:val="ListBullet"/>
+      </w:pPr>
+      <w:r>
+        <w:t>Hint if needed: Read the steps in the pictorial case. Match the supplied detail to the stage that performs or records it.</w:t>
+      </w:r>
+    </w:p>
+    <w:p>
+      <w:pPr>
+        <w:pStyle w:val="Heading2"/>
+      </w:pPr>
+      <w:r>
+        <w:t>Check the first explanation · reference / check after trying</w:t>
+      </w:r>
+    </w:p>
+    <w:p>
+      <w:pPr>
+        <w:spacing w:line="336" w:lineRule="auto" w:after="180"/>
+      </w:pPr>
+      <w:r>
+        <w:rPr>
+          <w:b w:val="0"/>
+        </w:rPr>
+        <w:t xml:space="preserve">After your attempt, compare with the supported explanation: Combine with and Both </w:t>
       </w:r>
       <w:r>
         <w:rPr>
@@ -3725,51 +4664,213 @@
         <w:rPr>
           <w:b w:val="0"/>
         </w:rPr>
-        <w:t>s</w:t>
-      </w:r>
-    </w:p>
-    <w:p>
-      <w:pPr>
-        <w:pStyle w:val="Heading3"/>
-      </w:pPr>
-      <w:r>
-        <w:t>My deciding step, evidence and one remaining question</w:t>
-      </w:r>
-    </w:p>
-    <w:p>
-      <w:r>
-        <w:t>________________________________________________________________</w:t>
-      </w:r>
-    </w:p>
-    <w:p>
-      <w:r>
-        <w:t>________________________________________________________________</w:t>
-      </w:r>
-    </w:p>
-    <w:p>
-      <w:r>
-        <w:t>________________________________________________________________</w:t>
-      </w:r>
-    </w:p>
-    <w:p>
-      <w:r>
-        <w:t>________________________________________________________________</w:t>
-      </w:r>
-    </w:p>
-    <w:p>
-      <w:r>
-        <w:t>________________________________________________________________</w:t>
-      </w:r>
-    </w:p>
-    <w:p>
-      <w:pPr>
-        <w:spacing w:line="336" w:lineRule="auto" w:after="180"/>
-      </w:pPr>
+        <w:t xml:space="preserve">s are True, so allowed is True. A </w:t>
+      </w:r>
+      <w:r>
+        <w:rPr>
+          <w:b/>
+        </w:rPr>
+        <w:t>Boolean</w:t>
+      </w:r>
       <w:r>
         <w:rPr>
           <w:b w:val="0"/>
         </w:rPr>
-        <w:t xml:space="preserve">If you are unsure, return to the worked picture and explain one arrow. If you are ready, change an </w:t>
+        <w:t xml:space="preserve"> condition represents a yes-or-no result.</w:t>
+      </w:r>
+    </w:p>
+    <w:p>
+      <w:pPr>
+        <w:spacing w:line="336" w:lineRule="auto" w:after="180"/>
+      </w:pPr>
+      <w:r>
+        <w:rPr>
+          <w:b w:val="0"/>
+        </w:rPr>
+        <w:t>And requires both conditions; checking only one boundary would accept values outside the intended interval.</w:t>
+      </w:r>
+    </w:p>
+    <w:p>
+      <w:pPr>
+        <w:pStyle w:val="Heading2"/>
+      </w:pPr>
+      <w:r>
+        <w:t>Changed-case question and hint</w:t>
+      </w:r>
+    </w:p>
+    <w:p>
+      <w:pPr>
+        <w:pStyle w:val="Heading3"/>
+      </w:pPr>
+      <w:r>
+        <w:t>Practice 2: explain the deciding evidence</w:t>
+      </w:r>
+    </w:p>
+    <w:p>
+      <w:pPr>
+        <w:pStyle w:val="ListBullet"/>
+      </w:pPr>
+      <w:r>
+        <w:t>Changed-case practice: Change age to 16. Which conclusion is supported by the supplied facts?</w:t>
+      </w:r>
+    </w:p>
+    <w:p>
+      <w:pPr>
+        <w:pStyle w:val="ListBullet"/>
+      </w:pPr>
+      <w:r>
+        <w:t>1. This one example guarantees correct results for every future input.</w:t>
+      </w:r>
+    </w:p>
+    <w:p>
+      <w:pPr>
+        <w:pStyle w:val="ListBullet"/>
+      </w:pPr>
+      <w:r>
+        <w:t>2. We can decide the result without examining the changed input or the procedure.</w:t>
+      </w:r>
+    </w:p>
+    <w:p>
+      <w:pPr>
+        <w:pStyle w:val="ListBullet"/>
+      </w:pPr>
+      <w:r>
+        <w:t>3. The result becomes False.</w:t>
+      </w:r>
+    </w:p>
+    <w:p>
+      <w:pPr>
+        <w:pStyle w:val="Heading3"/>
+      </w:pPr>
+      <w:r>
+        <w:t>My selected conclusion, deciding fact and explanation</w:t>
+      </w:r>
+    </w:p>
+    <w:p>
+      <w:r>
+        <w:t>________________________________________________________________</w:t>
+      </w:r>
+    </w:p>
+    <w:p>
+      <w:r>
+        <w:t>________________________________________________________________</w:t>
+      </w:r>
+    </w:p>
+    <w:p>
+      <w:r>
+        <w:t>________________________________________________________________</w:t>
+      </w:r>
+    </w:p>
+    <w:p>
+      <w:r>
+        <w:t>________________________________________________________________</w:t>
+      </w:r>
+    </w:p>
+    <w:p>
+      <w:r>
+        <w:t>________________________________________________________________</w:t>
+      </w:r>
+    </w:p>
+    <w:p>
+      <w:pPr>
+        <w:pStyle w:val="ListBullet"/>
+      </w:pPr>
+      <w:r>
+        <w:t>Hint if needed: Use the changed condition and the deciding step in the pictorial trace. The answer must say what follows from those facts.</w:t>
+      </w:r>
+    </w:p>
+    <w:p>
+      <w:pPr>
+        <w:pStyle w:val="Heading2"/>
+      </w:pPr>
+      <w:r>
+        <w:t>Check the changed explanation · reference / check after trying</w:t>
+      </w:r>
+    </w:p>
+    <w:p>
+      <w:pPr>
+        <w:spacing w:line="336" w:lineRule="auto" w:after="180"/>
+      </w:pPr>
+      <w:r>
+        <w:rPr>
+          <w:b w:val="0"/>
+        </w:rPr>
+        <w:t>After your attempt, compare with the supported explanation: The result becomes False. The lower condition remains True, but the upper condition fails.</w:t>
+      </w:r>
+    </w:p>
+    <w:p>
+      <w:pPr>
+        <w:pStyle w:val="Heading2"/>
+      </w:pPr>
+      <w:r>
+        <w:t>Repair and keep the record</w:t>
+      </w:r>
+    </w:p>
+    <w:p>
+      <w:pPr>
+        <w:spacing w:line="336" w:lineRule="auto" w:after="180"/>
+      </w:pPr>
+      <w:r>
+        <w:rPr>
+          <w:b w:val="0"/>
+        </w:rPr>
+        <w:t>Review Expressions and operator order (python-bridge/3). Goal: Evaluate numeric expressions using Python’s grouping rules. Short practice: Trace the operation order in both expressions.</w:t>
+      </w:r>
+    </w:p>
+    <w:p>
+      <w:pPr>
+        <w:spacing w:line="336" w:lineRule="auto" w:after="180"/>
+      </w:pPr>
+      <w:r>
+        <w:rPr>
+          <w:b w:val="0"/>
+        </w:rPr>
+        <w:t>Identify which picture step changes with parentheses and predict both results when the multiplier becomes four.. Return to this week and explain what you changed.</w:t>
+      </w:r>
+    </w:p>
+    <w:p>
+      <w:pPr>
+        <w:spacing w:line="336" w:lineRule="auto" w:after="180"/>
+      </w:pPr>
+      <w:r>
+        <w:rPr>
+          <w:b w:val="0"/>
+        </w:rPr>
+        <w:t>Review From a paper algorithm to Python (python-bridge/1). Goal: Translate a short paper calculation into a Python script. Short practice: Match each paper quantity to its Python name.</w:t>
+      </w:r>
+    </w:p>
+    <w:p>
+      <w:pPr>
+        <w:spacing w:line="336" w:lineRule="auto" w:after="180"/>
+      </w:pPr>
+      <w:r>
+        <w:rPr>
+          <w:b w:val="0"/>
+        </w:rPr>
+        <w:t>Why does the spare count get added once, and what prints when spare is five?. Return to this week and explain what you changed.</w:t>
+      </w:r>
+    </w:p>
+    <w:p>
+      <w:pPr>
+        <w:spacing w:line="336" w:lineRule="auto" w:after="180"/>
+      </w:pPr>
+      <w:r>
+        <w:rPr>
+          <w:b w:val="0"/>
+        </w:rPr>
+        <w:t xml:space="preserve">The browser lab lets you edit the supported Python examples already included in this lesson. Predict first, run, inspect the actual </w:t>
+      </w:r>
+      <w:r>
+        <w:rPr>
+          <w:b/>
+        </w:rPr>
+        <w:t>output</w:t>
+      </w:r>
+      <w:r>
+        <w:rPr>
+          <w:b w:val="0"/>
+        </w:rPr>
+        <w:t xml:space="preserve"> or error, change one </w:t>
       </w:r>
       <w:r>
         <w:rPr>
@@ -3781,7 +4882,18 @@
         <w:rPr>
           <w:b w:val="0"/>
         </w:rPr>
-        <w:t xml:space="preserve"> or assumption and justify your </w:t>
+        <w:t>, then run again.</w:t>
+      </w:r>
+    </w:p>
+    <w:p>
+      <w:pPr>
+        <w:spacing w:line="336" w:lineRule="auto" w:after="180"/>
+      </w:pPr>
+      <w:r>
+        <w:rPr>
+          <w:b w:val="0"/>
+        </w:rPr>
+        <w:t xml:space="preserve">Keep code, </w:t>
       </w:r>
       <w:r>
         <w:rPr>
@@ -3793,7 +4905,7 @@
         <w:rPr>
           <w:b w:val="0"/>
         </w:rPr>
-        <w:t>.</w:t>
+        <w:t>s, actual results and a reasoned revision together. On paper, label your result as a trace rather than an execution.</w:t>
       </w:r>
     </w:p>
     <w:p>
@@ -3804,7 +4916,7 @@
         <w:rPr>
           <w:b w:val="0"/>
         </w:rPr>
-        <w:t xml:space="preserve">Save your workbook </w:t>
+        <w:t xml:space="preserve">Use Download completed work in the hosted lesson to export your answers, reflections, practice feedback and code-run </w:t>
       </w:r>
       <w:r>
         <w:rPr>
@@ -3816,20 +4928,26 @@
         <w:rPr>
           <w:b w:val="0"/>
         </w:rPr>
-        <w:t>. At the next review, try a different case before opening your old answer.</w:t>
-      </w:r>
-    </w:p>
-    <w:p>
-      <w:pPr>
-        <w:pStyle w:val="Heading1"/>
-      </w:pPr>
-      <w:r>
-        <w:t>17. Supported practice, repair and portfolio</w:t>
-      </w:r>
-    </w:p>
-    <w:p>
-      <w:r>
-        <w:t>Attempt supported questions before using hints or feedback. Review a missing building block, then keep the completed work.</w:t>
+        <w:t>. Open the HTML copy to read or print it.</w:t>
+      </w:r>
+    </w:p>
+    <w:p>
+      <w:pPr>
+        <w:spacing w:line="336" w:lineRule="auto" w:after="180"/>
+      </w:pPr>
+      <w:r>
+        <w:rPr>
+          <w:b w:val="0"/>
+        </w:rPr>
+        <w:t>Drafts stay in this browser when storage is available; clear drafts on a shared device.</w:t>
+      </w:r>
+    </w:p>
+    <w:p>
+      <w:pPr>
+        <w:pStyle w:val="Heading2"/>
+      </w:pPr>
+      <w:r>
+        <w:t>Earlier wording, alternatives and picture transcripts · reference / check after trying</w:t>
       </w:r>
     </w:p>
     <w:p>
@@ -3845,80 +4963,10 @@
     </w:p>
     <w:p>
       <w:pPr>
-        <w:spacing w:line="336" w:lineRule="auto" w:after="180"/>
-      </w:pPr>
-      <w:r>
-        <w:rPr>
-          <w:b w:val="0"/>
-        </w:rPr>
-        <w:t>Two conditions for entry. A toy club accepts integer ages from 12 through 15 inclusive.</w:t>
-      </w:r>
-    </w:p>
-    <w:p>
-      <w:pPr>
         <w:pStyle w:val="Heading3"/>
       </w:pPr>
       <w:r>
-        <w:t>Practice 1: explain the deciding evidence</w:t>
-      </w:r>
-    </w:p>
-    <w:p>
-      <w:pPr>
-        <w:spacing w:line="336" w:lineRule="auto" w:after="180"/>
-      </w:pPr>
-      <w:r>
-        <w:rPr>
-          <w:b w:val="0"/>
-        </w:rPr>
-        <w:t xml:space="preserve">Which labelled step matches this detail? Both </w:t>
-      </w:r>
-      <w:r>
-        <w:rPr>
-          <w:b/>
-        </w:rPr>
-        <w:t>comparison</w:t>
-      </w:r>
-      <w:r>
-        <w:rPr>
-          <w:b w:val="0"/>
-        </w:rPr>
-        <w:t>s are True, so allowed is True.</w:t>
-      </w:r>
-    </w:p>
-    <w:p>
-      <w:pPr>
-        <w:spacing w:line="336" w:lineRule="auto" w:after="180"/>
-        <w:shd w:fill="F4F9FC"/>
-      </w:pPr>
-      <w:r>
-        <w:rPr>
-          <w:b w:val="0"/>
-        </w:rPr>
-        <w:t>1. Check lower boundary</w:t>
-      </w:r>
-    </w:p>
-    <w:p>
-      <w:pPr>
-        <w:spacing w:line="336" w:lineRule="auto" w:after="180"/>
-        <w:shd w:fill="F4F9FC"/>
-      </w:pPr>
-      <w:r>
-        <w:rPr>
-          <w:b w:val="0"/>
-        </w:rPr>
-        <w:t>2. Check upper boundary</w:t>
-      </w:r>
-    </w:p>
-    <w:p>
-      <w:pPr>
-        <w:spacing w:line="336" w:lineRule="auto" w:after="180"/>
-        <w:shd w:fill="F4F9FC"/>
-      </w:pPr>
-      <w:r>
-        <w:rPr>
-          <w:b w:val="0"/>
-        </w:rPr>
-        <w:t>3. Combine with and</w:t>
+        <w:t>Repair a missing building block</w:t>
       </w:r>
     </w:p>
     <w:p>
@@ -3926,32 +4974,7 @@
         <w:pStyle w:val="Heading3"/>
       </w:pPr>
       <w:r>
-        <w:t>My selected conclusion, deciding fact and explanation</w:t>
-      </w:r>
-    </w:p>
-    <w:p>
-      <w:r>
-        <w:t>________________________________________________________________</w:t>
-      </w:r>
-    </w:p>
-    <w:p>
-      <w:r>
-        <w:t>________________________________________________________________</w:t>
-      </w:r>
-    </w:p>
-    <w:p>
-      <w:r>
-        <w:t>________________________________________________________________</w:t>
-      </w:r>
-    </w:p>
-    <w:p>
-      <w:r>
-        <w:t>________________________________________________________________</w:t>
-      </w:r>
-    </w:p>
-    <w:p>
-      <w:r>
-        <w:t>________________________________________________________________</w:t>
+        <w:t>Predict, run and debug</w:t>
       </w:r>
     </w:p>
     <w:p>
@@ -3959,414 +4982,25 @@
         <w:pStyle w:val="Heading3"/>
       </w:pPr>
       <w:r>
-        <w:t>Hint · try first</w:t>
-      </w:r>
-    </w:p>
-    <w:p>
-      <w:pPr>
-        <w:spacing w:line="336" w:lineRule="auto" w:after="180"/>
-        <w:shd w:fill="F1F6F8"/>
-      </w:pPr>
-      <w:r>
-        <w:rPr>
-          <w:b w:val="0"/>
-        </w:rPr>
-        <w:t>Hint if needed: Read the steps in the pictorial case. Match the supplied detail to the stage that performs or records it.</w:t>
-      </w:r>
-    </w:p>
-    <w:p>
-      <w:pPr>
-        <w:pStyle w:val="Heading3"/>
-      </w:pPr>
-      <w:r>
-        <w:t>Feedback · compare after trying</w:t>
-      </w:r>
-    </w:p>
-    <w:p>
-      <w:pPr>
-        <w:spacing w:line="336" w:lineRule="auto" w:after="180"/>
-        <w:shd w:fill="F1F6FC"/>
-      </w:pPr>
-      <w:r>
-        <w:rPr>
-          <w:b w:val="0"/>
-        </w:rPr>
-        <w:t xml:space="preserve">After your attempt, compare with the supported explanation: Combine with and Both </w:t>
-      </w:r>
-      <w:r>
-        <w:rPr>
-          <w:b/>
-        </w:rPr>
-        <w:t>comparison</w:t>
-      </w:r>
-      <w:r>
-        <w:rPr>
-          <w:b w:val="0"/>
-        </w:rPr>
-        <w:t xml:space="preserve">s are True, so allowed is True. A </w:t>
-      </w:r>
-      <w:r>
-        <w:rPr>
-          <w:b/>
-        </w:rPr>
-        <w:t>Boolean</w:t>
-      </w:r>
-      <w:r>
-        <w:rPr>
-          <w:b w:val="0"/>
-        </w:rPr>
-        <w:t xml:space="preserve"> condition represents a yes-or-no result.</w:t>
-      </w:r>
-    </w:p>
-    <w:p>
-      <w:pPr>
-        <w:spacing w:line="336" w:lineRule="auto" w:after="180"/>
-        <w:shd w:fill="F1F6FC"/>
-      </w:pPr>
-      <w:r>
-        <w:rPr>
-          <w:b w:val="0"/>
-        </w:rPr>
-        <w:t>And requires both conditions; checking only one boundary would accept values outside the intended interval.</w:t>
-      </w:r>
-    </w:p>
-    <w:p>
-      <w:pPr>
-        <w:pStyle w:val="Heading3"/>
-      </w:pPr>
-      <w:r>
-        <w:t>Practice 2: explain the deciding evidence</w:t>
-      </w:r>
-    </w:p>
-    <w:p>
-      <w:pPr>
-        <w:pStyle w:val="Heading3"/>
-      </w:pPr>
-      <w:r>
-        <w:t>Changed case · predict first</w:t>
-      </w:r>
-    </w:p>
-    <w:p>
-      <w:pPr>
-        <w:spacing w:line="336" w:lineRule="auto" w:after="180"/>
-        <w:shd w:fill="F5F1FB"/>
-      </w:pPr>
-      <w:r>
-        <w:rPr>
-          <w:b w:val="0"/>
-        </w:rPr>
-        <w:t>Changed-case practice: Change age to 16. Which conclusion is supported by the supplied facts?</w:t>
-      </w:r>
-    </w:p>
-    <w:p>
-      <w:pPr>
-        <w:spacing w:line="336" w:lineRule="auto" w:after="180"/>
-        <w:shd w:fill="F4F9FC"/>
-      </w:pPr>
-      <w:r>
-        <w:rPr>
-          <w:b w:val="0"/>
-        </w:rPr>
-        <w:t xml:space="preserve">1. This one example guarantees correct results for every future </w:t>
-      </w:r>
-      <w:r>
-        <w:rPr>
-          <w:b/>
-        </w:rPr>
-        <w:t>input</w:t>
-      </w:r>
-      <w:r>
-        <w:rPr>
-          <w:b w:val="0"/>
-        </w:rPr>
-        <w:t>.</w:t>
-      </w:r>
-    </w:p>
-    <w:p>
-      <w:pPr>
-        <w:spacing w:line="336" w:lineRule="auto" w:after="180"/>
-        <w:shd w:fill="F4F9FC"/>
-      </w:pPr>
-      <w:r>
-        <w:rPr>
-          <w:b w:val="0"/>
-        </w:rPr>
-        <w:t xml:space="preserve">2. We can decide the result without examining the changed </w:t>
-      </w:r>
-      <w:r>
-        <w:rPr>
-          <w:b/>
-        </w:rPr>
-        <w:t>input</w:t>
-      </w:r>
-      <w:r>
-        <w:rPr>
-          <w:b w:val="0"/>
-        </w:rPr>
-        <w:t xml:space="preserve"> or the procedure.</w:t>
-      </w:r>
-    </w:p>
-    <w:p>
-      <w:pPr>
-        <w:spacing w:line="336" w:lineRule="auto" w:after="180"/>
-        <w:shd w:fill="F4F9FC"/>
-      </w:pPr>
-      <w:r>
-        <w:rPr>
-          <w:b w:val="0"/>
-        </w:rPr>
-        <w:t>3. The result becomes False.</w:t>
-      </w:r>
-    </w:p>
-    <w:p>
-      <w:pPr>
-        <w:pStyle w:val="Heading3"/>
-      </w:pPr>
-      <w:r>
-        <w:t>My selected conclusion, deciding fact and explanation</w:t>
-      </w:r>
-    </w:p>
-    <w:p>
-      <w:r>
-        <w:t>________________________________________________________________</w:t>
-      </w:r>
-    </w:p>
-    <w:p>
-      <w:r>
-        <w:t>________________________________________________________________</w:t>
-      </w:r>
-    </w:p>
-    <w:p>
-      <w:r>
-        <w:t>________________________________________________________________</w:t>
-      </w:r>
-    </w:p>
-    <w:p>
-      <w:r>
-        <w:t>________________________________________________________________</w:t>
-      </w:r>
-    </w:p>
-    <w:p>
-      <w:r>
-        <w:t>________________________________________________________________</w:t>
-      </w:r>
-    </w:p>
-    <w:p>
-      <w:pPr>
-        <w:pStyle w:val="Heading3"/>
-      </w:pPr>
-      <w:r>
-        <w:t>Hint · try first</w:t>
-      </w:r>
-    </w:p>
-    <w:p>
-      <w:pPr>
-        <w:spacing w:line="336" w:lineRule="auto" w:after="180"/>
-        <w:shd w:fill="F1F6F8"/>
-      </w:pPr>
-      <w:r>
-        <w:rPr>
-          <w:b w:val="0"/>
-        </w:rPr>
-        <w:t>Hint if needed: Use the changed condition and the deciding step in the pictorial trace. The answer must say what follows from those facts.</w:t>
-      </w:r>
-    </w:p>
-    <w:p>
-      <w:pPr>
-        <w:pStyle w:val="Heading3"/>
-      </w:pPr>
-      <w:r>
-        <w:t>Feedback · compare after trying</w:t>
-      </w:r>
-    </w:p>
-    <w:p>
-      <w:pPr>
-        <w:spacing w:line="336" w:lineRule="auto" w:after="180"/>
-        <w:shd w:fill="F1F6FC"/>
-      </w:pPr>
-      <w:r>
-        <w:rPr>
-          <w:b w:val="0"/>
-        </w:rPr>
-        <w:t>After your attempt, compare with the supported explanation: The result becomes False. The lower condition remains True, but the upper condition fails.</w:t>
-      </w:r>
-    </w:p>
-    <w:p>
-      <w:pPr>
-        <w:pStyle w:val="Heading3"/>
-      </w:pPr>
-      <w:r>
-        <w:t>Repair a missing building block</w:t>
-      </w:r>
-    </w:p>
-    <w:p>
-      <w:pPr>
-        <w:spacing w:line="336" w:lineRule="auto" w:after="180"/>
-      </w:pPr>
-      <w:r>
-        <w:rPr>
-          <w:b w:val="0"/>
-        </w:rPr>
-        <w:t>Review Expressions and operator order (python-bridge/3). Goal: Evaluate numeric expressions using Python’s grouping rules. Short practice: Trace the operation order in both expressions.</w:t>
-      </w:r>
-    </w:p>
-    <w:p>
-      <w:pPr>
-        <w:spacing w:line="336" w:lineRule="auto" w:after="180"/>
-      </w:pPr>
-      <w:r>
-        <w:rPr>
-          <w:b w:val="0"/>
-        </w:rPr>
-        <w:t>Identify which picture step changes with parentheses and predict both results when the multiplier becomes four.. Return to this week and explain what you changed.</w:t>
-      </w:r>
-    </w:p>
-    <w:p>
-      <w:pPr>
-        <w:spacing w:line="336" w:lineRule="auto" w:after="180"/>
-      </w:pPr>
-      <w:r>
-        <w:rPr>
-          <w:b w:val="0"/>
-        </w:rPr>
-        <w:t>Review From a paper algorithm to Python (python-bridge/1). Goal: Translate a short paper calculation into a Python script. Short practice: Match each paper quantity to its Python name.</w:t>
-      </w:r>
-    </w:p>
-    <w:p>
-      <w:pPr>
-        <w:spacing w:line="336" w:lineRule="auto" w:after="180"/>
-      </w:pPr>
-      <w:r>
-        <w:rPr>
-          <w:b w:val="0"/>
-        </w:rPr>
-        <w:t>Why does the spare count get added once, and what prints when spare is five?. Return to this week and explain what you changed.</w:t>
-      </w:r>
-    </w:p>
-    <w:p>
-      <w:pPr>
-        <w:pStyle w:val="Heading3"/>
-      </w:pPr>
-      <w:r>
-        <w:t>Predict, run and debug</w:t>
-      </w:r>
-    </w:p>
-    <w:p>
-      <w:pPr>
-        <w:spacing w:line="336" w:lineRule="auto" w:after="180"/>
-      </w:pPr>
-      <w:r>
-        <w:rPr>
-          <w:b w:val="0"/>
-        </w:rPr>
-        <w:t xml:space="preserve">The browser lab lets you edit the supported Python examples already included in this lesson. Predict first, run, inspect the actual </w:t>
-      </w:r>
-      <w:r>
-        <w:rPr>
-          <w:b/>
-        </w:rPr>
-        <w:t>output</w:t>
-      </w:r>
-      <w:r>
-        <w:rPr>
-          <w:b w:val="0"/>
-        </w:rPr>
-        <w:t xml:space="preserve"> or error, change one </w:t>
-      </w:r>
-      <w:r>
-        <w:rPr>
-          <w:b/>
-        </w:rPr>
-        <w:t>input</w:t>
-      </w:r>
-      <w:r>
-        <w:rPr>
-          <w:b w:val="0"/>
-        </w:rPr>
-        <w:t>, then run again.</w:t>
-      </w:r>
-    </w:p>
-    <w:p>
-      <w:pPr>
-        <w:spacing w:line="336" w:lineRule="auto" w:after="180"/>
-      </w:pPr>
-      <w:r>
-        <w:rPr>
-          <w:b w:val="0"/>
-        </w:rPr>
-        <w:t xml:space="preserve">Keep code, </w:t>
-      </w:r>
-      <w:r>
-        <w:rPr>
-          <w:b/>
-        </w:rPr>
-        <w:t>prediction</w:t>
-      </w:r>
-      <w:r>
-        <w:rPr>
-          <w:b w:val="0"/>
-        </w:rPr>
-        <w:t>s, actual results and a reasoned revision together. On paper, label your result as a trace rather than an execution.</w:t>
-      </w:r>
-    </w:p>
-    <w:p>
-      <w:pPr>
-        <w:pStyle w:val="Heading3"/>
-      </w:pPr>
-      <w:r>
         <w:t>Keep your completed work</w:t>
       </w:r>
     </w:p>
     <w:p>
       <w:pPr>
-        <w:spacing w:line="336" w:lineRule="auto" w:after="180"/>
-      </w:pPr>
-      <w:r>
-        <w:rPr>
-          <w:b w:val="0"/>
-        </w:rPr>
-        <w:t xml:space="preserve">Use Download completed work in the hosted lesson to export your answers, reflections, practice feedback and code-run </w:t>
-      </w:r>
-      <w:r>
-        <w:rPr>
-          <w:b/>
-        </w:rPr>
-        <w:t>evidence</w:t>
-      </w:r>
-      <w:r>
-        <w:rPr>
-          <w:b w:val="0"/>
-        </w:rPr>
-        <w:t>. Open the HTML copy to read or print it.</w:t>
-      </w:r>
-    </w:p>
-    <w:p>
-      <w:pPr>
-        <w:spacing w:line="336" w:lineRule="auto" w:after="180"/>
-      </w:pPr>
-      <w:r>
-        <w:rPr>
-          <w:b w:val="0"/>
-        </w:rPr>
-        <w:t>Drafts stay in this browser when storage is available; clear drafts on a shared device.</w:t>
-      </w:r>
-    </w:p>
-    <w:p>
-      <w:pPr>
         <w:pStyle w:val="Heading1"/>
       </w:pPr>
       <w:r>
-        <w:t>18. Visual concept journey</w:t>
-      </w:r>
-    </w:p>
-    <w:p>
-      <w:r>
-        <w:t>Explain each Boolean conditions graphic using its labels, deciding evidence and relevant limitation.</w:t>
-      </w:r>
-    </w:p>
-    <w:p>
-      <w:pPr>
-        <w:pStyle w:val="Heading3"/>
+        <w:t>18. Reference · The six-picture journey</w:t>
+      </w:r>
+    </w:p>
+    <w:p>
+      <w:r>
+        <w:t>Choose the picture needed for the present question.</w:t>
+      </w:r>
+    </w:p>
+    <w:p>
+      <w:pPr>
+        <w:pStyle w:val="Heading2"/>
       </w:pPr>
       <w:r>
         <w:t>01. Boolean conditions: the case</w:t>
@@ -4377,7 +5011,7 @@
         <w:drawing>
           <wp:inline xmlns:a="http://schemas.openxmlformats.org/drawingml/2006/main" xmlns:pic="http://schemas.openxmlformats.org/drawingml/2006/picture">
             <wp:extent cx="5486400" cy="2834640"/>
-            <wp:docPr id="2" name="Picture 2" descr="Two conditions for entry. A toy club accepts integer ages from 12 through 15 inclusive. Supplied facts: Python 3: age=15; allowed=(age&gt;=12) and (age&lt;=15); print(allowed). No type validation is implemented here."/>
+            <wp:docPr id="4" name="Picture 4" descr="Two conditions for entry. A toy club accepts integer ages from 12 through 15 inclusive. Supplied facts: Python 3: age=15; allowed=(age&gt;=12) and (age&lt;=15); print(allowed). No type validation is implemented here."/>
             <wp:cNvGraphicFramePr>
               <a:graphicFrameLocks noChangeAspect="1"/>
             </wp:cNvGraphicFramePr>
@@ -4386,164 +5020,6 @@
                 <pic:pic>
                   <pic:nvPicPr>
                     <pic:cNvPr id="0" name="academy-story-python-bridge-4-01.png"/>
-                    <pic:cNvPicPr/>
-                  </pic:nvPicPr>
-                  <pic:blipFill>
-                    <a:blip r:embed="rId10"/>
-                    <a:stretch>
-                      <a:fillRect/>
-                    </a:stretch>
-                  </pic:blipFill>
-                  <pic:spPr>
-                    <a:xfrm>
-                      <a:off x="0" y="0"/>
-                      <a:ext cx="5486400" cy="2834640"/>
-                    </a:xfrm>
-                    <a:prstGeom prst="rect"/>
-                  </pic:spPr>
-                </pic:pic>
-              </a:graphicData>
-            </a:graphic>
-          </wp:inline>
-        </w:drawing>
-      </w:r>
-    </w:p>
-    <w:p>
-      <w:pPr>
-        <w:spacing w:line="336" w:lineRule="auto" w:after="180"/>
-      </w:pPr>
-      <w:r>
-        <w:rPr>
-          <w:b w:val="0"/>
-        </w:rPr>
-        <w:t>Two conditions for entry. A toy club accepts integer ages from 12 through 15 inclusive. Supplied facts: Python 3: age=15; allowed=(age&gt;=12) and (age&lt;=15); print(allowed). No type validation is implemented here.</w:t>
-      </w:r>
-    </w:p>
-    <w:p>
-      <w:pPr>
-        <w:spacing w:line="336" w:lineRule="auto" w:after="180"/>
-        <w:shd w:fill="F5F1FB"/>
-      </w:pPr>
-      <w:r>
-        <w:rPr>
-          <w:b w:val="0"/>
-        </w:rPr>
-        <w:t>Point to the given fact that matters most. Explain why it matters.</w:t>
-      </w:r>
-    </w:p>
-    <w:p>
-      <w:pPr>
-        <w:pStyle w:val="Heading3"/>
-      </w:pPr>
-      <w:r>
-        <w:t>02. Follow the deciding steps</w:t>
-      </w:r>
-    </w:p>
-    <w:p>
-      <w:r>
-        <w:drawing>
-          <wp:inline xmlns:a="http://schemas.openxmlformats.org/drawingml/2006/main" xmlns:pic="http://schemas.openxmlformats.org/drawingml/2006/picture">
-            <wp:extent cx="5486400" cy="3182112"/>
-            <wp:docPr id="3" name="Picture 3" descr="Check lower boundary: 15&gt;=12 is True. → Check upper boundary: 15&lt;=15 is also True. → Combine with and: Both comparisons are True, so allowed is True."/>
-            <wp:cNvGraphicFramePr>
-              <a:graphicFrameLocks noChangeAspect="1"/>
-            </wp:cNvGraphicFramePr>
-            <a:graphic>
-              <a:graphicData uri="http://schemas.openxmlformats.org/drawingml/2006/picture">
-                <pic:pic>
-                  <pic:nvPicPr>
-                    <pic:cNvPr id="0" name="academy-story-python-bridge-4-02.png"/>
-                    <pic:cNvPicPr/>
-                  </pic:nvPicPr>
-                  <pic:blipFill>
-                    <a:blip r:embed="rId11"/>
-                    <a:stretch>
-                      <a:fillRect/>
-                    </a:stretch>
-                  </pic:blipFill>
-                  <pic:spPr>
-                    <a:xfrm>
-                      <a:off x="0" y="0"/>
-                      <a:ext cx="5486400" cy="3182112"/>
-                    </a:xfrm>
-                    <a:prstGeom prst="rect"/>
-                  </pic:spPr>
-                </pic:pic>
-              </a:graphicData>
-            </a:graphic>
-          </wp:inline>
-        </w:drawing>
-      </w:r>
-    </w:p>
-    <w:p>
-      <w:pPr>
-        <w:spacing w:line="336" w:lineRule="auto" w:after="180"/>
-      </w:pPr>
-      <w:r>
-        <w:rPr>
-          <w:b w:val="0"/>
-        </w:rPr>
-        <w:t xml:space="preserve">Check lower boundary: 15&gt;=12 is True. → Check upper boundary: 15&lt;=15 is also True. → Combine with and: Both </w:t>
-      </w:r>
-      <w:r>
-        <w:rPr>
-          <w:b/>
-        </w:rPr>
-        <w:t>comparison</w:t>
-      </w:r>
-      <w:r>
-        <w:rPr>
-          <w:b w:val="0"/>
-        </w:rPr>
-        <w:t>s are True, so allowed is True.</w:t>
-      </w:r>
-    </w:p>
-    <w:p>
-      <w:pPr>
-        <w:spacing w:line="336" w:lineRule="auto" w:after="180"/>
-        <w:shd w:fill="F5F1FB"/>
-      </w:pPr>
-      <w:r>
-        <w:rPr>
-          <w:b w:val="0"/>
-        </w:rPr>
-        <w:t xml:space="preserve">Point to each numbered stage and explain which recorded </w:t>
-      </w:r>
-      <w:r>
-        <w:rPr>
-          <w:b/>
-        </w:rPr>
-        <w:t>input</w:t>
-      </w:r>
-      <w:r>
-        <w:rPr>
-          <w:b w:val="0"/>
-        </w:rPr>
-        <w:t xml:space="preserve"> it uses.</w:t>
-      </w:r>
-    </w:p>
-    <w:p>
-      <w:pPr>
-        <w:pStyle w:val="Heading3"/>
-      </w:pPr>
-      <w:r>
-        <w:t>03. Two requirements must both hold</w:t>
-      </w:r>
-    </w:p>
-    <w:p>
-      <w:r>
-        <w:drawing>
-          <wp:inline xmlns:a="http://schemas.openxmlformats.org/drawingml/2006/main" xmlns:pic="http://schemas.openxmlformats.org/drawingml/2006/picture">
-            <wp:extent cx="5486400" cy="2834640"/>
-            <wp:docPr id="4" name="Picture 4" descr="Two requirements must both hold. 12 min, quiet False | 12 &lt;= 12 is True | True and False is False. 12 min, quiet True | 12 &lt;= 12 is True | True and True is True. 15 min, quiet True | 15 &lt;= 12 is False | False and True is False"/>
-            <wp:cNvGraphicFramePr>
-              <a:graphicFrameLocks noChangeAspect="1"/>
-            </wp:cNvGraphicFramePr>
-            <a:graphic>
-              <a:graphicData uri="http://schemas.openxmlformats.org/drawingml/2006/picture">
-                <pic:pic>
-                  <pic:nvPicPr>
-                    <pic:cNvPr id="0" name="academy-story-python-bridge-4-03.png"/>
                     <pic:cNvPicPr/>
                   </pic:nvPicPr>
                   <pic:blipFill>
@@ -4574,13 +5050,168 @@
         <w:rPr>
           <w:b w:val="0"/>
         </w:rPr>
+        <w:t>Two conditions for entry. A toy club accepts integer ages from 12 through 15 inclusive. Supplied facts: Python 3: age=15; allowed=(age&gt;=12) and (age&lt;=15); print(allowed). No type validation is implemented here.</w:t>
+      </w:r>
+    </w:p>
+    <w:p>
+      <w:pPr>
+        <w:spacing w:line="336" w:lineRule="auto" w:after="180"/>
+      </w:pPr>
+      <w:r>
+        <w:rPr>
+          <w:b w:val="0"/>
+        </w:rPr>
+        <w:t>Point to the given fact that matters most. Explain why it matters.</w:t>
+      </w:r>
+    </w:p>
+    <w:p>
+      <w:pPr>
+        <w:pStyle w:val="Heading2"/>
+      </w:pPr>
+      <w:r>
+        <w:t>02. Follow the deciding steps</w:t>
+      </w:r>
+    </w:p>
+    <w:p>
+      <w:r>
+        <w:drawing>
+          <wp:inline xmlns:a="http://schemas.openxmlformats.org/drawingml/2006/main" xmlns:pic="http://schemas.openxmlformats.org/drawingml/2006/picture">
+            <wp:extent cx="5486400" cy="3182112"/>
+            <wp:docPr id="5" name="Picture 5" descr="Check lower boundary: 15&gt;=12 is True. → Check upper boundary: 15&lt;=15 is also True. → Combine with and: Both comparisons are True, so allowed is True."/>
+            <wp:cNvGraphicFramePr>
+              <a:graphicFrameLocks noChangeAspect="1"/>
+            </wp:cNvGraphicFramePr>
+            <a:graphic>
+              <a:graphicData uri="http://schemas.openxmlformats.org/drawingml/2006/picture">
+                <pic:pic>
+                  <pic:nvPicPr>
+                    <pic:cNvPr id="0" name="academy-story-python-bridge-4-02.png"/>
+                    <pic:cNvPicPr/>
+                  </pic:nvPicPr>
+                  <pic:blipFill>
+                    <a:blip r:embed="rId9"/>
+                    <a:stretch>
+                      <a:fillRect/>
+                    </a:stretch>
+                  </pic:blipFill>
+                  <pic:spPr>
+                    <a:xfrm>
+                      <a:off x="0" y="0"/>
+                      <a:ext cx="5486400" cy="3182112"/>
+                    </a:xfrm>
+                    <a:prstGeom prst="rect"/>
+                  </pic:spPr>
+                </pic:pic>
+              </a:graphicData>
+            </a:graphic>
+          </wp:inline>
+        </w:drawing>
+      </w:r>
+    </w:p>
+    <w:p>
+      <w:pPr>
+        <w:spacing w:line="336" w:lineRule="auto" w:after="180"/>
+      </w:pPr>
+      <w:r>
+        <w:rPr>
+          <w:b w:val="0"/>
+        </w:rPr>
+        <w:t xml:space="preserve">Check lower boundary: 15&gt;=12 is True. → Check upper boundary: 15&lt;=15 is also True. → Combine with and: Both </w:t>
+      </w:r>
+      <w:r>
+        <w:rPr>
+          <w:b/>
+        </w:rPr>
+        <w:t>comparison</w:t>
+      </w:r>
+      <w:r>
+        <w:rPr>
+          <w:b w:val="0"/>
+        </w:rPr>
+        <w:t>s are True, so allowed is True.</w:t>
+      </w:r>
+    </w:p>
+    <w:p>
+      <w:pPr>
+        <w:spacing w:line="336" w:lineRule="auto" w:after="180"/>
+      </w:pPr>
+      <w:r>
+        <w:rPr>
+          <w:b w:val="0"/>
+        </w:rPr>
+        <w:t xml:space="preserve">Point to each numbered stage and explain which recorded </w:t>
+      </w:r>
+      <w:r>
+        <w:rPr>
+          <w:b/>
+        </w:rPr>
+        <w:t>input</w:t>
+      </w:r>
+      <w:r>
+        <w:rPr>
+          <w:b w:val="0"/>
+        </w:rPr>
+        <w:t xml:space="preserve"> it uses.</w:t>
+      </w:r>
+    </w:p>
+    <w:p>
+      <w:pPr>
+        <w:pStyle w:val="Heading2"/>
+      </w:pPr>
+      <w:r>
+        <w:t>03. Two requirements must both hold</w:t>
+      </w:r>
+    </w:p>
+    <w:p>
+      <w:r>
+        <w:drawing>
+          <wp:inline xmlns:a="http://schemas.openxmlformats.org/drawingml/2006/main" xmlns:pic="http://schemas.openxmlformats.org/drawingml/2006/picture">
+            <wp:extent cx="5486400" cy="2834640"/>
+            <wp:docPr id="6" name="Picture 6" descr="Two requirements must both hold. 12 min, quiet False | 12 &lt;= 12 is True | True and False is False. 12 min, quiet True | 12 &lt;= 12 is True | True and True is True. 15 min, quiet True | 15 &lt;= 12 is False | False and True is False"/>
+            <wp:cNvGraphicFramePr>
+              <a:graphicFrameLocks noChangeAspect="1"/>
+            </wp:cNvGraphicFramePr>
+            <a:graphic>
+              <a:graphicData uri="http://schemas.openxmlformats.org/drawingml/2006/picture">
+                <pic:pic>
+                  <pic:nvPicPr>
+                    <pic:cNvPr id="0" name="academy-story-python-bridge-4-03.png"/>
+                    <pic:cNvPicPr/>
+                  </pic:nvPicPr>
+                  <pic:blipFill>
+                    <a:blip r:embed="rId13"/>
+                    <a:stretch>
+                      <a:fillRect/>
+                    </a:stretch>
+                  </pic:blipFill>
+                  <pic:spPr>
+                    <a:xfrm>
+                      <a:off x="0" y="0"/>
+                      <a:ext cx="5486400" cy="2834640"/>
+                    </a:xfrm>
+                    <a:prstGeom prst="rect"/>
+                  </pic:spPr>
+                </pic:pic>
+              </a:graphicData>
+            </a:graphic>
+          </wp:inline>
+        </w:drawing>
+      </w:r>
+    </w:p>
+    <w:p>
+      <w:pPr>
+        <w:spacing w:line="336" w:lineRule="auto" w:after="180"/>
+      </w:pPr>
+      <w:r>
+        <w:rPr>
+          <w:b w:val="0"/>
+        </w:rPr>
         <w:t>Two requirements must both hold. 12 min, quiet False | 12 &lt;= 12 is True | True and False is False. 12 min, quiet True | 12 &lt;= 12 is True | True and True is True. 15 min, quiet True | 15 &lt;= 12 is False | False and True is False</w:t>
       </w:r>
     </w:p>
     <w:p>
       <w:pPr>
         <w:spacing w:line="336" w:lineRule="auto" w:after="180"/>
-        <w:shd w:fill="F5F1FB"/>
       </w:pPr>
       <w:r>
         <w:rPr>
@@ -4591,7 +5222,7 @@
     </w:p>
     <w:p>
       <w:pPr>
-        <w:pStyle w:val="Heading3"/>
+        <w:pStyle w:val="Heading2"/>
       </w:pPr>
       <w:r>
         <w:t>04. Change one thing. Trace what follows.</w:t>
@@ -4602,7 +5233,7 @@
         <w:drawing>
           <wp:inline xmlns:a="http://schemas.openxmlformats.org/drawingml/2006/main" xmlns:pic="http://schemas.openxmlformats.org/drawingml/2006/picture">
             <wp:extent cx="5486400" cy="3026664"/>
-            <wp:docPr id="5" name="Picture 5" descr="Original case: Both comparisons are True, so allowed is True. Changed condition: Change age to 16. Expected result: The result becomes False. Reason: The lower condition remains True, but the upper condition fails."/>
+            <wp:docPr id="7" name="Picture 7" descr="Original case: Both comparisons are True, so allowed is True. Changed condition: Change age to 16. Expected result: The result becomes False. Reason: The lower condition remains True, but the upper condition fails."/>
             <wp:cNvGraphicFramePr>
               <a:graphicFrameLocks noChangeAspect="1"/>
             </wp:cNvGraphicFramePr>
@@ -4614,7 +5245,7 @@
                     <pic:cNvPicPr/>
                   </pic:nvPicPr>
                   <pic:blipFill>
-                    <a:blip r:embed="rId13"/>
+                    <a:blip r:embed="rId10"/>
                     <a:stretch>
                       <a:fillRect/>
                     </a:stretch>
@@ -4659,7 +5290,6 @@
     <w:p>
       <w:pPr>
         <w:spacing w:line="336" w:lineRule="auto" w:after="180"/>
-        <w:shd w:fill="F5F1FB"/>
       </w:pPr>
       <w:r>
         <w:rPr>
@@ -4670,7 +5300,7 @@
     </w:p>
     <w:p>
       <w:pPr>
-        <w:pStyle w:val="Heading3"/>
+        <w:pStyle w:val="Heading2"/>
       </w:pPr>
       <w:r>
         <w:t>05. Connect the explanation to its limit</w:t>
@@ -4681,7 +5311,7 @@
         <w:drawing>
           <wp:inline xmlns:a="http://schemas.openxmlformats.org/drawingml/2006/main" xmlns:pic="http://schemas.openxmlformats.org/drawingml/2006/picture">
             <wp:extent cx="5486400" cy="2834640"/>
-            <wp:docPr id="6" name="Picture 6" descr="A Boolean condition represents a yes-or-no result. And requires both conditions; checking only one boundary would accept values outside the intended interval. Limit: This condition checks a declared numeric interval, not identity or authorisation; unexpected input types need separate handling."/>
+            <wp:docPr id="8" name="Picture 8" descr="A Boolean condition represents a yes-or-no result. And requires both conditions; checking only one boundary would accept values outside the intended interval. Limit: This condition checks a declared numeric interval, not identity or authorisation; unexpected input types need separate handling."/>
             <wp:cNvGraphicFramePr>
               <a:graphicFrameLocks noChangeAspect="1"/>
             </wp:cNvGraphicFramePr>
@@ -4761,7 +5391,6 @@
     <w:p>
       <w:pPr>
         <w:spacing w:line="336" w:lineRule="auto" w:after="180"/>
-        <w:shd w:fill="F5F1FB"/>
       </w:pPr>
       <w:r>
         <w:rPr>
@@ -4772,7 +5401,7 @@
     </w:p>
     <w:p>
       <w:pPr>
-        <w:pStyle w:val="Heading3"/>
+        <w:pStyle w:val="Heading2"/>
       </w:pPr>
       <w:r>
         <w:t>06. Make the idea visible in your project</w:t>
@@ -4783,7 +5412,7 @@
         <w:drawing>
           <wp:inline xmlns:a="http://schemas.openxmlformats.org/drawingml/2006/main" xmlns:pic="http://schemas.openxmlformats.org/drawingml/2006/picture">
             <wp:extent cx="5486400" cy="3681984"/>
-            <wp:docPr id="7" name="Picture 7" descr="For Python readiness before the Responsible Plant Classifier, retain a trace of the values, the predicted outputs and the changed-case explanation. Use actual Python 3 results to check the prediction after reasoning first. Draw your input, deciding step, result and limit. Supported question: Give both comparison results for ages 11, 15 and 16. Which comparison rejects each outside value, and why does and matter?"/>
+            <wp:docPr id="9" name="Picture 9" descr="For Python readiness before the Responsible Plant Classifier, retain a trace of the values, the predicted outputs and the changed-case explanation. Use actual Python 3 results to check the prediction after reasoning first. Draw your input, deciding step, result and limit. Supported question: Give both comparison results for ages 11, 15 and 16. Which comparison rejects each outside value, and why does and matter?"/>
             <wp:cNvGraphicFramePr>
               <a:graphicFrameLocks noChangeAspect="1"/>
             </wp:cNvGraphicFramePr>
@@ -4899,7 +5528,6 @@
     <w:p>
       <w:pPr>
         <w:spacing w:line="336" w:lineRule="auto" w:after="180"/>
-        <w:shd w:fill="F5F1FB"/>
       </w:pPr>
       <w:r>
         <w:rPr>
@@ -4918,6 +5546,62 @@
           <w:b w:val="0"/>
         </w:rPr>
         <w:t>.</w:t>
+      </w:r>
+    </w:p>
+    <w:p>
+      <w:pPr>
+        <w:pStyle w:val="Heading2"/>
+      </w:pPr>
+      <w:r>
+        <w:t>Earlier wording, alternatives and picture transcripts · reference / check after trying</w:t>
+      </w:r>
+    </w:p>
+    <w:p>
+      <w:pPr>
+        <w:pStyle w:val="Heading3"/>
+      </w:pPr>
+      <w:r>
+        <w:t>01. Boolean conditions: the case</w:t>
+      </w:r>
+    </w:p>
+    <w:p>
+      <w:pPr>
+        <w:pStyle w:val="Heading3"/>
+      </w:pPr>
+      <w:r>
+        <w:t>02. Follow the deciding steps</w:t>
+      </w:r>
+    </w:p>
+    <w:p>
+      <w:pPr>
+        <w:pStyle w:val="Heading3"/>
+      </w:pPr>
+      <w:r>
+        <w:t>03. Two requirements must both hold</w:t>
+      </w:r>
+    </w:p>
+    <w:p>
+      <w:pPr>
+        <w:pStyle w:val="Heading3"/>
+      </w:pPr>
+      <w:r>
+        <w:t>04. Change one thing. Trace what follows.</w:t>
+      </w:r>
+    </w:p>
+    <w:p>
+      <w:pPr>
+        <w:pStyle w:val="Heading3"/>
+      </w:pPr>
+      <w:r>
+        <w:t>05. Connect the explanation to its limit</w:t>
+      </w:r>
+    </w:p>
+    <w:p>
+      <w:pPr>
+        <w:pStyle w:val="Heading3"/>
+      </w:pPr>
+      <w:r>
+        <w:t>06. Make the idea visible in your project</w:t>
       </w:r>
     </w:p>
     <w:sectPr>
